--- a/Resume/Ram Mohan Kotni-Java-FullStack Lead.docx
+++ b/Resume/Ram Mohan Kotni-Java-FullStack Lead.docx
@@ -396,7 +396,29 @@
           <w:sz w:val="20"/>
           <w:szCs w:val="20"/>
         </w:rPr>
-        <w:t>16 years of experience</w:t>
+        <w:t>1</w:t>
+      </w:r>
+      <w:r>
+        <w:rPr>
+          <w:rFonts w:ascii="Verdana" w:hAnsi="Verdana" w:cs="Arial"/>
+          <w:b/>
+          <w:bCs/>
+          <w:color w:val="000000" w:themeColor="text1"/>
+          <w:sz w:val="20"/>
+          <w:szCs w:val="20"/>
+        </w:rPr>
+        <w:t>7</w:t>
+      </w:r>
+      <w:r>
+        <w:rPr>
+          <w:rFonts w:ascii="Verdana" w:hAnsi="Verdana" w:cs="Arial"/>
+          <w:b/>
+          <w:bCs/>
+          <w:color w:val="000000" w:themeColor="text1"/>
+          <w:sz w:val="20"/>
+          <w:szCs w:val="20"/>
+        </w:rPr>
+        <w:t xml:space="preserve"> years of experience</w:t>
       </w:r>
       <w:r>
         <w:rPr>
@@ -726,7 +748,25 @@
           <w:sz w:val="20"/>
           <w:szCs w:val="20"/>
         </w:rPr>
-        <w:t xml:space="preserve"> with 16 years of proven experience in designing, developing, and optimizing complex software systems. I specialize in leveraging </w:t>
+        <w:t xml:space="preserve"> with 1</w:t>
+      </w:r>
+      <w:r>
+        <w:rPr>
+          <w:rFonts w:ascii="Verdana" w:hAnsi="Verdana" w:cs="Arial"/>
+          <w:color w:val="000000" w:themeColor="text1"/>
+          <w:sz w:val="20"/>
+          <w:szCs w:val="20"/>
+        </w:rPr>
+        <w:t>7</w:t>
+      </w:r>
+      <w:r>
+        <w:rPr>
+          <w:rFonts w:ascii="Verdana" w:hAnsi="Verdana" w:cs="Arial"/>
+          <w:color w:val="000000" w:themeColor="text1"/>
+          <w:sz w:val="20"/>
+          <w:szCs w:val="20"/>
+        </w:rPr>
+        <w:t xml:space="preserve"> years of proven experience in designing, developing, and optimizing complex software systems. I specialize in leveraging </w:t>
       </w:r>
       <w:r>
         <w:rPr>
@@ -2378,43 +2418,7 @@
           <w:sz w:val="20"/>
           <w:szCs w:val="20"/>
         </w:rPr>
-        <w:t>Refactored and integrated common code for 10+ entities (</w:t>
-      </w:r>
-      <w:r>
-        <w:rPr>
-          <w:rFonts w:ascii="Verdana" w:eastAsia="Verdana" w:hAnsi="Verdana" w:cs="Verdana"/>
-          <w:color w:val="000000" w:themeColor="text1"/>
-          <w:sz w:val="20"/>
-          <w:szCs w:val="20"/>
-        </w:rPr>
-        <w:t>Breaker Switch</w:t>
-      </w:r>
-      <w:r>
-        <w:rPr>
-          <w:rFonts w:ascii="Verdana" w:eastAsia="Verdana" w:hAnsi="Verdana" w:cs="Verdana"/>
-          <w:color w:val="000000" w:themeColor="text1"/>
-          <w:sz w:val="20"/>
-          <w:szCs w:val="20"/>
-        </w:rPr>
-        <w:t xml:space="preserve">, Generators, Lines, </w:t>
-      </w:r>
-      <w:r>
-        <w:rPr>
-          <w:rFonts w:ascii="Verdana" w:eastAsia="Verdana" w:hAnsi="Verdana" w:cs="Verdana"/>
-          <w:color w:val="000000" w:themeColor="text1"/>
-          <w:sz w:val="20"/>
-          <w:szCs w:val="20"/>
-        </w:rPr>
-        <w:t>Load Resources</w:t>
-      </w:r>
-      <w:r>
-        <w:rPr>
-          <w:rFonts w:ascii="Verdana" w:eastAsia="Verdana" w:hAnsi="Verdana" w:cs="Verdana"/>
-          <w:color w:val="000000" w:themeColor="text1"/>
-          <w:sz w:val="20"/>
-          <w:szCs w:val="20"/>
-        </w:rPr>
-        <w:t>, etc.), improving code reusability and reducing redundancy by 30%.</w:t>
+        <w:t>Refactored and integrated common code for 10+ entities (Breaker Switch, Generators, Lines, Load Resources, etc.), improving code reusability and reducing redundancy by 30%.</w:t>
       </w:r>
     </w:p>
     <w:p>
@@ -2606,25 +2610,7 @@
           <w:sz w:val="20"/>
           <w:szCs w:val="20"/>
         </w:rPr>
-        <w:t xml:space="preserve">Investigated and resolved file attachment issues, identifying limitations in the Lastline API for unsupported file types </w:t>
-      </w:r>
-      <w:r>
-        <w:rPr>
-          <w:rFonts w:ascii="Verdana" w:eastAsia="Verdana" w:hAnsi="Verdana" w:cs="Verdana"/>
-          <w:color w:val="000000" w:themeColor="text1"/>
-          <w:sz w:val="20"/>
-          <w:szCs w:val="20"/>
-        </w:rPr>
-        <w:t>like. dyr</w:t>
-      </w:r>
-      <w:r>
-        <w:rPr>
-          <w:rFonts w:ascii="Verdana" w:eastAsia="Verdana" w:hAnsi="Verdana" w:cs="Verdana"/>
-          <w:color w:val="000000" w:themeColor="text1"/>
-          <w:sz w:val="20"/>
-          <w:szCs w:val="20"/>
-        </w:rPr>
-        <w:t>, improving file handling efficiency by 20%.</w:t>
+        <w:t>Investigated and resolved file attachment issues, identifying limitations in the Lastline API for unsupported file types like. dyr, improving file handling efficiency by 20%.</w:t>
       </w:r>
       <w:r>
         <w:rPr>
@@ -5868,29 +5854,7 @@
           <w:sz w:val="20"/>
           <w:szCs w:val="20"/>
         </w:rPr>
-        <w:t xml:space="preserve">, enabling advanced file operations and mimicking </w:t>
-      </w:r>
-      <w:proofErr w:type="spellStart"/>
-      <w:r>
-        <w:rPr>
-          <w:rStyle w:val="normaltextrun"/>
-          <w:rFonts w:ascii="Verdana" w:eastAsia="Arial" w:hAnsi="Verdana" w:cs="Arial"/>
-          <w:color w:val="000000" w:themeColor="text1"/>
-          <w:sz w:val="20"/>
-          <w:szCs w:val="20"/>
-        </w:rPr>
-        <w:t>Agile’s</w:t>
-      </w:r>
-      <w:proofErr w:type="spellEnd"/>
-      <w:r>
-        <w:rPr>
-          <w:rStyle w:val="normaltextrun"/>
-          <w:rFonts w:ascii="Verdana" w:eastAsia="Arial" w:hAnsi="Verdana" w:cs="Arial"/>
-          <w:color w:val="000000" w:themeColor="text1"/>
-          <w:sz w:val="20"/>
-          <w:szCs w:val="20"/>
-        </w:rPr>
-        <w:t xml:space="preserve"> OOTB features, improving user experience by 20%.</w:t>
+        <w:t>, enabling advanced file operations and mimicking Agile’s OOTB features, improving user experience by 20%.</w:t>
       </w:r>
     </w:p>
     <w:p>
@@ -9182,6 +9146,7 @@
   <w:style w:type="character" w:default="1" w:styleId="DefaultParagraphFont">
     <w:name w:val="Default Paragraph Font"/>
     <w:uiPriority w:val="1"/>
+    <w:semiHidden/>
     <w:unhideWhenUsed/>
   </w:style>
   <w:style w:type="table" w:default="1" w:styleId="TableNormal">

--- a/Resume/Ram Mohan Kotni-Java-FullStack Lead.docx
+++ b/Resume/Ram Mohan Kotni-Java-FullStack Lead.docx
@@ -60,37 +60,8 @@
         </w:rPr>
       </w:pPr>
       <w:r>
-        <w:rPr>
-          <w:rStyle w:val="normaltextrun"/>
-          <w:rFonts w:ascii="Arial" w:eastAsia="Arial" w:hAnsi="Arial" w:cs="Arial"/>
-          <w:caps/>
-          <w:color w:val="000000" w:themeColor="text1"/>
-          <w:sz w:val="28"/>
-          <w:szCs w:val="28"/>
-        </w:rPr>
-        <w:t xml:space="preserve">JAVA FULL STACK </w:t>
-      </w:r>
-      <w:r>
-        <w:rPr>
-          <w:rStyle w:val="normaltextrun"/>
-          <w:rFonts w:ascii="Arial" w:eastAsia="Arial" w:hAnsi="Arial" w:cs="Arial"/>
-          <w:caps/>
-          <w:color w:val="000000" w:themeColor="text1"/>
-          <w:sz w:val="28"/>
-          <w:szCs w:val="28"/>
-        </w:rPr>
-        <w:t>DEVELOPER</w:t>
-      </w:r>
-      <w:r>
-        <w:rPr>
-          <w:rStyle w:val="normaltextrun"/>
-          <w:rFonts w:ascii="Arial" w:eastAsia="Arial" w:hAnsi="Arial" w:cs="Arial"/>
-          <w:caps/>
-          <w:color w:val="000000" w:themeColor="text1"/>
-          <w:sz w:val="28"/>
-          <w:szCs w:val="28"/>
-        </w:rPr>
-        <w:t> </w:t>
+        <w:rPr/>
+        <w:t>Senior Java Full Stack Engineer</w:t>
       </w:r>
     </w:p>
     <w:p>
@@ -105,134 +76,8 @@
         </w:rPr>
       </w:pPr>
       <w:r>
-        <w:rPr>
-          <w:rStyle w:val="normaltextrun"/>
-          <w:rFonts w:ascii="Arial Black" w:eastAsia="Arial Black" w:hAnsi="Arial Black" w:cs="Arial Black"/>
-          <w:b/>
-          <w:bCs/>
-          <w:color w:val="000000" w:themeColor="text1"/>
-        </w:rPr>
-        <w:t xml:space="preserve">Austin, </w:t>
-      </w:r>
-      <w:r>
-        <w:rPr>
-          <w:rStyle w:val="normaltextrun"/>
-          <w:rFonts w:ascii="Arial Black" w:eastAsia="Arial Black" w:hAnsi="Arial Black" w:cs="Arial Black"/>
-          <w:b/>
-          <w:bCs/>
-          <w:color w:val="000000" w:themeColor="text1"/>
-        </w:rPr>
-        <w:t xml:space="preserve">TX </w:t>
-      </w:r>
-      <w:r>
-        <w:rPr>
-          <w:rStyle w:val="normaltextrun"/>
-          <w:rFonts w:ascii="Arial Black" w:eastAsia="Arial Black" w:hAnsi="Arial Black" w:cs="Arial Black"/>
-          <w:b/>
-          <w:bCs/>
-          <w:color w:val="000000" w:themeColor="text1"/>
-        </w:rPr>
-        <w:t xml:space="preserve">| </w:t>
-      </w:r>
-      <w:r>
-        <w:rPr>
-          <w:rStyle w:val="normaltextrun"/>
-          <w:rFonts w:ascii="Arial Black" w:eastAsia="Arial Black" w:hAnsi="Arial Black" w:cs="Arial Black"/>
-          <w:b/>
-          <w:bCs/>
-          <w:color w:val="000000" w:themeColor="text1"/>
-        </w:rPr>
-        <w:t>603</w:t>
-      </w:r>
-      <w:r>
-        <w:rPr>
-          <w:rStyle w:val="normaltextrun"/>
-          <w:rFonts w:ascii="Arial Black" w:eastAsia="Arial Black" w:hAnsi="Arial Black" w:cs="Arial Black"/>
-          <w:b/>
-          <w:bCs/>
-          <w:color w:val="000000" w:themeColor="text1"/>
-        </w:rPr>
-        <w:t>.</w:t>
-      </w:r>
-      <w:r>
-        <w:rPr>
-          <w:rStyle w:val="normaltextrun"/>
-          <w:rFonts w:ascii="Arial Black" w:eastAsia="Arial Black" w:hAnsi="Arial Black" w:cs="Arial Black"/>
-          <w:b/>
-          <w:bCs/>
-          <w:color w:val="000000" w:themeColor="text1"/>
-        </w:rPr>
-        <w:t>858</w:t>
-      </w:r>
-      <w:r>
-        <w:rPr>
-          <w:rStyle w:val="normaltextrun"/>
-          <w:rFonts w:ascii="Arial Black" w:eastAsia="Arial Black" w:hAnsi="Arial Black" w:cs="Arial Black"/>
-          <w:b/>
-          <w:bCs/>
-          <w:color w:val="000000" w:themeColor="text1"/>
-        </w:rPr>
-        <w:t>.</w:t>
-      </w:r>
-      <w:r>
-        <w:rPr>
-          <w:rStyle w:val="normaltextrun"/>
-          <w:rFonts w:ascii="Arial Black" w:eastAsia="Arial Black" w:hAnsi="Arial Black" w:cs="Arial Black"/>
-          <w:b/>
-          <w:bCs/>
-          <w:color w:val="000000" w:themeColor="text1"/>
-        </w:rPr>
-        <w:t>7546</w:t>
-      </w:r>
-      <w:r>
-        <w:rPr>
-          <w:rStyle w:val="contentcontrolboundarysink"/>
-          <w:rFonts w:ascii="Arial" w:eastAsia="Arial" w:hAnsi="Arial" w:cs="Arial"/>
-          <w:b/>
-          <w:bCs/>
-          <w:color w:val="000000" w:themeColor="text1"/>
-        </w:rPr>
-        <w:t xml:space="preserve"> |</w:t>
-      </w:r>
-      <w:r>
-        <w:rPr>
-          <w:rStyle w:val="normaltextrun"/>
-          <w:rFonts w:ascii="Arial Black" w:eastAsia="Arial Black" w:hAnsi="Arial Black" w:cs="Arial Black"/>
-          <w:b/>
-          <w:bCs/>
-          <w:color w:val="000000" w:themeColor="text1"/>
-        </w:rPr>
-        <w:t xml:space="preserve"> </w:t>
-      </w:r>
-      <w:r>
-        <w:rPr>
-          <w:rStyle w:val="normaltextrun"/>
-          <w:rFonts w:ascii="Arial Black" w:eastAsia="Arial Black" w:hAnsi="Arial Black" w:cs="Arial Black"/>
-          <w:b/>
-          <w:bCs/>
-          <w:color w:val="000000" w:themeColor="text1"/>
-        </w:rPr>
-        <w:t>ramkotni@gmail.com |</w:t>
-      </w:r>
-      <w:r>
-        <w:rPr>
-          <w:rStyle w:val="normaltextrun"/>
-          <w:rFonts w:ascii="Arial Black" w:eastAsia="Arial Black" w:hAnsi="Arial Black" w:cs="Arial Black"/>
-          <w:b/>
-          <w:bCs/>
-          <w:color w:val="000000" w:themeColor="text1"/>
-        </w:rPr>
-        <w:t xml:space="preserve"> </w:t>
-      </w:r>
-      <w:hyperlink r:id="rId5">
-        <w:r>
-          <w:rPr>
-            <w:rStyle w:val="Hyperlink"/>
-            <w:rFonts w:ascii="Calibri" w:eastAsia="Calibri" w:hAnsi="Calibri" w:cs="Calibri"/>
-          </w:rPr>
-          <w:t>https://www.linkedin.com/in/ramkotni/</w:t>
-        </w:r>
-      </w:hyperlink>
+        <w:t>Austin, TX  603-858-7546  mohankotni77@gmail.com  https://www.linkedin.com/in/ramkotni/</w:t>
+      </w:r>
     </w:p>
     <w:p>
       <w:pPr>
@@ -299,342 +144,65 @@
       </w:pPr>
       <w:r>
         <w:rPr>
-          <w:rStyle w:val="normaltextrun"/>
           <w:rFonts w:ascii="Verdana" w:hAnsi="Verdana"/>
           <w:b/>
-          <w:bCs/>
           <w:color w:val="000000"/>
           <w:sz w:val="20"/>
-          <w:szCs w:val="20"/>
-          <w:bdr w:val="none" w:sz="0" w:space="0" w:color="auto" w:frame="1"/>
-        </w:rPr>
-        <w:t>Objective</w:t>
-      </w:r>
-      <w:r>
-        <w:rPr>
-          <w:rStyle w:val="normaltextrun"/>
+        </w:rPr>
+        <w:t>Executive Summary:</w:t>
+      </w:r>
+    </w:p>
+    <w:p>
+      <w:pPr>
+        <w:pStyle w:val="paragraph"/>
+        <w:spacing w:before="0" w:beforeAutospacing="0" w:after="0" w:afterAutospacing="0"/>
+        <w:rPr>
+          <w:rFonts w:ascii="Verdana" w:hAnsi="Verdana" w:cs="Arial"/>
+          <w:color w:val="000000" w:themeColor="text1"/>
+          <w:sz w:val="20"/>
+          <w:szCs w:val="20"/>
+        </w:rPr>
+      </w:pPr>
+      <w:r>
+        <w:rPr/>
+        <w:t>Senior Java Full Stack Engineer with 18 years of experience building scalable, cloud-native, and high-performance enterprise systems. Expert in Java 17+, Spring Boot, JAX-RS, Microservices, Angular, Kafka, and distributed system design. Proven track record delivering mission-critical applications across energy, robotics, and healthcare domains. Strong in backend engineering, API architecture, AWS/GCP deployments, and DevOps automation, with consistent delivery of reliability and performance improvements.</w:t>
+      </w:r>
+    </w:p>
+    <w:p>
+      <w:pPr>
+        <w:pStyle w:val="paragraph"/>
+        <w:spacing w:before="0" w:beforeAutospacing="0" w:after="0" w:afterAutospacing="0"/>
+        <w:rPr>
+          <w:rStyle w:val="normaltextrun"/>
+          <w:rFonts w:ascii="Verdana" w:hAnsi="Verdana" w:cs="Arial"/>
+          <w:color w:val="000000" w:themeColor="text1"/>
+          <w:sz w:val="20"/>
+          <w:szCs w:val="20"/>
+        </w:rPr>
+      </w:pPr>
+    </w:p>
+    <w:p>
+      <w:pPr>
+        <w:pStyle w:val="paragraph"/>
+        <w:spacing w:before="0" w:beforeAutospacing="0" w:after="0" w:afterAutospacing="0"/>
+        <w:textAlignment w:val="baseline"/>
+        <w:rPr>
+          <w:rFonts w:ascii="Verdana" w:hAnsi="Verdana" w:cs="Segoe UI"/>
+          <w:b/>
+          <w:bCs/>
+          <w:color w:val="000000"/>
+          <w:sz w:val="20"/>
+          <w:szCs w:val="20"/>
+        </w:rPr>
+      </w:pPr>
+      <w:r>
+        <w:rPr>
           <w:rFonts w:ascii="Verdana" w:hAnsi="Verdana"/>
           <w:b/>
-          <w:bCs/>
           <w:color w:val="000000"/>
           <w:sz w:val="20"/>
-          <w:szCs w:val="20"/>
-          <w:bdr w:val="none" w:sz="0" w:space="0" w:color="auto" w:frame="1"/>
-        </w:rPr>
-        <w:t>:</w:t>
-      </w:r>
-    </w:p>
-    <w:p>
-      <w:pPr>
-        <w:pStyle w:val="paragraph"/>
-        <w:spacing w:before="0" w:beforeAutospacing="0" w:after="0" w:afterAutospacing="0"/>
-        <w:rPr>
-          <w:rStyle w:val="normaltextrun"/>
-          <w:rFonts w:ascii="Verdana" w:hAnsi="Verdana" w:cs="Arial"/>
-          <w:color w:val="000000" w:themeColor="text1"/>
-          <w:sz w:val="20"/>
-          <w:szCs w:val="20"/>
-        </w:rPr>
-      </w:pPr>
-      <w:r>
-        <w:rPr>
-          <w:rStyle w:val="contentcontrolboundarysink"/>
-          <w:rFonts w:ascii="Arial" w:hAnsi="Arial" w:cs="Arial"/>
-          <w:b/>
-          <w:bCs/>
-          <w:color w:val="000000" w:themeColor="text1"/>
-          <w:sz w:val="20"/>
-          <w:szCs w:val="20"/>
-        </w:rPr>
-        <w:t>​</w:t>
-      </w:r>
-      <w:r>
-        <w:rPr>
-          <w:rStyle w:val="normaltextrun"/>
-          <w:rFonts w:asciiTheme="minorHAnsi" w:eastAsiaTheme="minorEastAsia" w:hAnsiTheme="minorHAnsi" w:cstheme="minorBidi"/>
-          <w:color w:val="000000" w:themeColor="text1"/>
-          <w:sz w:val="20"/>
-          <w:szCs w:val="20"/>
-        </w:rPr>
-        <w:t>​</w:t>
-      </w:r>
-      <w:r>
-        <w:rPr>
-          <w:rFonts w:ascii="Verdana" w:hAnsi="Verdana" w:cs="Arial"/>
-          <w:color w:val="000000" w:themeColor="text1"/>
-          <w:sz w:val="20"/>
-          <w:szCs w:val="20"/>
-        </w:rPr>
-        <w:t xml:space="preserve">To obtain a challenging </w:t>
-      </w:r>
-      <w:r>
-        <w:rPr>
-          <w:rFonts w:ascii="Verdana" w:hAnsi="Verdana" w:cs="Arial"/>
-          <w:b/>
-          <w:bCs/>
-          <w:color w:val="000000" w:themeColor="text1"/>
-          <w:sz w:val="20"/>
-          <w:szCs w:val="20"/>
-        </w:rPr>
-        <w:t>Java Full Stack Developer</w:t>
-      </w:r>
-      <w:r>
-        <w:rPr>
-          <w:rFonts w:ascii="Verdana" w:hAnsi="Verdana" w:cs="Arial"/>
-          <w:color w:val="000000" w:themeColor="text1"/>
-          <w:sz w:val="20"/>
-          <w:szCs w:val="20"/>
-        </w:rPr>
-        <w:t xml:space="preserve"> position in a dynamic and innovative organization, leveraging my </w:t>
-      </w:r>
-      <w:r>
-        <w:rPr>
-          <w:rFonts w:ascii="Verdana" w:hAnsi="Verdana" w:cs="Arial"/>
-          <w:b/>
-          <w:bCs/>
-          <w:color w:val="000000" w:themeColor="text1"/>
-          <w:sz w:val="20"/>
-          <w:szCs w:val="20"/>
-        </w:rPr>
-        <w:t>1</w:t>
-      </w:r>
-      <w:r>
-        <w:rPr>
-          <w:rFonts w:ascii="Verdana" w:hAnsi="Verdana" w:cs="Arial"/>
-          <w:b/>
-          <w:bCs/>
-          <w:color w:val="000000" w:themeColor="text1"/>
-          <w:sz w:val="20"/>
-          <w:szCs w:val="20"/>
-        </w:rPr>
-        <w:t>7</w:t>
-      </w:r>
-      <w:r>
-        <w:rPr>
-          <w:rFonts w:ascii="Verdana" w:hAnsi="Verdana" w:cs="Arial"/>
-          <w:b/>
-          <w:bCs/>
-          <w:color w:val="000000" w:themeColor="text1"/>
-          <w:sz w:val="20"/>
-          <w:szCs w:val="20"/>
-        </w:rPr>
-        <w:t xml:space="preserve"> years of experience</w:t>
-      </w:r>
-      <w:r>
-        <w:rPr>
-          <w:rFonts w:ascii="Verdana" w:hAnsi="Verdana" w:cs="Arial"/>
-          <w:color w:val="000000" w:themeColor="text1"/>
-          <w:sz w:val="20"/>
-          <w:szCs w:val="20"/>
-        </w:rPr>
-        <w:t xml:space="preserve"> in designing and developing scalable </w:t>
-      </w:r>
-      <w:r>
-        <w:rPr>
-          <w:rFonts w:ascii="Verdana" w:hAnsi="Verdana" w:cs="Arial"/>
-          <w:b/>
-          <w:bCs/>
-          <w:color w:val="000000" w:themeColor="text1"/>
-          <w:sz w:val="20"/>
-          <w:szCs w:val="20"/>
-        </w:rPr>
-        <w:t>Java applications</w:t>
-      </w:r>
-      <w:r>
-        <w:rPr>
-          <w:rFonts w:ascii="Verdana" w:hAnsi="Verdana" w:cs="Arial"/>
-          <w:color w:val="000000" w:themeColor="text1"/>
-          <w:sz w:val="20"/>
-          <w:szCs w:val="20"/>
-        </w:rPr>
-        <w:t xml:space="preserve">, </w:t>
-      </w:r>
-      <w:r>
-        <w:rPr>
-          <w:rFonts w:ascii="Verdana" w:hAnsi="Verdana" w:cs="Arial"/>
-          <w:b/>
-          <w:bCs/>
-          <w:color w:val="000000" w:themeColor="text1"/>
-          <w:sz w:val="20"/>
-          <w:szCs w:val="20"/>
-        </w:rPr>
-        <w:t>cloud expertise</w:t>
-      </w:r>
-      <w:r>
-        <w:rPr>
-          <w:rFonts w:ascii="Verdana" w:hAnsi="Verdana" w:cs="Arial"/>
-          <w:color w:val="000000" w:themeColor="text1"/>
-          <w:sz w:val="20"/>
-          <w:szCs w:val="20"/>
-        </w:rPr>
-        <w:t xml:space="preserve">, and proficiency in </w:t>
-      </w:r>
-      <w:r>
-        <w:rPr>
-          <w:rFonts w:ascii="Verdana" w:hAnsi="Verdana" w:cs="Arial"/>
-          <w:b/>
-          <w:bCs/>
-          <w:color w:val="000000" w:themeColor="text1"/>
-          <w:sz w:val="20"/>
-          <w:szCs w:val="20"/>
-        </w:rPr>
-        <w:t>Spring Boot</w:t>
-      </w:r>
-      <w:r>
-        <w:rPr>
-          <w:rFonts w:ascii="Verdana" w:hAnsi="Verdana" w:cs="Arial"/>
-          <w:color w:val="000000" w:themeColor="text1"/>
-          <w:sz w:val="20"/>
-          <w:szCs w:val="20"/>
-        </w:rPr>
-        <w:t xml:space="preserve">, </w:t>
-      </w:r>
-      <w:r>
-        <w:rPr>
-          <w:rFonts w:ascii="Verdana" w:hAnsi="Verdana" w:cs="Arial"/>
-          <w:b/>
-          <w:bCs/>
-          <w:color w:val="000000" w:themeColor="text1"/>
-          <w:sz w:val="20"/>
-          <w:szCs w:val="20"/>
-        </w:rPr>
-        <w:t>Microservices Architecture</w:t>
-      </w:r>
-      <w:r>
-        <w:rPr>
-          <w:rFonts w:ascii="Verdana" w:hAnsi="Verdana" w:cs="Arial"/>
-          <w:color w:val="000000" w:themeColor="text1"/>
-          <w:sz w:val="20"/>
-          <w:szCs w:val="20"/>
-        </w:rPr>
-        <w:t xml:space="preserve">, </w:t>
-      </w:r>
-      <w:r>
-        <w:rPr>
-          <w:rFonts w:ascii="Verdana" w:hAnsi="Verdana" w:cs="Arial"/>
-          <w:b/>
-          <w:bCs/>
-          <w:color w:val="000000" w:themeColor="text1"/>
-          <w:sz w:val="20"/>
-          <w:szCs w:val="20"/>
-        </w:rPr>
-        <w:t>Angular</w:t>
-      </w:r>
-      <w:r>
-        <w:rPr>
-          <w:rFonts w:ascii="Verdana" w:hAnsi="Verdana" w:cs="Arial"/>
-          <w:color w:val="000000" w:themeColor="text1"/>
-          <w:sz w:val="20"/>
-          <w:szCs w:val="20"/>
-        </w:rPr>
-        <w:t xml:space="preserve">, and </w:t>
-      </w:r>
-      <w:r>
-        <w:rPr>
-          <w:rFonts w:ascii="Verdana" w:hAnsi="Verdana" w:cs="Arial"/>
-          <w:b/>
-          <w:bCs/>
-          <w:color w:val="000000" w:themeColor="text1"/>
-          <w:sz w:val="20"/>
-          <w:szCs w:val="20"/>
-        </w:rPr>
-        <w:t>Java (8 and beyond)</w:t>
-      </w:r>
-      <w:r>
-        <w:rPr>
-          <w:rFonts w:ascii="Verdana" w:hAnsi="Verdana" w:cs="Arial"/>
-          <w:color w:val="000000" w:themeColor="text1"/>
-          <w:sz w:val="20"/>
-          <w:szCs w:val="20"/>
-        </w:rPr>
-        <w:t xml:space="preserve">. I am committed to building </w:t>
-      </w:r>
-      <w:r>
-        <w:rPr>
-          <w:rFonts w:ascii="Verdana" w:hAnsi="Verdana" w:cs="Arial"/>
-          <w:b/>
-          <w:bCs/>
-          <w:color w:val="000000" w:themeColor="text1"/>
-          <w:sz w:val="20"/>
-          <w:szCs w:val="20"/>
-        </w:rPr>
-        <w:t>robust, high-performance applications</w:t>
-      </w:r>
-      <w:r>
-        <w:rPr>
-          <w:rFonts w:ascii="Verdana" w:hAnsi="Verdana" w:cs="Arial"/>
-          <w:color w:val="000000" w:themeColor="text1"/>
-          <w:sz w:val="20"/>
-          <w:szCs w:val="20"/>
-        </w:rPr>
-        <w:t xml:space="preserve"> that drive business success and deliver exceptional user experiences.</w:t>
-      </w:r>
-    </w:p>
-    <w:p>
-      <w:pPr>
-        <w:pStyle w:val="paragraph"/>
-        <w:spacing w:before="0" w:beforeAutospacing="0" w:after="0" w:afterAutospacing="0"/>
-        <w:rPr>
-          <w:rStyle w:val="normaltextrun"/>
-          <w:rFonts w:ascii="Verdana" w:hAnsi="Verdana" w:cs="Arial"/>
-          <w:color w:val="000000" w:themeColor="text1"/>
-          <w:sz w:val="20"/>
-          <w:szCs w:val="20"/>
-        </w:rPr>
-      </w:pPr>
-    </w:p>
-    <w:p>
-      <w:pPr>
-        <w:pStyle w:val="paragraph"/>
-        <w:spacing w:before="0" w:beforeAutospacing="0" w:after="0" w:afterAutospacing="0"/>
-        <w:rPr>
-          <w:rStyle w:val="normaltextrun"/>
-          <w:rFonts w:ascii="Verdana" w:hAnsi="Verdana" w:cs="Segoe UI"/>
-          <w:b/>
-          <w:bCs/>
-          <w:color w:val="000000" w:themeColor="text1"/>
-          <w:sz w:val="20"/>
-          <w:szCs w:val="20"/>
-        </w:rPr>
-      </w:pPr>
-    </w:p>
-    <w:p>
-      <w:pPr>
-        <w:pStyle w:val="paragraph"/>
-        <w:spacing w:before="0" w:beforeAutospacing="0" w:after="0" w:afterAutospacing="0"/>
-        <w:textAlignment w:val="baseline"/>
-        <w:rPr>
-          <w:rFonts w:ascii="Verdana" w:hAnsi="Verdana" w:cs="Segoe UI"/>
-          <w:b/>
-          <w:bCs/>
-          <w:color w:val="000000"/>
-          <w:sz w:val="20"/>
-          <w:szCs w:val="20"/>
-        </w:rPr>
-      </w:pPr>
-      <w:r>
-        <w:rPr>
-          <w:rStyle w:val="normaltextrun"/>
-          <w:rFonts w:ascii="Verdana" w:hAnsi="Verdana" w:cs="Segoe UI"/>
-          <w:b/>
-          <w:bCs/>
-          <w:color w:val="000000"/>
-          <w:sz w:val="20"/>
-          <w:szCs w:val="20"/>
-        </w:rPr>
-        <w:t>Professional Summary</w:t>
-      </w:r>
-      <w:r>
-        <w:rPr>
-          <w:rStyle w:val="eop"/>
-          <w:rFonts w:ascii="Verdana" w:hAnsi="Verdana" w:cs="Segoe UI"/>
-          <w:b/>
-          <w:bCs/>
-          <w:color w:val="000000"/>
-          <w:sz w:val="20"/>
-          <w:szCs w:val="20"/>
-        </w:rPr>
-        <w:t> </w:t>
+        </w:rPr>
+        <w:t>Core Competencies</w:t>
       </w:r>
     </w:p>
     <w:p>
@@ -723,780 +291,159 @@
       </w:pPr>
       <w:r>
         <w:rPr>
+          <w:rFonts w:ascii="Verdana" w:hAnsi="Verdana"/>
+          <w:b/>
+          <w:color w:val="000000"/>
+          <w:sz w:val="20"/>
+        </w:rPr>
+        <w:t>Java 17+ • Spring Boot • JAX-RS • Microservices • Angular 16+ • Kafka • REST API Architecture • AWS/GCP • Kubernetes • Docker • CI/CD (Jenkins, GitHub Actions) • Oracle/PostgreSQL • Redis • Event-Driven Systems • Performance Optimization • System Design • Technical Leadership</w:t>
+      </w:r>
+    </w:p>
+    <w:p>
+      <w:pPr>
+        <w:pStyle w:val="paragraph"/>
+        <w:numPr>
+          <w:ilvl w:val="0"/>
+          <w:numId w:val="9"/>
+        </w:numPr>
+        <w:spacing w:before="0" w:beforeAutospacing="0" w:after="0" w:afterAutospacing="0"/>
+        <w:rPr>
           <w:rFonts w:ascii="Verdana" w:hAnsi="Verdana" w:cs="Arial"/>
           <w:color w:val="000000" w:themeColor="text1"/>
           <w:sz w:val="20"/>
           <w:szCs w:val="20"/>
         </w:rPr>
-        <w:t xml:space="preserve">A </w:t>
-      </w:r>
-      <w:r>
+      </w:pPr>
+      <w:r>
+        <w:rPr>
+          <w:rFonts w:ascii="Verdana" w:hAnsi="Verdana"/>
+          <w:b/>
+          <w:color w:val="000000"/>
+          <w:sz w:val="20"/>
+        </w:rPr>
+        <w:t>Professional Summary</w:t>
+      </w:r>
+    </w:p>
+    <w:p>
+      <w:pPr>
+        <w:pStyle w:val="paragraph"/>
+        <w:numPr>
+          <w:ilvl w:val="0"/>
+          <w:numId w:val="9"/>
+        </w:numPr>
+        <w:spacing w:before="0" w:beforeAutospacing="0" w:after="0" w:afterAutospacing="0"/>
         <w:rPr>
           <w:rFonts w:ascii="Verdana" w:hAnsi="Verdana" w:cs="Arial"/>
-          <w:b/>
-          <w:bCs/>
-          <w:color w:val="000000" w:themeColor="text1"/>
-          <w:sz w:val="20"/>
-          <w:szCs w:val="20"/>
-        </w:rPr>
-        <w:t>highly skilled Java Full Stack Developer</w:t>
-      </w:r>
-      <w:r>
+          <w:color w:val="000000" w:themeColor="text1"/>
+          <w:sz w:val="20"/>
+          <w:szCs w:val="20"/>
+        </w:rPr>
+      </w:pPr>
+      <w:r>
+        <w:rPr>
+          <w:rFonts w:ascii="Verdana" w:hAnsi="Verdana"/>
+          <w:b/>
+          <w:color w:val="000000"/>
+          <w:sz w:val="20"/>
+        </w:rPr>
+        <w:t>Architect-level engineer with a strong backend focus (70%) on Java, Spring Boot, microservices, secure API design, and performance tuning.</w:t>
+      </w:r>
+    </w:p>
+    <w:p>
+      <w:pPr>
+        <w:pStyle w:val="paragraph"/>
+        <w:numPr>
+          <w:ilvl w:val="0"/>
+          <w:numId w:val="9"/>
+        </w:numPr>
+        <w:spacing w:before="0" w:beforeAutospacing="0" w:after="0" w:afterAutospacing="0"/>
         <w:rPr>
           <w:rFonts w:ascii="Verdana" w:hAnsi="Verdana" w:cs="Arial"/>
           <w:color w:val="000000" w:themeColor="text1"/>
           <w:sz w:val="20"/>
           <w:szCs w:val="20"/>
         </w:rPr>
-        <w:t xml:space="preserve"> with 1</w:t>
-      </w:r>
-      <w:r>
+      </w:pPr>
+      <w:r>
+        <w:rPr>
+          <w:rFonts w:ascii="Verdana" w:hAnsi="Verdana"/>
+          <w:b/>
+          <w:color w:val="000000"/>
+          <w:sz w:val="20"/>
+        </w:rPr>
+        <w:t>Frontend capability (30%) includes Angular 16+, TypeScript, and responsive UI engineering for enterprise workflows.</w:t>
+      </w:r>
+    </w:p>
+    <w:p>
+      <w:pPr>
+        <w:pStyle w:val="paragraph"/>
+        <w:numPr>
+          <w:ilvl w:val="0"/>
+          <w:numId w:val="9"/>
+        </w:numPr>
+        <w:spacing w:before="0" w:beforeAutospacing="0" w:after="0" w:afterAutospacing="0"/>
         <w:rPr>
           <w:rFonts w:ascii="Verdana" w:hAnsi="Verdana" w:cs="Arial"/>
           <w:color w:val="000000" w:themeColor="text1"/>
           <w:sz w:val="20"/>
           <w:szCs w:val="20"/>
         </w:rPr>
-        <w:t>7</w:t>
-      </w:r>
-      <w:r>
+      </w:pPr>
+      <w:r>
+        <w:rPr>
+          <w:rFonts w:ascii="Verdana" w:hAnsi="Verdana"/>
+          <w:color w:val="000000"/>
+          <w:sz w:val="20"/>
+        </w:rPr>
+        <w:t>Hands-on cloud and DevOps expertise across AWS/GCP, Kubernetes, Docker, and CI/CD automation.</w:t>
+      </w:r>
+    </w:p>
+    <w:p>
+      <w:pPr>
+        <w:pStyle w:val="paragraph"/>
+        <w:numPr>
+          <w:ilvl w:val="0"/>
+          <w:numId w:val="9"/>
+        </w:numPr>
+        <w:spacing w:before="0" w:beforeAutospacing="0" w:after="0" w:afterAutospacing="0"/>
         <w:rPr>
           <w:rFonts w:ascii="Verdana" w:hAnsi="Verdana" w:cs="Arial"/>
           <w:color w:val="000000" w:themeColor="text1"/>
           <w:sz w:val="20"/>
           <w:szCs w:val="20"/>
         </w:rPr>
-        <w:t xml:space="preserve"> years of proven experience in designing, developing, and optimizing complex software systems. I specialize in leveraging </w:t>
-      </w:r>
-      <w:r>
+      </w:pPr>
+      <w:r>
+        <w:rPr>
+          <w:rFonts w:ascii="Verdana" w:hAnsi="Verdana"/>
+          <w:color w:val="000000"/>
+          <w:sz w:val="20"/>
+        </w:rPr>
+        <w:t>Experienced in event-driven architecture using Kafka with strong observability practices (Prometheus, Kibana, Splunk).</w:t>
+      </w:r>
+    </w:p>
+    <w:p>
+      <w:pPr>
+        <w:pStyle w:val="paragraph"/>
+        <w:numPr>
+          <w:ilvl w:val="0"/>
+          <w:numId w:val="9"/>
+        </w:numPr>
+        <w:spacing w:before="0" w:beforeAutospacing="0" w:after="0" w:afterAutospacing="0"/>
         <w:rPr>
           <w:rFonts w:ascii="Verdana" w:hAnsi="Verdana" w:cs="Arial"/>
-          <w:b/>
-          <w:bCs/>
-          <w:color w:val="000000" w:themeColor="text1"/>
-          <w:sz w:val="20"/>
-          <w:szCs w:val="20"/>
-        </w:rPr>
-        <w:t>Spring Boot</w:t>
-      </w:r>
-      <w:r>
-        <w:rPr>
-          <w:rFonts w:ascii="Verdana" w:hAnsi="Verdana" w:cs="Arial"/>
-          <w:color w:val="000000" w:themeColor="text1"/>
-          <w:sz w:val="20"/>
-          <w:szCs w:val="20"/>
-        </w:rPr>
-        <w:t xml:space="preserve">, </w:t>
-      </w:r>
-      <w:r>
-        <w:rPr>
-          <w:rFonts w:ascii="Verdana" w:hAnsi="Verdana" w:cs="Arial"/>
-          <w:b/>
-          <w:bCs/>
-          <w:color w:val="000000" w:themeColor="text1"/>
-          <w:sz w:val="20"/>
-          <w:szCs w:val="20"/>
-        </w:rPr>
-        <w:t>Microservices Architecture</w:t>
-      </w:r>
-      <w:r>
-        <w:rPr>
-          <w:rFonts w:ascii="Verdana" w:hAnsi="Verdana" w:cs="Arial"/>
-          <w:color w:val="000000" w:themeColor="text1"/>
-          <w:sz w:val="20"/>
-          <w:szCs w:val="20"/>
-        </w:rPr>
-        <w:t xml:space="preserve">, </w:t>
-      </w:r>
-      <w:r>
-        <w:rPr>
-          <w:rFonts w:ascii="Verdana" w:hAnsi="Verdana" w:cs="Arial"/>
-          <w:b/>
-          <w:bCs/>
-          <w:color w:val="000000" w:themeColor="text1"/>
-          <w:sz w:val="20"/>
-          <w:szCs w:val="20"/>
-        </w:rPr>
-        <w:t>Angular</w:t>
-      </w:r>
-      <w:r>
-        <w:rPr>
-          <w:rFonts w:ascii="Verdana" w:hAnsi="Verdana" w:cs="Arial"/>
-          <w:color w:val="000000" w:themeColor="text1"/>
-          <w:sz w:val="20"/>
-          <w:szCs w:val="20"/>
-        </w:rPr>
-        <w:t xml:space="preserve">, and </w:t>
-      </w:r>
-      <w:r>
-        <w:rPr>
-          <w:rFonts w:ascii="Verdana" w:hAnsi="Verdana" w:cs="Arial"/>
-          <w:b/>
-          <w:bCs/>
-          <w:color w:val="000000" w:themeColor="text1"/>
-          <w:sz w:val="20"/>
-          <w:szCs w:val="20"/>
-        </w:rPr>
-        <w:t>Java (8 and beyond)</w:t>
-      </w:r>
-      <w:r>
-        <w:rPr>
-          <w:rFonts w:ascii="Verdana" w:hAnsi="Verdana" w:cs="Arial"/>
-          <w:color w:val="000000" w:themeColor="text1"/>
-          <w:sz w:val="20"/>
-          <w:szCs w:val="20"/>
-        </w:rPr>
-        <w:t xml:space="preserve"> to build scalable, high-performance applications that drive business success.</w:t>
-      </w:r>
-    </w:p>
-    <w:p>
-      <w:pPr>
-        <w:pStyle w:val="paragraph"/>
-        <w:numPr>
-          <w:ilvl w:val="0"/>
-          <w:numId w:val="9"/>
-        </w:numPr>
-        <w:spacing w:before="0" w:beforeAutospacing="0" w:after="0" w:afterAutospacing="0"/>
-        <w:rPr>
-          <w:rFonts w:ascii="Verdana" w:hAnsi="Verdana" w:cs="Arial"/>
-          <w:b/>
-          <w:bCs/>
-          <w:color w:val="000000" w:themeColor="text1"/>
-          <w:sz w:val="20"/>
-          <w:szCs w:val="20"/>
-        </w:rPr>
-      </w:pPr>
-      <w:r>
-        <w:rPr>
-          <w:rFonts w:ascii="Verdana" w:hAnsi="Verdana" w:cs="Arial"/>
-          <w:b/>
-          <w:bCs/>
-          <w:color w:val="000000" w:themeColor="text1"/>
-          <w:sz w:val="20"/>
-          <w:szCs w:val="20"/>
-        </w:rPr>
-        <w:t>Core Strengths:</w:t>
-      </w:r>
-    </w:p>
-    <w:p>
-      <w:pPr>
-        <w:pStyle w:val="paragraph"/>
-        <w:numPr>
-          <w:ilvl w:val="0"/>
-          <w:numId w:val="9"/>
-        </w:numPr>
-        <w:spacing w:before="0" w:beforeAutospacing="0" w:after="0" w:afterAutospacing="0"/>
-        <w:rPr>
-          <w:rFonts w:ascii="Verdana" w:hAnsi="Verdana" w:cs="Arial"/>
-          <w:color w:val="000000" w:themeColor="text1"/>
-          <w:sz w:val="20"/>
-          <w:szCs w:val="20"/>
-        </w:rPr>
-      </w:pPr>
-      <w:r>
-        <w:rPr>
-          <w:rFonts w:ascii="Verdana" w:hAnsi="Verdana" w:cs="Arial"/>
-          <w:b/>
-          <w:bCs/>
-          <w:color w:val="000000" w:themeColor="text1"/>
-          <w:sz w:val="20"/>
-          <w:szCs w:val="20"/>
-        </w:rPr>
-        <w:t>Microservices Architecture</w:t>
-      </w:r>
-      <w:r>
-        <w:rPr>
-          <w:rFonts w:ascii="Verdana" w:hAnsi="Verdana" w:cs="Arial"/>
-          <w:color w:val="000000" w:themeColor="text1"/>
-          <w:sz w:val="20"/>
-          <w:szCs w:val="20"/>
-        </w:rPr>
-        <w:t xml:space="preserve">: Expert in building robust, modular, and efficient </w:t>
-      </w:r>
-      <w:r>
-        <w:rPr>
-          <w:rFonts w:ascii="Verdana" w:hAnsi="Verdana" w:cs="Arial"/>
-          <w:b/>
-          <w:bCs/>
-          <w:color w:val="000000" w:themeColor="text1"/>
-          <w:sz w:val="20"/>
-          <w:szCs w:val="20"/>
-        </w:rPr>
-        <w:t>microservices</w:t>
-      </w:r>
-      <w:r>
-        <w:rPr>
-          <w:rFonts w:ascii="Verdana" w:hAnsi="Verdana" w:cs="Arial"/>
-          <w:color w:val="000000" w:themeColor="text1"/>
-          <w:sz w:val="20"/>
-          <w:szCs w:val="20"/>
-        </w:rPr>
-        <w:t xml:space="preserve"> that scale seamlessly in enterprise environments. Proven track record in designing and implementing </w:t>
-      </w:r>
-      <w:r>
-        <w:rPr>
-          <w:rFonts w:ascii="Verdana" w:hAnsi="Verdana" w:cs="Arial"/>
-          <w:b/>
-          <w:bCs/>
-          <w:color w:val="000000" w:themeColor="text1"/>
-          <w:sz w:val="20"/>
-          <w:szCs w:val="20"/>
-        </w:rPr>
-        <w:t>RESTful APIs</w:t>
-      </w:r>
-      <w:r>
-        <w:rPr>
-          <w:rFonts w:ascii="Verdana" w:hAnsi="Verdana" w:cs="Arial"/>
-          <w:color w:val="000000" w:themeColor="text1"/>
-          <w:sz w:val="20"/>
-          <w:szCs w:val="20"/>
-        </w:rPr>
-        <w:t xml:space="preserve"> to ensure smooth system integration and communication.</w:t>
-      </w:r>
-    </w:p>
-    <w:p>
-      <w:pPr>
-        <w:pStyle w:val="paragraph"/>
-        <w:numPr>
-          <w:ilvl w:val="0"/>
-          <w:numId w:val="9"/>
-        </w:numPr>
-        <w:spacing w:before="0" w:beforeAutospacing="0" w:after="0" w:afterAutospacing="0"/>
-        <w:rPr>
-          <w:rFonts w:ascii="Verdana" w:hAnsi="Verdana" w:cs="Arial"/>
-          <w:color w:val="000000" w:themeColor="text1"/>
-          <w:sz w:val="20"/>
-          <w:szCs w:val="20"/>
-        </w:rPr>
-      </w:pPr>
-      <w:r>
-        <w:rPr>
-          <w:rFonts w:ascii="Verdana" w:hAnsi="Verdana" w:cs="Arial"/>
-          <w:b/>
-          <w:bCs/>
-          <w:color w:val="000000" w:themeColor="text1"/>
-          <w:sz w:val="20"/>
-          <w:szCs w:val="20"/>
-        </w:rPr>
-        <w:t>Angular Development</w:t>
-      </w:r>
-      <w:r>
-        <w:rPr>
-          <w:rFonts w:ascii="Verdana" w:hAnsi="Verdana" w:cs="Arial"/>
-          <w:color w:val="000000" w:themeColor="text1"/>
-          <w:sz w:val="20"/>
-          <w:szCs w:val="20"/>
-        </w:rPr>
-        <w:t xml:space="preserve">: Advanced expertise in </w:t>
-      </w:r>
-      <w:r>
-        <w:rPr>
-          <w:rFonts w:ascii="Verdana" w:hAnsi="Verdana" w:cs="Arial"/>
-          <w:b/>
-          <w:bCs/>
-          <w:color w:val="000000" w:themeColor="text1"/>
-          <w:sz w:val="20"/>
-          <w:szCs w:val="20"/>
-        </w:rPr>
-        <w:t>Angular</w:t>
-      </w:r>
-      <w:r>
-        <w:rPr>
-          <w:rFonts w:ascii="Verdana" w:hAnsi="Verdana" w:cs="Arial"/>
-          <w:color w:val="000000" w:themeColor="text1"/>
-          <w:sz w:val="20"/>
-          <w:szCs w:val="20"/>
-        </w:rPr>
-        <w:t xml:space="preserve"> for creating </w:t>
-      </w:r>
-      <w:r>
-        <w:rPr>
-          <w:rFonts w:ascii="Verdana" w:hAnsi="Verdana" w:cs="Arial"/>
-          <w:b/>
-          <w:bCs/>
-          <w:color w:val="000000" w:themeColor="text1"/>
-          <w:sz w:val="20"/>
-          <w:szCs w:val="20"/>
-        </w:rPr>
-        <w:t>dynamic, responsive, and high-performing user interfaces</w:t>
-      </w:r>
-      <w:r>
-        <w:rPr>
-          <w:rFonts w:ascii="Verdana" w:hAnsi="Verdana" w:cs="Arial"/>
-          <w:color w:val="000000" w:themeColor="text1"/>
-          <w:sz w:val="20"/>
-          <w:szCs w:val="20"/>
-        </w:rPr>
-        <w:t>. I focus on delivering seamless user experiences while emphasizing scalability and performance.</w:t>
-      </w:r>
-    </w:p>
-    <w:p>
-      <w:pPr>
-        <w:pStyle w:val="paragraph"/>
-        <w:numPr>
-          <w:ilvl w:val="0"/>
-          <w:numId w:val="9"/>
-        </w:numPr>
-        <w:spacing w:before="0" w:beforeAutospacing="0" w:after="0" w:afterAutospacing="0"/>
-        <w:rPr>
-          <w:rFonts w:ascii="Verdana" w:hAnsi="Verdana" w:cs="Arial"/>
-          <w:color w:val="000000" w:themeColor="text1"/>
-          <w:sz w:val="20"/>
-          <w:szCs w:val="20"/>
-        </w:rPr>
-      </w:pPr>
-      <w:r>
-        <w:rPr>
-          <w:rFonts w:ascii="Verdana" w:hAnsi="Verdana" w:cs="Arial"/>
-          <w:b/>
-          <w:bCs/>
-          <w:color w:val="000000" w:themeColor="text1"/>
-          <w:sz w:val="20"/>
-          <w:szCs w:val="20"/>
-        </w:rPr>
-        <w:t>Spring Boot &amp; Java Frameworks</w:t>
-      </w:r>
-      <w:r>
-        <w:rPr>
-          <w:rFonts w:ascii="Verdana" w:hAnsi="Verdana" w:cs="Arial"/>
-          <w:color w:val="000000" w:themeColor="text1"/>
-          <w:sz w:val="20"/>
-          <w:szCs w:val="20"/>
-        </w:rPr>
-        <w:t xml:space="preserve">: Deep proficiency in </w:t>
-      </w:r>
-      <w:r>
-        <w:rPr>
-          <w:rFonts w:ascii="Verdana" w:hAnsi="Verdana" w:cs="Arial"/>
-          <w:b/>
-          <w:bCs/>
-          <w:color w:val="000000" w:themeColor="text1"/>
-          <w:sz w:val="20"/>
-          <w:szCs w:val="20"/>
-        </w:rPr>
-        <w:t>Spring Boot</w:t>
-      </w:r>
-      <w:r>
-        <w:rPr>
-          <w:rFonts w:ascii="Verdana" w:hAnsi="Verdana" w:cs="Arial"/>
-          <w:color w:val="000000" w:themeColor="text1"/>
-          <w:sz w:val="20"/>
-          <w:szCs w:val="20"/>
-        </w:rPr>
-        <w:t xml:space="preserve">, </w:t>
-      </w:r>
-      <w:r>
-        <w:rPr>
-          <w:rFonts w:ascii="Verdana" w:hAnsi="Verdana" w:cs="Arial"/>
-          <w:b/>
-          <w:bCs/>
-          <w:color w:val="000000" w:themeColor="text1"/>
-          <w:sz w:val="20"/>
-          <w:szCs w:val="20"/>
-        </w:rPr>
-        <w:t>Spring Security</w:t>
-      </w:r>
-      <w:r>
-        <w:rPr>
-          <w:rFonts w:ascii="Verdana" w:hAnsi="Verdana" w:cs="Arial"/>
-          <w:color w:val="000000" w:themeColor="text1"/>
-          <w:sz w:val="20"/>
-          <w:szCs w:val="20"/>
-        </w:rPr>
-        <w:t xml:space="preserve">, </w:t>
-      </w:r>
-      <w:r>
-        <w:rPr>
-          <w:rFonts w:ascii="Verdana" w:hAnsi="Verdana" w:cs="Arial"/>
-          <w:b/>
-          <w:bCs/>
-          <w:color w:val="000000" w:themeColor="text1"/>
-          <w:sz w:val="20"/>
-          <w:szCs w:val="20"/>
-        </w:rPr>
-        <w:t>Spring Data</w:t>
-      </w:r>
-      <w:r>
-        <w:rPr>
-          <w:rFonts w:ascii="Verdana" w:hAnsi="Verdana" w:cs="Arial"/>
-          <w:color w:val="000000" w:themeColor="text1"/>
-          <w:sz w:val="20"/>
-          <w:szCs w:val="20"/>
-        </w:rPr>
-        <w:t xml:space="preserve">, and </w:t>
-      </w:r>
-      <w:r>
-        <w:rPr>
-          <w:rFonts w:ascii="Verdana" w:hAnsi="Verdana" w:cs="Arial"/>
-          <w:b/>
-          <w:bCs/>
-          <w:color w:val="000000" w:themeColor="text1"/>
-          <w:sz w:val="20"/>
-          <w:szCs w:val="20"/>
-        </w:rPr>
-        <w:t>Spring Cloud</w:t>
-      </w:r>
-      <w:r>
-        <w:rPr>
-          <w:rFonts w:ascii="Verdana" w:hAnsi="Verdana" w:cs="Arial"/>
-          <w:color w:val="000000" w:themeColor="text1"/>
-          <w:sz w:val="20"/>
-          <w:szCs w:val="20"/>
-        </w:rPr>
-        <w:t>, ensuring optimal backend services with modern Java best practices.</w:t>
-      </w:r>
-    </w:p>
-    <w:p>
-      <w:pPr>
-        <w:pStyle w:val="paragraph"/>
-        <w:numPr>
-          <w:ilvl w:val="0"/>
-          <w:numId w:val="9"/>
-        </w:numPr>
-        <w:spacing w:before="0" w:beforeAutospacing="0" w:after="0" w:afterAutospacing="0"/>
-        <w:rPr>
-          <w:rFonts w:ascii="Verdana" w:hAnsi="Verdana" w:cs="Arial"/>
-          <w:color w:val="000000" w:themeColor="text1"/>
-          <w:sz w:val="20"/>
-          <w:szCs w:val="20"/>
-        </w:rPr>
-      </w:pPr>
-      <w:r>
-        <w:rPr>
-          <w:rFonts w:ascii="Verdana" w:hAnsi="Verdana" w:cs="Arial"/>
-          <w:b/>
-          <w:bCs/>
-          <w:color w:val="000000" w:themeColor="text1"/>
-          <w:sz w:val="20"/>
-          <w:szCs w:val="20"/>
-        </w:rPr>
-        <w:t>Cloud &amp; DevOps Expertise</w:t>
-      </w:r>
-      <w:r>
-        <w:rPr>
-          <w:rFonts w:ascii="Verdana" w:hAnsi="Verdana" w:cs="Arial"/>
-          <w:color w:val="000000" w:themeColor="text1"/>
-          <w:sz w:val="20"/>
-          <w:szCs w:val="20"/>
-        </w:rPr>
-        <w:t xml:space="preserve">: Strong hands-on experience with </w:t>
-      </w:r>
-      <w:r>
-        <w:rPr>
-          <w:rFonts w:ascii="Verdana" w:hAnsi="Verdana" w:cs="Arial"/>
-          <w:b/>
-          <w:bCs/>
-          <w:color w:val="000000" w:themeColor="text1"/>
-          <w:sz w:val="20"/>
-          <w:szCs w:val="20"/>
-        </w:rPr>
-        <w:t>AWS</w:t>
-      </w:r>
-      <w:r>
-        <w:rPr>
-          <w:rFonts w:ascii="Verdana" w:hAnsi="Verdana" w:cs="Arial"/>
-          <w:color w:val="000000" w:themeColor="text1"/>
-          <w:sz w:val="20"/>
-          <w:szCs w:val="20"/>
-        </w:rPr>
-        <w:t xml:space="preserve"> (EC2, S3, Lambda, CodePipeline, CloudWatch, ECS) and </w:t>
-      </w:r>
-      <w:r>
-        <w:rPr>
-          <w:rFonts w:ascii="Verdana" w:hAnsi="Verdana" w:cs="Arial"/>
-          <w:b/>
-          <w:bCs/>
-          <w:color w:val="000000" w:themeColor="text1"/>
-          <w:sz w:val="20"/>
-          <w:szCs w:val="20"/>
-        </w:rPr>
-        <w:t>Google Cloud Platform</w:t>
-      </w:r>
-      <w:r>
-        <w:rPr>
-          <w:rFonts w:ascii="Verdana" w:hAnsi="Verdana" w:cs="Arial"/>
-          <w:color w:val="000000" w:themeColor="text1"/>
-          <w:sz w:val="20"/>
-          <w:szCs w:val="20"/>
-        </w:rPr>
-        <w:t xml:space="preserve"> (GKE, Cloud Run), as well as deploying applications across multiple cloud environments. Skilled in </w:t>
-      </w:r>
-      <w:r>
-        <w:rPr>
-          <w:rFonts w:ascii="Verdana" w:hAnsi="Verdana" w:cs="Arial"/>
-          <w:b/>
-          <w:bCs/>
-          <w:color w:val="000000" w:themeColor="text1"/>
-          <w:sz w:val="20"/>
-          <w:szCs w:val="20"/>
-        </w:rPr>
-        <w:t>CI/CD pipelines</w:t>
-      </w:r>
-      <w:r>
-        <w:rPr>
-          <w:rFonts w:ascii="Verdana" w:hAnsi="Verdana" w:cs="Arial"/>
-          <w:color w:val="000000" w:themeColor="text1"/>
-          <w:sz w:val="20"/>
-          <w:szCs w:val="20"/>
-        </w:rPr>
-        <w:t xml:space="preserve"> using tools like </w:t>
-      </w:r>
-      <w:r>
-        <w:rPr>
-          <w:rFonts w:ascii="Verdana" w:hAnsi="Verdana" w:cs="Arial"/>
-          <w:b/>
-          <w:bCs/>
-          <w:color w:val="000000" w:themeColor="text1"/>
-          <w:sz w:val="20"/>
-          <w:szCs w:val="20"/>
-        </w:rPr>
-        <w:t>Jenkins</w:t>
-      </w:r>
-      <w:r>
-        <w:rPr>
-          <w:rFonts w:ascii="Verdana" w:hAnsi="Verdana" w:cs="Arial"/>
-          <w:color w:val="000000" w:themeColor="text1"/>
-          <w:sz w:val="20"/>
-          <w:szCs w:val="20"/>
-        </w:rPr>
-        <w:t xml:space="preserve">, </w:t>
-      </w:r>
-      <w:r>
-        <w:rPr>
-          <w:rFonts w:ascii="Verdana" w:hAnsi="Verdana" w:cs="Arial"/>
-          <w:b/>
-          <w:bCs/>
-          <w:color w:val="000000" w:themeColor="text1"/>
-          <w:sz w:val="20"/>
-          <w:szCs w:val="20"/>
-        </w:rPr>
-        <w:t>GitLab</w:t>
-      </w:r>
-      <w:r>
-        <w:rPr>
-          <w:rFonts w:ascii="Verdana" w:hAnsi="Verdana" w:cs="Arial"/>
-          <w:color w:val="000000" w:themeColor="text1"/>
-          <w:sz w:val="20"/>
-          <w:szCs w:val="20"/>
-        </w:rPr>
-        <w:t xml:space="preserve">, and </w:t>
-      </w:r>
-      <w:r>
-        <w:rPr>
-          <w:rFonts w:ascii="Verdana" w:hAnsi="Verdana" w:cs="Arial"/>
-          <w:b/>
-          <w:bCs/>
-          <w:color w:val="000000" w:themeColor="text1"/>
-          <w:sz w:val="20"/>
-          <w:szCs w:val="20"/>
-        </w:rPr>
-        <w:t>Docker</w:t>
-      </w:r>
-      <w:r>
-        <w:rPr>
-          <w:rFonts w:ascii="Verdana" w:hAnsi="Verdana" w:cs="Arial"/>
-          <w:color w:val="000000" w:themeColor="text1"/>
-          <w:sz w:val="20"/>
-          <w:szCs w:val="20"/>
-        </w:rPr>
-        <w:t>, ensuring continuous integration and rapid, reliable software delivery.</w:t>
-      </w:r>
-    </w:p>
-    <w:p>
-      <w:pPr>
-        <w:pStyle w:val="paragraph"/>
-        <w:numPr>
-          <w:ilvl w:val="0"/>
-          <w:numId w:val="9"/>
-        </w:numPr>
-        <w:spacing w:before="0" w:beforeAutospacing="0" w:after="0" w:afterAutospacing="0"/>
-        <w:rPr>
-          <w:rFonts w:ascii="Verdana" w:hAnsi="Verdana" w:cs="Arial"/>
-          <w:color w:val="000000" w:themeColor="text1"/>
-          <w:sz w:val="20"/>
-          <w:szCs w:val="20"/>
-        </w:rPr>
-      </w:pPr>
-      <w:r>
-        <w:rPr>
-          <w:rFonts w:ascii="Verdana" w:hAnsi="Verdana" w:cs="Arial"/>
-          <w:b/>
-          <w:bCs/>
-          <w:color w:val="000000" w:themeColor="text1"/>
-          <w:sz w:val="20"/>
-          <w:szCs w:val="20"/>
-        </w:rPr>
-        <w:t>Database &amp; Messaging</w:t>
-      </w:r>
-      <w:r>
-        <w:rPr>
-          <w:rFonts w:ascii="Verdana" w:hAnsi="Verdana" w:cs="Arial"/>
-          <w:color w:val="000000" w:themeColor="text1"/>
-          <w:sz w:val="20"/>
-          <w:szCs w:val="20"/>
-        </w:rPr>
-        <w:t xml:space="preserve">: Expertise in </w:t>
-      </w:r>
-      <w:r>
-        <w:rPr>
-          <w:rFonts w:ascii="Verdana" w:hAnsi="Verdana" w:cs="Arial"/>
-          <w:b/>
-          <w:bCs/>
-          <w:color w:val="000000" w:themeColor="text1"/>
-          <w:sz w:val="20"/>
-          <w:szCs w:val="20"/>
-        </w:rPr>
-        <w:t>relational (Oracle)</w:t>
-      </w:r>
-      <w:r>
-        <w:rPr>
-          <w:rFonts w:ascii="Verdana" w:hAnsi="Verdana" w:cs="Arial"/>
-          <w:color w:val="000000" w:themeColor="text1"/>
-          <w:sz w:val="20"/>
-          <w:szCs w:val="20"/>
-        </w:rPr>
-        <w:t xml:space="preserve"> and </w:t>
-      </w:r>
-      <w:r>
-        <w:rPr>
-          <w:rFonts w:ascii="Verdana" w:hAnsi="Verdana" w:cs="Arial"/>
-          <w:b/>
-          <w:bCs/>
-          <w:color w:val="000000" w:themeColor="text1"/>
-          <w:sz w:val="20"/>
-          <w:szCs w:val="20"/>
-        </w:rPr>
-        <w:t>NoSQL databases (MongoDB, Neo4j)</w:t>
-      </w:r>
-      <w:r>
-        <w:rPr>
-          <w:rFonts w:ascii="Verdana" w:hAnsi="Verdana" w:cs="Arial"/>
-          <w:color w:val="000000" w:themeColor="text1"/>
-          <w:sz w:val="20"/>
-          <w:szCs w:val="20"/>
-        </w:rPr>
-        <w:t xml:space="preserve">, along with advanced knowledge of </w:t>
-      </w:r>
-      <w:r>
-        <w:rPr>
-          <w:rFonts w:ascii="Verdana" w:hAnsi="Verdana" w:cs="Arial"/>
-          <w:b/>
-          <w:bCs/>
-          <w:color w:val="000000" w:themeColor="text1"/>
-          <w:sz w:val="20"/>
-          <w:szCs w:val="20"/>
-        </w:rPr>
-        <w:t>Kafka</w:t>
-      </w:r>
-      <w:r>
-        <w:rPr>
-          <w:rFonts w:ascii="Verdana" w:hAnsi="Verdana" w:cs="Arial"/>
-          <w:color w:val="000000" w:themeColor="text1"/>
-          <w:sz w:val="20"/>
-          <w:szCs w:val="20"/>
-        </w:rPr>
-        <w:t xml:space="preserve"> for messaging and data pipeline integration.</w:t>
-      </w:r>
-    </w:p>
-    <w:p>
-      <w:pPr>
-        <w:pStyle w:val="paragraph"/>
-        <w:numPr>
-          <w:ilvl w:val="0"/>
-          <w:numId w:val="9"/>
-        </w:numPr>
-        <w:spacing w:before="0" w:beforeAutospacing="0" w:after="0" w:afterAutospacing="0"/>
-        <w:rPr>
-          <w:rFonts w:ascii="Verdana" w:hAnsi="Verdana" w:cs="Arial"/>
-          <w:color w:val="000000" w:themeColor="text1"/>
-          <w:sz w:val="20"/>
-          <w:szCs w:val="20"/>
-        </w:rPr>
-      </w:pPr>
-      <w:r>
-        <w:rPr>
-          <w:rFonts w:ascii="Verdana" w:hAnsi="Verdana" w:cs="Arial"/>
-          <w:b/>
-          <w:bCs/>
-          <w:color w:val="000000" w:themeColor="text1"/>
-          <w:sz w:val="20"/>
-          <w:szCs w:val="20"/>
-        </w:rPr>
-        <w:t>Agile &amp; Scrum</w:t>
-      </w:r>
-      <w:r>
-        <w:rPr>
-          <w:rFonts w:ascii="Verdana" w:hAnsi="Verdana" w:cs="Arial"/>
-          <w:color w:val="000000" w:themeColor="text1"/>
-          <w:sz w:val="20"/>
-          <w:szCs w:val="20"/>
-        </w:rPr>
-        <w:t xml:space="preserve">: Extensive experience in </w:t>
-      </w:r>
-      <w:r>
-        <w:rPr>
-          <w:rFonts w:ascii="Verdana" w:hAnsi="Verdana" w:cs="Arial"/>
-          <w:b/>
-          <w:bCs/>
-          <w:color w:val="000000" w:themeColor="text1"/>
-          <w:sz w:val="20"/>
-          <w:szCs w:val="20"/>
-        </w:rPr>
-        <w:t>Agile Scrum environments</w:t>
-      </w:r>
-      <w:r>
-        <w:rPr>
-          <w:rFonts w:ascii="Verdana" w:hAnsi="Verdana" w:cs="Arial"/>
-          <w:color w:val="000000" w:themeColor="text1"/>
-          <w:sz w:val="20"/>
-          <w:szCs w:val="20"/>
-        </w:rPr>
-        <w:t>, delivering projects with efficiency and speed while maintaining the highest quality standards.</w:t>
-      </w:r>
-    </w:p>
-    <w:p>
-      <w:pPr>
-        <w:pStyle w:val="paragraph"/>
-        <w:numPr>
-          <w:ilvl w:val="0"/>
-          <w:numId w:val="9"/>
-        </w:numPr>
-        <w:spacing w:before="0" w:beforeAutospacing="0" w:after="0" w:afterAutospacing="0"/>
-        <w:rPr>
-          <w:rFonts w:ascii="Verdana" w:hAnsi="Verdana" w:cs="Arial"/>
-          <w:color w:val="000000" w:themeColor="text1"/>
-          <w:sz w:val="20"/>
-          <w:szCs w:val="20"/>
-        </w:rPr>
-      </w:pPr>
-      <w:r>
-        <w:rPr>
-          <w:rFonts w:ascii="Verdana" w:hAnsi="Verdana" w:cs="Arial"/>
-          <w:color w:val="000000" w:themeColor="text1"/>
-          <w:sz w:val="20"/>
-          <w:szCs w:val="20"/>
-        </w:rPr>
-        <w:t xml:space="preserve">I am passionate about adopting cutting-edge technologies, continuously evolving my skills, and ensuring applications are built to meet both immediate needs and long-term goals. My comprehensive experience in both backend and frontend development positions me as a </w:t>
-      </w:r>
-      <w:r>
-        <w:rPr>
-          <w:rFonts w:ascii="Verdana" w:hAnsi="Verdana" w:cs="Arial"/>
-          <w:b/>
-          <w:bCs/>
-          <w:color w:val="000000" w:themeColor="text1"/>
-          <w:sz w:val="20"/>
-          <w:szCs w:val="20"/>
-        </w:rPr>
-        <w:t>full-stack problem solver</w:t>
-      </w:r>
-      <w:r>
-        <w:rPr>
-          <w:rFonts w:ascii="Verdana" w:hAnsi="Verdana" w:cs="Arial"/>
-          <w:color w:val="000000" w:themeColor="text1"/>
-          <w:sz w:val="20"/>
-          <w:szCs w:val="20"/>
-        </w:rPr>
-        <w:t>, ready to contribute to innovative solutions and drive technical excellence.</w:t>
+          <w:color w:val="000000" w:themeColor="text1"/>
+          <w:sz w:val="20"/>
+          <w:szCs w:val="20"/>
+        </w:rPr>
+      </w:pPr>
+      <w:r>
+        <w:rPr>
+          <w:rFonts w:ascii="Verdana" w:hAnsi="Verdana"/>
+          <w:color w:val="000000"/>
+          <w:sz w:val="20"/>
+        </w:rPr>
+        <w:t>Proven technical leader in modernization programs, architecture reviews, mentoring, and Agile delivery.</w:t>
       </w:r>
     </w:p>
     <w:p>
@@ -1598,493 +545,439 @@
           <w:ilvl w:val="0"/>
           <w:numId w:val="4"/>
         </w:numPr>
-        <w:rPr>
+        <w:spacing w:line="300" w:lineRule="atLeast"/>
+        <w:rPr>
+          <w:rFonts w:ascii="Segoe UI" w:hAnsi="Segoe UI" w:cs="Segoe UI"/>
+          <w:sz w:val="20"/>
+          <w:szCs w:val="20"/>
+          <w14:ligatures w14:val="none"/>
+        </w:rPr>
+      </w:pPr>
+      <w:r>
+        <w:rPr>
+          <w:rFonts w:ascii="Segoe UI" w:hAnsi="Segoe UI" w:cs="Segoe UI"/>
+          <w:b/>
+          <w:bCs/>
+          <w:sz w:val="20"/>
+          <w:szCs w:val="20"/>
+          <w14:ligatures w14:val="none"/>
+        </w:rPr>
+        <w:t>Languages:</w:t>
+      </w:r>
+      <w:r>
+        <w:rPr>
+          <w:rFonts w:ascii="Segoe UI" w:hAnsi="Segoe UI" w:cs="Segoe UI"/>
+          <w:sz w:val="20"/>
+          <w:szCs w:val="20"/>
+          <w14:ligatures w14:val="none"/>
+        </w:rPr>
+        <w:t xml:space="preserve"> Java (8–17), TypeScript, JavaScript (ES6+), Python </w:t>
+      </w:r>
+    </w:p>
+    <w:p>
+      <w:pPr>
+        <w:pStyle w:val="ListParagraph"/>
+        <w:numPr>
+          <w:ilvl w:val="0"/>
+          <w:numId w:val="4"/>
+        </w:numPr>
+        <w:spacing w:line="300" w:lineRule="atLeast"/>
+        <w:rPr>
+          <w:rFonts w:ascii="Segoe UI" w:hAnsi="Segoe UI" w:cs="Segoe UI"/>
+          <w:sz w:val="20"/>
+          <w:szCs w:val="20"/>
+          <w14:ligatures w14:val="none"/>
+        </w:rPr>
+      </w:pPr>
+      <w:r>
+        <w:rPr>
+          <w:rFonts w:ascii="Segoe UI" w:hAnsi="Segoe UI" w:cs="Segoe UI"/>
+          <w:b/>
+          <w:bCs/>
+          <w:sz w:val="20"/>
+          <w:szCs w:val="20"/>
+          <w14:ligatures w14:val="none"/>
+        </w:rPr>
+        <w:t>Backend Frameworks:</w:t>
+      </w:r>
+      <w:r>
+        <w:rPr>
+          <w:rFonts w:ascii="Segoe UI" w:hAnsi="Segoe UI" w:cs="Segoe UI"/>
+          <w:sz w:val="20"/>
+          <w:szCs w:val="20"/>
+          <w14:ligatures w14:val="none"/>
+        </w:rPr>
+        <w:t xml:space="preserve"> </w:t>
+      </w:r>
+      <w:r>
+        <w:rPr>
+          <w:rFonts w:ascii="Segoe UI" w:hAnsi="Segoe UI" w:cs="Segoe UI"/>
+          <w:b/>
+          <w:bCs/>
+          <w:sz w:val="20"/>
+          <w:szCs w:val="20"/>
+          <w14:ligatures w14:val="none"/>
+        </w:rPr>
+        <w:t>JAX</w:t>
+      </w:r>
+      <w:r>
+        <w:rPr>
+          <w:rFonts w:ascii="Segoe UI" w:hAnsi="Segoe UI" w:cs="Segoe UI"/>
+          <w:b/>
+          <w:bCs/>
+          <w:sz w:val="20"/>
+          <w:szCs w:val="20"/>
+          <w14:ligatures w14:val="none"/>
+        </w:rPr>
+        <w:noBreakHyphen/>
+        <w:t>RS</w:t>
+      </w:r>
+      <w:r>
+        <w:rPr>
+          <w:rFonts w:ascii="Segoe UI" w:hAnsi="Segoe UI" w:cs="Segoe UI"/>
+          <w:sz w:val="20"/>
+          <w:szCs w:val="20"/>
+          <w14:ligatures w14:val="none"/>
+        </w:rPr>
+        <w:t xml:space="preserve">, Spring Boot, Spring Security, Spring Cloud, Node.js </w:t>
+      </w:r>
+    </w:p>
+    <w:p>
+      <w:pPr>
+        <w:pStyle w:val="ListParagraph"/>
+        <w:numPr>
+          <w:ilvl w:val="0"/>
+          <w:numId w:val="4"/>
+        </w:numPr>
+        <w:spacing w:line="300" w:lineRule="atLeast"/>
+        <w:rPr>
+          <w:rFonts w:ascii="Segoe UI" w:hAnsi="Segoe UI" w:cs="Segoe UI"/>
+          <w:sz w:val="20"/>
+          <w:szCs w:val="20"/>
+          <w14:ligatures w14:val="none"/>
+        </w:rPr>
+      </w:pPr>
+      <w:r>
+        <w:rPr>
+          <w:rFonts w:ascii="Segoe UI" w:hAnsi="Segoe UI" w:cs="Segoe UI"/>
+          <w:b/>
+          <w:bCs/>
+          <w:sz w:val="20"/>
+          <w:szCs w:val="20"/>
+          <w14:ligatures w14:val="none"/>
+        </w:rPr>
+        <w:t>Frontend:</w:t>
+      </w:r>
+      <w:r>
+        <w:rPr>
+          <w:rFonts w:ascii="Segoe UI" w:hAnsi="Segoe UI" w:cs="Segoe UI"/>
+          <w:sz w:val="20"/>
+          <w:szCs w:val="20"/>
+          <w14:ligatures w14:val="none"/>
+        </w:rPr>
+        <w:t xml:space="preserve"> Angular 16+, Angular Material, HTML5, CSS3, Bootstrap </w:t>
+      </w:r>
+    </w:p>
+    <w:p>
+      <w:pPr>
+        <w:pStyle w:val="ListParagraph"/>
+        <w:numPr>
+          <w:ilvl w:val="0"/>
+          <w:numId w:val="4"/>
+        </w:numPr>
+        <w:spacing w:line="300" w:lineRule="atLeast"/>
+        <w:rPr>
+          <w:rFonts w:ascii="Segoe UI" w:hAnsi="Segoe UI" w:cs="Segoe UI"/>
+          <w:sz w:val="20"/>
+          <w:szCs w:val="20"/>
+          <w14:ligatures w14:val="none"/>
+        </w:rPr>
+      </w:pPr>
+      <w:r>
+        <w:rPr>
+          <w:rFonts w:ascii="Segoe UI" w:hAnsi="Segoe UI" w:cs="Segoe UI"/>
+          <w:b/>
+          <w:bCs/>
+          <w:sz w:val="20"/>
+          <w:szCs w:val="20"/>
+          <w14:ligatures w14:val="none"/>
+        </w:rPr>
+        <w:t>Cloud:</w:t>
+      </w:r>
+      <w:r>
+        <w:rPr>
+          <w:rFonts w:ascii="Segoe UI" w:hAnsi="Segoe UI" w:cs="Segoe UI"/>
+          <w:sz w:val="20"/>
+          <w:szCs w:val="20"/>
+          <w14:ligatures w14:val="none"/>
+        </w:rPr>
+        <w:t xml:space="preserve"> AWS (EC2, S3, Lambda, Code Pipeline, CloudWatch), GCP (GKE, Cloud Run), PCF </w:t>
+      </w:r>
+    </w:p>
+    <w:p>
+      <w:pPr>
+        <w:pStyle w:val="ListParagraph"/>
+        <w:numPr>
+          <w:ilvl w:val="0"/>
+          <w:numId w:val="4"/>
+        </w:numPr>
+        <w:spacing w:line="300" w:lineRule="atLeast"/>
+        <w:rPr>
+          <w:rFonts w:ascii="Segoe UI" w:hAnsi="Segoe UI" w:cs="Segoe UI"/>
+          <w:sz w:val="20"/>
+          <w:szCs w:val="20"/>
+          <w14:ligatures w14:val="none"/>
+        </w:rPr>
+      </w:pPr>
+      <w:r>
+        <w:rPr>
+          <w:rFonts w:ascii="Segoe UI" w:hAnsi="Segoe UI" w:cs="Segoe UI"/>
+          <w:b/>
+          <w:bCs/>
+          <w:sz w:val="20"/>
+          <w:szCs w:val="20"/>
+          <w14:ligatures w14:val="none"/>
+        </w:rPr>
+        <w:t>DevOps:</w:t>
+      </w:r>
+      <w:r>
+        <w:rPr>
+          <w:rFonts w:ascii="Segoe UI" w:hAnsi="Segoe UI" w:cs="Segoe UI"/>
+          <w:sz w:val="20"/>
+          <w:szCs w:val="20"/>
+          <w14:ligatures w14:val="none"/>
+        </w:rPr>
+        <w:t xml:space="preserve"> Jenkins, GitHub Actions, Docker, Kubernetes, Ansible, Maven, Git (GitLab/Bitbucket) </w:t>
+      </w:r>
+    </w:p>
+    <w:p>
+      <w:pPr>
+        <w:pStyle w:val="ListParagraph"/>
+        <w:numPr>
+          <w:ilvl w:val="0"/>
+          <w:numId w:val="4"/>
+        </w:numPr>
+        <w:spacing w:line="300" w:lineRule="atLeast"/>
+        <w:rPr>
+          <w:rFonts w:ascii="Segoe UI" w:hAnsi="Segoe UI" w:cs="Segoe UI"/>
+          <w:sz w:val="20"/>
+          <w:szCs w:val="20"/>
+          <w14:ligatures w14:val="none"/>
+        </w:rPr>
+      </w:pPr>
+      <w:r>
+        <w:rPr>
+          <w:rFonts w:ascii="Segoe UI" w:hAnsi="Segoe UI" w:cs="Segoe UI"/>
+          <w:b/>
+          <w:bCs/>
+          <w:sz w:val="20"/>
+          <w:szCs w:val="20"/>
+          <w14:ligatures w14:val="none"/>
+        </w:rPr>
+        <w:t>Databases:</w:t>
+      </w:r>
+      <w:r>
+        <w:rPr>
+          <w:rFonts w:ascii="Segoe UI" w:hAnsi="Segoe UI" w:cs="Segoe UI"/>
+          <w:sz w:val="20"/>
+          <w:szCs w:val="20"/>
+          <w14:ligatures w14:val="none"/>
+        </w:rPr>
+        <w:t xml:space="preserve"> Oracle, PostgreSQL, MySQL, MongoDB, Neo4j </w:t>
+      </w:r>
+    </w:p>
+    <w:p>
+      <w:pPr>
+        <w:pStyle w:val="ListParagraph"/>
+        <w:numPr>
+          <w:ilvl w:val="0"/>
+          <w:numId w:val="4"/>
+        </w:numPr>
+        <w:spacing w:line="300" w:lineRule="atLeast"/>
+        <w:rPr>
+          <w:rFonts w:ascii="Segoe UI" w:hAnsi="Segoe UI" w:cs="Segoe UI"/>
+          <w:sz w:val="20"/>
+          <w:szCs w:val="20"/>
+          <w14:ligatures w14:val="none"/>
+        </w:rPr>
+      </w:pPr>
+      <w:r>
+        <w:rPr>
+          <w:rFonts w:ascii="Segoe UI" w:hAnsi="Segoe UI" w:cs="Segoe UI"/>
+          <w:b/>
+          <w:bCs/>
+          <w:sz w:val="20"/>
+          <w:szCs w:val="20"/>
+          <w14:ligatures w14:val="none"/>
+        </w:rPr>
+        <w:t>Messaging &amp; Caching:</w:t>
+      </w:r>
+      <w:r>
+        <w:rPr>
+          <w:rFonts w:ascii="Segoe UI" w:hAnsi="Segoe UI" w:cs="Segoe UI"/>
+          <w:sz w:val="20"/>
+          <w:szCs w:val="20"/>
+          <w14:ligatures w14:val="none"/>
+        </w:rPr>
+        <w:t xml:space="preserve"> Kafka, RabbitMQ, Redis </w:t>
+      </w:r>
+    </w:p>
+    <w:p>
+      <w:pPr>
+        <w:pStyle w:val="ListParagraph"/>
+        <w:numPr>
+          <w:ilvl w:val="0"/>
+          <w:numId w:val="4"/>
+        </w:numPr>
+        <w:spacing w:line="300" w:lineRule="atLeast"/>
+        <w:rPr>
+          <w:rFonts w:ascii="Segoe UI" w:hAnsi="Segoe UI" w:cs="Segoe UI"/>
+          <w:sz w:val="20"/>
+          <w:szCs w:val="20"/>
+          <w14:ligatures w14:val="none"/>
+        </w:rPr>
+      </w:pPr>
+      <w:r>
+        <w:rPr>
+          <w:rFonts w:ascii="Segoe UI" w:hAnsi="Segoe UI" w:cs="Segoe UI"/>
+          <w:b/>
+          <w:bCs/>
+          <w:sz w:val="20"/>
+          <w:szCs w:val="20"/>
+          <w14:ligatures w14:val="none"/>
+        </w:rPr>
+        <w:t>Testing:</w:t>
+      </w:r>
+      <w:r>
+        <w:rPr>
+          <w:rFonts w:ascii="Segoe UI" w:hAnsi="Segoe UI" w:cs="Segoe UI"/>
+          <w:sz w:val="20"/>
+          <w:szCs w:val="20"/>
+          <w14:ligatures w14:val="none"/>
+        </w:rPr>
+        <w:t xml:space="preserve"> JUnit, Mockito, Rest Assured, Cypress, JEST, JMeter </w:t>
+      </w:r>
+    </w:p>
+    <w:p>
+      <w:pPr>
+        <w:pStyle w:val="ListParagraph"/>
+        <w:numPr>
+          <w:ilvl w:val="0"/>
+          <w:numId w:val="4"/>
+        </w:numPr>
+        <w:spacing w:line="300" w:lineRule="atLeast"/>
+        <w:rPr>
+          <w:rFonts w:ascii="Segoe UI" w:hAnsi="Segoe UI" w:cs="Segoe UI"/>
+          <w:sz w:val="20"/>
+          <w:szCs w:val="20"/>
+          <w14:ligatures w14:val="none"/>
+        </w:rPr>
+      </w:pPr>
+      <w:r>
+        <w:rPr>
+          <w:rFonts w:ascii="Segoe UI" w:hAnsi="Segoe UI" w:cs="Segoe UI"/>
+          <w:b/>
+          <w:bCs/>
+          <w:sz w:val="20"/>
+          <w:szCs w:val="20"/>
+          <w14:ligatures w14:val="none"/>
+        </w:rPr>
+        <w:t>Tools &amp; Observability:</w:t>
+      </w:r>
+      <w:r>
+        <w:rPr>
+          <w:rFonts w:ascii="Segoe UI" w:hAnsi="Segoe UI" w:cs="Segoe UI"/>
+          <w:sz w:val="20"/>
+          <w:szCs w:val="20"/>
+          <w14:ligatures w14:val="none"/>
+        </w:rPr>
+        <w:t xml:space="preserve"> Swagger, Postman, SonarQube, JIRA/Confluence, Log4j/SLF4J, Kibana, Splunk, Prometheus, Elasticsearch </w:t>
+      </w:r>
+    </w:p>
+    <w:p>
+      <w:pPr>
+        <w:pStyle w:val="ListParagraph"/>
+        <w:numPr>
+          <w:ilvl w:val="0"/>
+          <w:numId w:val="4"/>
+        </w:numPr>
+        <w:spacing w:line="300" w:lineRule="atLeast"/>
+        <w:rPr>
+          <w:rFonts w:ascii="Segoe UI" w:hAnsi="Segoe UI" w:cs="Segoe UI"/>
+          <w:sz w:val="20"/>
+          <w:szCs w:val="20"/>
+          <w14:ligatures w14:val="none"/>
+        </w:rPr>
+      </w:pPr>
+      <w:r>
+        <w:rPr>
+          <w:rFonts w:ascii="Segoe UI" w:hAnsi="Segoe UI" w:cs="Segoe UI"/>
+          <w:b/>
+          <w:bCs/>
+          <w:sz w:val="20"/>
+          <w:szCs w:val="20"/>
+          <w14:ligatures w14:val="none"/>
+        </w:rPr>
+        <w:t>IDEs:</w:t>
+      </w:r>
+      <w:r>
+        <w:rPr>
+          <w:rFonts w:ascii="Segoe UI" w:hAnsi="Segoe UI" w:cs="Segoe UI"/>
+          <w:sz w:val="20"/>
+          <w:szCs w:val="20"/>
+          <w14:ligatures w14:val="none"/>
+        </w:rPr>
+        <w:t xml:space="preserve"> IntelliJ IDEA, Eclipse, Spring STS, Visual Studio Code, NetBeans, MyEclipse </w:t>
+      </w:r>
+    </w:p>
+    <w:p>
+      <w:pPr>
+        <w:pStyle w:val="ListParagraph"/>
+        <w:numPr>
+          <w:ilvl w:val="0"/>
+          <w:numId w:val="4"/>
+        </w:numPr>
+        <w:spacing w:line="300" w:lineRule="atLeast"/>
+        <w:rPr>
+          <w:rFonts w:ascii="Segoe UI" w:hAnsi="Segoe UI" w:cs="Segoe UI"/>
+          <w:sz w:val="20"/>
+          <w:szCs w:val="20"/>
+          <w14:ligatures w14:val="none"/>
+        </w:rPr>
+      </w:pPr>
+      <w:r>
+        <w:rPr>
+          <w:rFonts w:ascii="Segoe UI" w:hAnsi="Segoe UI" w:cs="Segoe UI"/>
+          <w:b/>
+          <w:bCs/>
+          <w:sz w:val="20"/>
+          <w:szCs w:val="20"/>
+          <w14:ligatures w14:val="none"/>
+        </w:rPr>
+        <w:t>OS:</w:t>
+      </w:r>
+      <w:r>
+        <w:rPr>
+          <w:rFonts w:ascii="Segoe UI" w:hAnsi="Segoe UI" w:cs="Segoe UI"/>
+          <w:sz w:val="20"/>
+          <w:szCs w:val="20"/>
+          <w14:ligatures w14:val="none"/>
+        </w:rPr>
+        <w:t xml:space="preserve"> Windows, Unix/Linux, Solaris</w:t>
+      </w:r>
+    </w:p>
+    <w:p>
+      <w:pPr>
+        <w:pStyle w:val="ListParagraph"/>
+        <w:ind w:left="1080"/>
+        <w:rPr>
+          <w:rStyle w:val="normaltextrun"/>
           <w:rFonts w:ascii="Verdana" w:hAnsi="Verdana" w:cs="Arial"/>
           <w:color w:val="000000" w:themeColor="text1"/>
           <w:sz w:val="20"/>
           <w:szCs w:val="20"/>
         </w:rPr>
       </w:pPr>
-      <w:r>
-        <w:rPr>
-          <w:rFonts w:ascii="Verdana" w:hAnsi="Verdana" w:cs="Arial"/>
-          <w:b/>
-          <w:bCs/>
-          <w:color w:val="000000" w:themeColor="text1"/>
-          <w:sz w:val="20"/>
-          <w:szCs w:val="20"/>
-        </w:rPr>
-        <w:t>Programming Languages</w:t>
-      </w:r>
-      <w:r>
-        <w:rPr>
-          <w:rFonts w:ascii="Verdana" w:hAnsi="Verdana" w:cs="Arial"/>
-          <w:color w:val="000000" w:themeColor="text1"/>
-          <w:sz w:val="20"/>
-          <w:szCs w:val="20"/>
-        </w:rPr>
-        <w:t xml:space="preserve">: Java (8 &amp; latest), Python, JavaScript (ES6+), TypeScript </w:t>
-      </w:r>
-    </w:p>
-    <w:p>
-      <w:pPr>
-        <w:pStyle w:val="ListParagraph"/>
-        <w:numPr>
-          <w:ilvl w:val="0"/>
-          <w:numId w:val="4"/>
-        </w:numPr>
-        <w:rPr>
-          <w:rFonts w:ascii="Verdana" w:hAnsi="Verdana" w:cs="Arial"/>
-          <w:color w:val="000000" w:themeColor="text1"/>
-          <w:sz w:val="20"/>
-          <w:szCs w:val="20"/>
-        </w:rPr>
-      </w:pPr>
-      <w:r>
-        <w:rPr>
-          <w:rFonts w:ascii="Verdana" w:hAnsi="Verdana" w:cs="Arial"/>
-          <w:b/>
-          <w:bCs/>
-          <w:color w:val="000000" w:themeColor="text1"/>
-          <w:sz w:val="20"/>
-          <w:szCs w:val="20"/>
-        </w:rPr>
-        <w:t>Frameworks &amp; Libraries</w:t>
-      </w:r>
-      <w:r>
-        <w:rPr>
-          <w:rFonts w:ascii="Verdana" w:hAnsi="Verdana" w:cs="Arial"/>
-          <w:color w:val="000000" w:themeColor="text1"/>
-          <w:sz w:val="20"/>
-          <w:szCs w:val="20"/>
-        </w:rPr>
-        <w:t xml:space="preserve">: Spring Boot, Microservices, Angular 15, Node.js </w:t>
-      </w:r>
-    </w:p>
-    <w:p>
-      <w:pPr>
-        <w:pStyle w:val="ListParagraph"/>
-        <w:numPr>
-          <w:ilvl w:val="0"/>
-          <w:numId w:val="4"/>
-        </w:numPr>
-        <w:rPr>
-          <w:rFonts w:ascii="Verdana" w:hAnsi="Verdana" w:cs="Arial"/>
-          <w:color w:val="000000" w:themeColor="text1"/>
-          <w:sz w:val="20"/>
-          <w:szCs w:val="20"/>
-        </w:rPr>
-      </w:pPr>
-      <w:r>
-        <w:rPr>
-          <w:rFonts w:ascii="Verdana" w:hAnsi="Verdana" w:cs="Arial"/>
-          <w:b/>
-          <w:bCs/>
-          <w:color w:val="000000" w:themeColor="text1"/>
-          <w:sz w:val="20"/>
-          <w:szCs w:val="20"/>
-        </w:rPr>
-        <w:t>UI/Frontend Technologies</w:t>
-      </w:r>
-      <w:r>
-        <w:rPr>
-          <w:rFonts w:ascii="Verdana" w:hAnsi="Verdana" w:cs="Arial"/>
-          <w:color w:val="000000" w:themeColor="text1"/>
-          <w:sz w:val="20"/>
-          <w:szCs w:val="20"/>
-        </w:rPr>
-        <w:t xml:space="preserve">: Angular, HTML5, CSS3, Bootstrap, jQuery </w:t>
-      </w:r>
-    </w:p>
-    <w:p>
-      <w:pPr>
-        <w:pStyle w:val="ListParagraph"/>
-        <w:numPr>
-          <w:ilvl w:val="0"/>
-          <w:numId w:val="4"/>
-        </w:numPr>
-        <w:rPr>
-          <w:rFonts w:ascii="Verdana" w:hAnsi="Verdana" w:cs="Arial"/>
-          <w:color w:val="000000" w:themeColor="text1"/>
-          <w:sz w:val="20"/>
-          <w:szCs w:val="20"/>
-        </w:rPr>
-      </w:pPr>
-      <w:r>
-        <w:rPr>
-          <w:rFonts w:ascii="Verdana" w:hAnsi="Verdana" w:cs="Arial"/>
-          <w:b/>
-          <w:bCs/>
-          <w:color w:val="000000" w:themeColor="text1"/>
-          <w:sz w:val="20"/>
-          <w:szCs w:val="20"/>
-        </w:rPr>
-        <w:t>Distributed Technologies</w:t>
-      </w:r>
-      <w:r>
-        <w:rPr>
-          <w:rFonts w:ascii="Verdana" w:hAnsi="Verdana" w:cs="Arial"/>
-          <w:color w:val="000000" w:themeColor="text1"/>
-          <w:sz w:val="20"/>
-          <w:szCs w:val="20"/>
-        </w:rPr>
-        <w:t xml:space="preserve">: Kafka, RabbitMQ </w:t>
-      </w:r>
-    </w:p>
-    <w:p>
-      <w:pPr>
-        <w:pStyle w:val="ListParagraph"/>
-        <w:numPr>
-          <w:ilvl w:val="0"/>
-          <w:numId w:val="4"/>
-        </w:numPr>
-        <w:rPr>
-          <w:rFonts w:ascii="Verdana" w:hAnsi="Verdana" w:cs="Arial"/>
-          <w:color w:val="000000" w:themeColor="text1"/>
-          <w:sz w:val="20"/>
-          <w:szCs w:val="20"/>
-        </w:rPr>
-      </w:pPr>
-      <w:r>
-        <w:rPr>
-          <w:rFonts w:ascii="Verdana" w:hAnsi="Verdana" w:cs="Arial"/>
-          <w:b/>
-          <w:bCs/>
-          <w:color w:val="000000" w:themeColor="text1"/>
-          <w:sz w:val="20"/>
-          <w:szCs w:val="20"/>
-        </w:rPr>
-        <w:t>Caching &amp; In-Memory Stores</w:t>
-      </w:r>
-      <w:r>
-        <w:rPr>
-          <w:rFonts w:ascii="Verdana" w:hAnsi="Verdana" w:cs="Arial"/>
-          <w:color w:val="000000" w:themeColor="text1"/>
-          <w:sz w:val="20"/>
-          <w:szCs w:val="20"/>
-        </w:rPr>
-        <w:t xml:space="preserve">: Redis </w:t>
-      </w:r>
-    </w:p>
-    <w:p>
-      <w:pPr>
-        <w:pStyle w:val="ListParagraph"/>
-        <w:numPr>
-          <w:ilvl w:val="0"/>
-          <w:numId w:val="4"/>
-        </w:numPr>
-        <w:rPr>
-          <w:rFonts w:ascii="Verdana" w:hAnsi="Verdana" w:cs="Arial"/>
-          <w:color w:val="000000" w:themeColor="text1"/>
-          <w:sz w:val="20"/>
-          <w:szCs w:val="20"/>
-        </w:rPr>
-      </w:pPr>
-      <w:r>
-        <w:rPr>
-          <w:rFonts w:ascii="Verdana" w:hAnsi="Verdana" w:cs="Arial"/>
-          <w:b/>
-          <w:bCs/>
-          <w:color w:val="000000" w:themeColor="text1"/>
-          <w:sz w:val="20"/>
-          <w:szCs w:val="20"/>
-        </w:rPr>
-        <w:t>Databases</w:t>
-      </w:r>
-      <w:r>
-        <w:rPr>
-          <w:rFonts w:ascii="Verdana" w:hAnsi="Verdana" w:cs="Arial"/>
-          <w:color w:val="000000" w:themeColor="text1"/>
-          <w:sz w:val="20"/>
-          <w:szCs w:val="20"/>
-        </w:rPr>
-        <w:t xml:space="preserve">: </w:t>
-      </w:r>
-      <w:r>
-        <w:rPr>
-          <w:rFonts w:ascii="Verdana" w:hAnsi="Verdana" w:cs="Arial"/>
-          <w:b/>
-          <w:bCs/>
-          <w:color w:val="000000" w:themeColor="text1"/>
-          <w:sz w:val="20"/>
-          <w:szCs w:val="20"/>
-        </w:rPr>
-        <w:t>Oracle</w:t>
-      </w:r>
-      <w:r>
-        <w:rPr>
-          <w:rFonts w:ascii="Verdana" w:hAnsi="Verdana" w:cs="Arial"/>
-          <w:color w:val="000000" w:themeColor="text1"/>
-          <w:sz w:val="20"/>
-          <w:szCs w:val="20"/>
-        </w:rPr>
-        <w:t xml:space="preserve">, MongoDB, Neo4j, PostgreSQL, MySQL </w:t>
-      </w:r>
-    </w:p>
-    <w:p>
-      <w:pPr>
-        <w:pStyle w:val="ListParagraph"/>
-        <w:numPr>
-          <w:ilvl w:val="0"/>
-          <w:numId w:val="4"/>
-        </w:numPr>
-        <w:rPr>
-          <w:rFonts w:ascii="Verdana" w:hAnsi="Verdana" w:cs="Arial"/>
-          <w:color w:val="000000" w:themeColor="text1"/>
-          <w:sz w:val="20"/>
-          <w:szCs w:val="20"/>
-        </w:rPr>
-      </w:pPr>
-      <w:r>
-        <w:rPr>
-          <w:rFonts w:ascii="Verdana" w:hAnsi="Verdana" w:cs="Arial"/>
-          <w:b/>
-          <w:bCs/>
-          <w:color w:val="000000" w:themeColor="text1"/>
-          <w:sz w:val="20"/>
-          <w:szCs w:val="20"/>
-        </w:rPr>
-        <w:t>Cloud Technologies</w:t>
-      </w:r>
-      <w:r>
-        <w:rPr>
-          <w:rFonts w:ascii="Verdana" w:hAnsi="Verdana" w:cs="Arial"/>
-          <w:color w:val="000000" w:themeColor="text1"/>
-          <w:sz w:val="20"/>
-          <w:szCs w:val="20"/>
-        </w:rPr>
-        <w:t xml:space="preserve">: AWS (EC2, S3, Lambda, CodePipeline, CloudWatch), Google Cloud Platform (GCP) (GKE, Pub/Sub, Firestore), PCF, Kubernetes, Docker </w:t>
-      </w:r>
-    </w:p>
-    <w:p>
-      <w:pPr>
-        <w:pStyle w:val="ListParagraph"/>
-        <w:numPr>
-          <w:ilvl w:val="0"/>
-          <w:numId w:val="4"/>
-        </w:numPr>
-        <w:rPr>
-          <w:rFonts w:ascii="Verdana" w:hAnsi="Verdana" w:cs="Arial"/>
-          <w:color w:val="000000" w:themeColor="text1"/>
-          <w:sz w:val="20"/>
-          <w:szCs w:val="20"/>
-        </w:rPr>
-      </w:pPr>
-      <w:r>
-        <w:rPr>
-          <w:rFonts w:ascii="Verdana" w:hAnsi="Verdana" w:cs="Arial"/>
-          <w:b/>
-          <w:bCs/>
-          <w:color w:val="000000" w:themeColor="text1"/>
-          <w:sz w:val="20"/>
-          <w:szCs w:val="20"/>
-        </w:rPr>
-        <w:t>Version Control &amp; CI/CD</w:t>
-      </w:r>
-      <w:r>
-        <w:rPr>
-          <w:rFonts w:ascii="Verdana" w:hAnsi="Verdana" w:cs="Arial"/>
-          <w:color w:val="000000" w:themeColor="text1"/>
-          <w:sz w:val="20"/>
-          <w:szCs w:val="20"/>
-        </w:rPr>
-        <w:t xml:space="preserve">: Git, GitLab, Bitbucket, Jenkins, Maven, Docker, Kubernetes </w:t>
-      </w:r>
-    </w:p>
-    <w:p>
-      <w:pPr>
-        <w:pStyle w:val="ListParagraph"/>
-        <w:numPr>
-          <w:ilvl w:val="0"/>
-          <w:numId w:val="4"/>
-        </w:numPr>
-        <w:rPr>
-          <w:rFonts w:ascii="Verdana" w:hAnsi="Verdana" w:cs="Arial"/>
-          <w:color w:val="000000" w:themeColor="text1"/>
-          <w:sz w:val="20"/>
-          <w:szCs w:val="20"/>
-        </w:rPr>
-      </w:pPr>
-      <w:r>
-        <w:rPr>
-          <w:rFonts w:ascii="Verdana" w:hAnsi="Verdana" w:cs="Arial"/>
-          <w:b/>
-          <w:bCs/>
-          <w:color w:val="000000" w:themeColor="text1"/>
-          <w:sz w:val="20"/>
-          <w:szCs w:val="20"/>
-        </w:rPr>
-        <w:t>Testing &amp; Validation</w:t>
-      </w:r>
-      <w:r>
-        <w:rPr>
-          <w:rFonts w:ascii="Verdana" w:hAnsi="Verdana" w:cs="Arial"/>
-          <w:color w:val="000000" w:themeColor="text1"/>
-          <w:sz w:val="20"/>
-          <w:szCs w:val="20"/>
-        </w:rPr>
-        <w:t>: JUnit, Postman</w:t>
-      </w:r>
-    </w:p>
-    <w:p>
-      <w:pPr>
-        <w:pStyle w:val="ListParagraph"/>
-        <w:numPr>
-          <w:ilvl w:val="0"/>
-          <w:numId w:val="4"/>
-        </w:numPr>
-        <w:rPr>
-          <w:rFonts w:ascii="Verdana" w:hAnsi="Verdana" w:cs="Arial"/>
-          <w:color w:val="000000" w:themeColor="text1"/>
-          <w:sz w:val="20"/>
-          <w:szCs w:val="20"/>
-        </w:rPr>
-      </w:pPr>
-      <w:r>
-        <w:rPr>
-          <w:rFonts w:ascii="Verdana" w:hAnsi="Verdana" w:cs="Arial"/>
-          <w:b/>
-          <w:bCs/>
-          <w:color w:val="000000" w:themeColor="text1"/>
-          <w:sz w:val="20"/>
-          <w:szCs w:val="20"/>
-        </w:rPr>
-        <w:t>Tools</w:t>
-      </w:r>
-      <w:r>
-        <w:rPr>
-          <w:rFonts w:ascii="Verdana" w:hAnsi="Verdana" w:cs="Arial"/>
-          <w:color w:val="000000" w:themeColor="text1"/>
-          <w:sz w:val="20"/>
-          <w:szCs w:val="20"/>
-        </w:rPr>
-        <w:t xml:space="preserve">: JIRA, </w:t>
-      </w:r>
-      <w:r>
-        <w:rPr>
-          <w:rFonts w:ascii="Verdana" w:hAnsi="Verdana" w:cs="Arial"/>
-          <w:color w:val="000000" w:themeColor="text1"/>
-          <w:sz w:val="20"/>
-          <w:szCs w:val="20"/>
-        </w:rPr>
-        <w:t xml:space="preserve">Ansible, </w:t>
-      </w:r>
-      <w:r>
-        <w:rPr>
-          <w:rFonts w:ascii="Verdana" w:hAnsi="Verdana" w:cs="Arial"/>
-          <w:color w:val="000000" w:themeColor="text1"/>
-          <w:sz w:val="20"/>
-          <w:szCs w:val="20"/>
-        </w:rPr>
-        <w:t>SonarQube, Postman, Swagger, Elasticsearch, Tableau</w:t>
-      </w:r>
-    </w:p>
-    <w:p>
-      <w:pPr>
-        <w:pStyle w:val="ListParagraph"/>
-        <w:numPr>
-          <w:ilvl w:val="0"/>
-          <w:numId w:val="4"/>
-        </w:numPr>
-        <w:rPr>
-          <w:rFonts w:ascii="Verdana" w:hAnsi="Verdana" w:cs="Arial"/>
-          <w:color w:val="000000" w:themeColor="text1"/>
-          <w:sz w:val="20"/>
-          <w:szCs w:val="20"/>
-        </w:rPr>
-      </w:pPr>
-      <w:r>
-        <w:rPr>
-          <w:rFonts w:ascii="Verdana" w:hAnsi="Verdana" w:cs="Arial"/>
-          <w:b/>
-          <w:bCs/>
-          <w:color w:val="000000" w:themeColor="text1"/>
-          <w:sz w:val="20"/>
-          <w:szCs w:val="20"/>
-        </w:rPr>
-        <w:lastRenderedPageBreak/>
-        <w:t>Logging &amp; Monitoring</w:t>
-      </w:r>
-      <w:r>
-        <w:rPr>
-          <w:rFonts w:ascii="Verdana" w:hAnsi="Verdana" w:cs="Arial"/>
-          <w:color w:val="000000" w:themeColor="text1"/>
-          <w:sz w:val="20"/>
-          <w:szCs w:val="20"/>
-        </w:rPr>
-        <w:t xml:space="preserve">: Log4j, SLF4J, Elasticsearch, Kibana, Splunk </w:t>
-      </w:r>
-    </w:p>
-    <w:p>
-      <w:pPr>
-        <w:pStyle w:val="ListParagraph"/>
-        <w:numPr>
-          <w:ilvl w:val="0"/>
-          <w:numId w:val="4"/>
-        </w:numPr>
-        <w:rPr>
-          <w:rFonts w:ascii="Verdana" w:hAnsi="Verdana" w:cs="Arial"/>
-          <w:color w:val="000000" w:themeColor="text1"/>
-          <w:sz w:val="20"/>
-          <w:szCs w:val="20"/>
-        </w:rPr>
-      </w:pPr>
-      <w:r>
-        <w:rPr>
-          <w:rFonts w:ascii="Verdana" w:hAnsi="Verdana" w:cs="Arial"/>
-          <w:b/>
-          <w:bCs/>
-          <w:color w:val="000000" w:themeColor="text1"/>
-          <w:sz w:val="20"/>
-          <w:szCs w:val="20"/>
-        </w:rPr>
-        <w:t>IDE &amp; Development Tools</w:t>
-      </w:r>
-      <w:r>
-        <w:rPr>
-          <w:rFonts w:ascii="Verdana" w:hAnsi="Verdana" w:cs="Arial"/>
-          <w:color w:val="000000" w:themeColor="text1"/>
-          <w:sz w:val="20"/>
-          <w:szCs w:val="20"/>
-        </w:rPr>
-        <w:t xml:space="preserve">: Spring STS, Eclipse, IntelliJ IDEA, Visual Studio Code, NetBeans, MyEclipse </w:t>
-      </w:r>
-    </w:p>
-    <w:p>
-      <w:pPr>
-        <w:pStyle w:val="ListParagraph"/>
-        <w:numPr>
-          <w:ilvl w:val="0"/>
-          <w:numId w:val="4"/>
-        </w:numPr>
-        <w:rPr>
-          <w:rStyle w:val="normaltextrun"/>
-          <w:rFonts w:ascii="Verdana" w:hAnsi="Verdana" w:cs="Arial"/>
-          <w:color w:val="000000" w:themeColor="text1"/>
-          <w:sz w:val="20"/>
-          <w:szCs w:val="20"/>
-        </w:rPr>
-      </w:pPr>
-      <w:r>
-        <w:rPr>
-          <w:rFonts w:ascii="Verdana" w:hAnsi="Verdana" w:cs="Arial"/>
-          <w:b/>
-          <w:bCs/>
-          <w:color w:val="000000" w:themeColor="text1"/>
-          <w:sz w:val="20"/>
-          <w:szCs w:val="20"/>
-        </w:rPr>
-        <w:t>Operating Systems</w:t>
-      </w:r>
-      <w:r>
-        <w:rPr>
-          <w:rFonts w:ascii="Verdana" w:hAnsi="Verdana" w:cs="Arial"/>
-          <w:color w:val="000000" w:themeColor="text1"/>
-          <w:sz w:val="20"/>
-          <w:szCs w:val="20"/>
-        </w:rPr>
-        <w:t>: Windows, Unix/Linux, Solaris</w:t>
-      </w:r>
     </w:p>
     <w:p>
       <w:pPr>
@@ -2245,6 +1138,19 @@
       </w:pPr>
       <w:r>
         <w:rPr>
+          <w:rFonts w:ascii="Verdana" w:hAnsi="Verdana"/>
+          <w:b/>
+          <w:color w:val="000000"/>
+          <w:sz w:val="20"/>
+        </w:rPr>
+        <w:t>Sr. Java Full Stack Developer  |  Apr 2025 - Present</w:t>
+      </w:r>
+    </w:p>
+    <w:p>
+      <w:pPr>
+        <w:pStyle w:val="paragraph"/>
+        <w:spacing w:before="0" w:beforeAutospacing="0" w:after="0" w:afterAutospacing="0"/>
+        <w:rPr>
           <w:rStyle w:val="normaltextrun"/>
           <w:rFonts w:ascii="Verdana" w:hAnsi="Verdana" w:cs="Segoe UI"/>
           <w:b/>
@@ -2253,99 +1159,48 @@
           <w:sz w:val="20"/>
           <w:szCs w:val="20"/>
         </w:rPr>
-        <w:t xml:space="preserve">Sr. Java Full Stack Developer | </w:t>
-      </w:r>
-      <w:r>
-        <w:rPr>
-          <w:rStyle w:val="normaltextrun"/>
-          <w:rFonts w:ascii="Verdana" w:hAnsi="Verdana" w:cs="Segoe UI"/>
-          <w:b/>
-          <w:bCs/>
-          <w:color w:val="000000" w:themeColor="text1"/>
-          <w:sz w:val="20"/>
-          <w:szCs w:val="20"/>
-        </w:rPr>
-        <w:t>Apr</w:t>
-      </w:r>
-      <w:r>
-        <w:rPr>
-          <w:rStyle w:val="normaltextrun"/>
-          <w:rFonts w:ascii="Verdana" w:hAnsi="Verdana" w:cs="Segoe UI"/>
-          <w:b/>
-          <w:bCs/>
-          <w:color w:val="000000" w:themeColor="text1"/>
-          <w:sz w:val="20"/>
-          <w:szCs w:val="20"/>
-        </w:rPr>
-        <w:t xml:space="preserve"> 202</w:t>
-      </w:r>
-      <w:r>
-        <w:rPr>
-          <w:rStyle w:val="normaltextrun"/>
-          <w:rFonts w:ascii="Verdana" w:hAnsi="Verdana" w:cs="Segoe UI"/>
-          <w:b/>
-          <w:bCs/>
-          <w:color w:val="000000" w:themeColor="text1"/>
-          <w:sz w:val="20"/>
-          <w:szCs w:val="20"/>
-        </w:rPr>
-        <w:t>5</w:t>
-      </w:r>
-      <w:r>
-        <w:rPr>
-          <w:rStyle w:val="normaltextrun"/>
-          <w:rFonts w:ascii="Verdana" w:hAnsi="Verdana" w:cs="Segoe UI"/>
-          <w:b/>
-          <w:bCs/>
-          <w:color w:val="000000" w:themeColor="text1"/>
-          <w:sz w:val="20"/>
-          <w:szCs w:val="20"/>
-        </w:rPr>
-        <w:t xml:space="preserve"> – </w:t>
-      </w:r>
-      <w:r>
-        <w:rPr>
-          <w:rStyle w:val="normaltextrun"/>
-          <w:rFonts w:ascii="Verdana" w:hAnsi="Verdana" w:cs="Segoe UI"/>
-          <w:b/>
-          <w:bCs/>
-          <w:color w:val="000000" w:themeColor="text1"/>
-          <w:sz w:val="20"/>
-          <w:szCs w:val="20"/>
-        </w:rPr>
-        <w:t>Present</w:t>
-      </w:r>
-    </w:p>
-    <w:p>
-      <w:pPr>
-        <w:pStyle w:val="paragraph"/>
-        <w:spacing w:before="0" w:beforeAutospacing="0" w:after="0" w:afterAutospacing="0"/>
-        <w:rPr>
-          <w:rStyle w:val="normaltextrun"/>
-          <w:rFonts w:ascii="Verdana" w:hAnsi="Verdana" w:cs="Segoe UI"/>
-          <w:b/>
-          <w:bCs/>
-          <w:color w:val="000000" w:themeColor="text1"/>
-          <w:sz w:val="20"/>
-          <w:szCs w:val="20"/>
-        </w:rPr>
-      </w:pPr>
-    </w:p>
-    <w:p>
-      <w:pPr>
-        <w:pStyle w:val="paragraph"/>
-        <w:spacing w:before="0" w:beforeAutospacing="0" w:after="0" w:afterAutospacing="0"/>
-        <w:rPr>
-          <w:rStyle w:val="eop"/>
-          <w:rFonts w:ascii="Verdana" w:hAnsi="Verdana" w:cs="Arial"/>
-          <w:b/>
-          <w:bCs/>
-          <w:color w:val="404040" w:themeColor="text1" w:themeTint="BF"/>
-          <w:sz w:val="20"/>
-          <w:szCs w:val="20"/>
-        </w:rPr>
-      </w:pPr>
-      <w:r>
+      </w:pPr>
+    </w:p>
+    <w:p>
+      <w:pPr>
+        <w:rPr>
+          <w:rFonts w:eastAsia="Times New Roman"/>
+          <w:kern w:val="0"/>
+        </w:rPr>
+      </w:pPr>
+      <w:r>
+        <w:rPr>
+          <w:rFonts w:ascii="Verdana" w:hAnsi="Verdana"/>
+          <w:b/>
+          <w:color w:val="000000"/>
+          <w:sz w:val="20"/>
+        </w:rPr>
+        <w:t xml:space="preserve">Project: </w:t>
+      </w:r>
+      <w:r>
+        <w:rPr>
+          <w:rFonts w:ascii="Verdana" w:hAnsi="Verdana"/>
+          <w:bCs/>
+          <w:i/>
+          <w:color w:val="000000"/>
+          <w:sz w:val="20"/>
+        </w:rPr>
+        <w:t>RIOO-RS, GINR &amp; Repower System</w:t>
+      </w:r>
+      <w:r>
+        <w:rPr>
+          <w:rFonts w:ascii="Verdana" w:hAnsi="Verdana"/>
+          <w:bCs/>
+          <w:color w:val="000000"/>
+          <w:sz w:val="20"/>
+        </w:rPr>
+        <w:t xml:space="preserve"> — Enhancing grid reliability operations and automating resource onboarding.</w:t>
+      </w:r>
+    </w:p>
+    <w:p>
+      <w:pPr>
+        <w:pStyle w:val="paragraph"/>
+        <w:spacing w:before="0" w:beforeAutospacing="0" w:after="0" w:afterAutospacing="0"/>
         <w:rPr>
           <w:rStyle w:val="contentcontrolboundarysink"/>
           <w:rFonts w:ascii="Verdana" w:hAnsi="Verdana" w:cs="Arial"/>
@@ -2355,8 +1210,7 @@
           <w:sz w:val="20"/>
           <w:szCs w:val="20"/>
         </w:rPr>
-        <w:t>Responsibilities:</w:t>
-      </w:r>
+      </w:pPr>
     </w:p>
     <w:p>
       <w:pPr>
@@ -2389,12 +1243,36 @@
       </w:pPr>
       <w:r>
         <w:rPr>
+          <w:rFonts w:ascii="Verdana" w:hAnsi="Verdana"/>
+          <w:color w:val="000000"/>
+          <w:sz w:val="20"/>
+        </w:rPr>
+        <w:t>Designed and optimized JAX-RS APIs for grid operations, reducing processing latency and improving reliability.</w:t>
+      </w:r>
+    </w:p>
+    <w:p>
+      <w:pPr>
+        <w:pStyle w:val="ListParagraph"/>
+        <w:numPr>
+          <w:ilvl w:val="0"/>
+          <w:numId w:val="8"/>
+        </w:numPr>
+        <w:spacing w:line="300" w:lineRule="atLeast"/>
+        <w:rPr>
           <w:rFonts w:ascii="Verdana" w:eastAsia="Verdana" w:hAnsi="Verdana" w:cs="Verdana"/>
           <w:color w:val="000000" w:themeColor="text1"/>
           <w:sz w:val="20"/>
           <w:szCs w:val="20"/>
-        </w:rPr>
-        <w:t>Delivered 100% functional PROD INR email notification system, ensuring timely communication for critical operations.</w:t>
+          <w:lang w:eastAsia="en-US"/>
+        </w:rPr>
+      </w:pPr>
+      <w:r>
+        <w:rPr>
+          <w:rFonts w:ascii="Verdana" w:hAnsi="Verdana"/>
+          <w:color w:val="000000"/>
+          <w:sz w:val="20"/>
+        </w:rPr>
+        <w:t>Enhanced Angular UI for RIOO-IS/RS across 10+ modules, improving navigation and user experience.</w:t>
       </w:r>
     </w:p>
     <w:p>
@@ -2413,12 +1291,34 @@
       </w:pPr>
       <w:r>
         <w:rPr>
+          <w:rFonts w:ascii="Verdana" w:hAnsi="Verdana"/>
+          <w:color w:val="000000"/>
+          <w:sz w:val="20"/>
+        </w:rPr>
+        <w:t>Delivered a production-ready INR email notification system used across ERCOT operations.</w:t>
+      </w:r>
+    </w:p>
+    <w:p>
+      <w:pPr>
+        <w:pStyle w:val="paragraph"/>
+        <w:numPr>
+          <w:ilvl w:val="0"/>
+          <w:numId w:val="8"/>
+        </w:numPr>
+        <w:rPr>
           <w:rFonts w:ascii="Verdana" w:eastAsia="Verdana" w:hAnsi="Verdana" w:cs="Verdana"/>
           <w:color w:val="000000" w:themeColor="text1"/>
           <w:sz w:val="20"/>
           <w:szCs w:val="20"/>
         </w:rPr>
-        <w:t>Refactored and integrated common code for 10+ entities (Breaker Switch, Generators, Lines, Load Resources, etc.), improving code reusability and reducing redundancy by 30%.</w:t>
+      </w:pPr>
+      <w:r>
+        <w:rPr>
+          <w:rFonts w:ascii="Verdana" w:hAnsi="Verdana"/>
+          <w:color w:val="000000"/>
+          <w:sz w:val="20"/>
+        </w:rPr>
+        <w:t>Refactored shared components for 10+ entities, reducing code duplication by 30%.</w:t>
       </w:r>
     </w:p>
     <w:p>
@@ -2437,12 +1337,34 @@
       </w:pPr>
       <w:r>
         <w:rPr>
+          <w:rFonts w:ascii="Verdana" w:hAnsi="Verdana"/>
+          <w:color w:val="000000"/>
+          <w:sz w:val="20"/>
+        </w:rPr>
+        <w:t>Automated deployments using Ansible, enabling zero-downtime releases in higher environments.</w:t>
+      </w:r>
+    </w:p>
+    <w:p>
+      <w:pPr>
+        <w:pStyle w:val="paragraph"/>
+        <w:numPr>
+          <w:ilvl w:val="0"/>
+          <w:numId w:val="8"/>
+        </w:numPr>
+        <w:rPr>
           <w:rFonts w:ascii="Verdana" w:eastAsia="Verdana" w:hAnsi="Verdana" w:cs="Verdana"/>
           <w:color w:val="000000" w:themeColor="text1"/>
           <w:sz w:val="20"/>
           <w:szCs w:val="20"/>
         </w:rPr>
-        <w:t>Designed and implemented 10+ backend APIs for Wind Generators and Wind Turbines, enhancing system capabilities.</w:t>
+      </w:pPr>
+      <w:r>
+        <w:rPr>
+          <w:rFonts w:ascii="Verdana" w:hAnsi="Verdana"/>
+          <w:color w:val="000000"/>
+          <w:sz w:val="20"/>
+        </w:rPr>
+        <w:t>Resolved 25+ production issues and 50+ data corrections, improving SLA compliance and data accuracy.</w:t>
       </w:r>
     </w:p>
     <w:p>
@@ -2461,12 +1383,33 @@
       </w:pPr>
       <w:r>
         <w:rPr>
+          <w:rFonts w:ascii="Verdana" w:hAnsi="Verdana"/>
+          <w:color w:val="000000"/>
+          <w:sz w:val="20"/>
+        </w:rPr>
+        <w:t>Built unit and integration tests for 20+ APIs, supporting 99% service reliability.</w:t>
+      </w:r>
+    </w:p>
+    <w:p>
+      <w:pPr>
+        <w:pStyle w:val="paragraph"/>
+        <w:numPr>
+          <w:ilvl w:val="0"/>
+          <w:numId w:val="8"/>
+        </w:numPr>
+        <w:rPr>
           <w:rFonts w:ascii="Verdana" w:eastAsia="Verdana" w:hAnsi="Verdana" w:cs="Verdana"/>
           <w:color w:val="000000" w:themeColor="text1"/>
           <w:sz w:val="20"/>
           <w:szCs w:val="20"/>
         </w:rPr>
-        <w:t>Integrated URL changes into Angular code, ensuring seamless navigation across 10+ application routes.</w:t>
+      </w:pPr>
+      <w:r>
+        <w:rPr>
+          <w:rFonts w:ascii="Verdana" w:hAnsi="Verdana"/>
+          <w:color w:val="000000"/>
+          <w:sz w:val="20"/>
+        </w:rPr>
       </w:r>
     </w:p>
     <w:p>
@@ -2483,14 +1426,152 @@
           <w:szCs w:val="20"/>
         </w:rPr>
       </w:pPr>
-      <w:r>
+      <w:proofErr w:type="spellStart"/>
+      <w:proofErr w:type="spellEnd"/>
+      <w:r>
+        <w:rPr>
+          <w:rFonts w:ascii="Verdana" w:hAnsi="Verdana"/>
+          <w:color w:val="000000"/>
+          <w:sz w:val="20"/>
+        </w:rPr>
+      </w:r>
+    </w:p>
+    <w:p>
+      <w:pPr>
+        <w:pStyle w:val="paragraph"/>
+        <w:numPr>
+          <w:ilvl w:val="0"/>
+          <w:numId w:val="8"/>
+        </w:numPr>
         <w:rPr>
           <w:rFonts w:ascii="Verdana" w:eastAsia="Verdana" w:hAnsi="Verdana" w:cs="Verdana"/>
           <w:color w:val="000000" w:themeColor="text1"/>
           <w:sz w:val="20"/>
           <w:szCs w:val="20"/>
         </w:rPr>
-        <w:t>Debugged and resolved issues in 10+ frontend and backend projects, deploying code to higher environments using Ansible with zero downtime.</w:t>
+      </w:pPr>
+      <w:r>
+        <w:rPr>
+          <w:rFonts w:ascii="Verdana" w:hAnsi="Verdana"/>
+          <w:color w:val="000000"/>
+          <w:sz w:val="20"/>
+        </w:rPr>
+      </w:r>
+    </w:p>
+    <w:p>
+      <w:pPr>
+        <w:pStyle w:val="paragraph"/>
+        <w:spacing w:before="0" w:beforeAutospacing="0" w:after="0" w:afterAutospacing="0"/>
+        <w:rPr>
+          <w:rStyle w:val="normaltextrun"/>
+          <w:rFonts w:ascii="Verdana" w:hAnsi="Verdana" w:cs="Segoe UI"/>
+          <w:b/>
+          <w:bCs/>
+          <w:color w:val="000000" w:themeColor="text1"/>
+          <w:sz w:val="20"/>
+          <w:szCs w:val="20"/>
+        </w:rPr>
+      </w:pPr>
+      <w:r>
+        <w:rPr>
+          <w:rStyle w:val="normaltextrun"/>
+          <w:rFonts w:ascii="Verdana" w:hAnsi="Verdana" w:cs="Segoe UI"/>
+          <w:b/>
+          <w:bCs/>
+          <w:color w:val="000000" w:themeColor="text1"/>
+          <w:sz w:val="20"/>
+          <w:szCs w:val="20"/>
+        </w:rPr>
+        <w:t>​​</w:t>
+      </w:r>
+      <w:r>
+        <w:rPr>
+          <w:rStyle w:val="normaltextrun"/>
+          <w:rFonts w:ascii="Verdana" w:hAnsi="Verdana" w:cs="Segoe UI"/>
+          <w:b/>
+          <w:bCs/>
+          <w:color w:val="000000" w:themeColor="text1"/>
+          <w:sz w:val="20"/>
+          <w:szCs w:val="20"/>
+        </w:rPr>
+        <w:t>Amazon Robotics, Boston, US</w:t>
+      </w:r>
+    </w:p>
+    <w:p>
+      <w:pPr>
+        <w:pStyle w:val="paragraph"/>
+        <w:spacing w:before="0" w:beforeAutospacing="0" w:after="0" w:afterAutospacing="0"/>
+        <w:rPr>
+          <w:rStyle w:val="normaltextrun"/>
+          <w:rFonts w:ascii="Verdana" w:hAnsi="Verdana" w:cs="Segoe UI"/>
+          <w:b/>
+          <w:bCs/>
+          <w:color w:val="000000" w:themeColor="text1"/>
+          <w:sz w:val="20"/>
+          <w:szCs w:val="20"/>
+        </w:rPr>
+      </w:pPr>
+      <w:r>
+        <w:rPr>
+          <w:rFonts w:ascii="Verdana" w:hAnsi="Verdana"/>
+          <w:b/>
+          <w:color w:val="000000"/>
+          <w:sz w:val="20"/>
+        </w:rPr>
+        <w:t>Sr. Java Full Stack Developer  |  Feb 2023 - Mar 2025</w:t>
+      </w:r>
+    </w:p>
+    <w:p>
+      <w:pPr>
+        <w:pStyle w:val="paragraph"/>
+        <w:spacing w:before="0" w:beforeAutospacing="0" w:after="0" w:afterAutospacing="0"/>
+        <w:rPr>
+          <w:rStyle w:val="normaltextrun"/>
+          <w:rFonts w:ascii="Verdana" w:hAnsi="Verdana" w:cs="Segoe UI"/>
+          <w:b/>
+          <w:bCs/>
+          <w:color w:val="000000" w:themeColor="text1"/>
+          <w:sz w:val="20"/>
+          <w:szCs w:val="20"/>
+        </w:rPr>
+      </w:pPr>
+    </w:p>
+    <w:p>
+      <w:pPr>
+        <w:rPr>
+          <w:rFonts w:ascii="Verdana" w:hAnsi="Verdana"/>
+          <w:bCs/>
+          <w:color w:val="000000"/>
+          <w:sz w:val="20"/>
+        </w:rPr>
+      </w:pPr>
+      <w:r>
+        <w:rPr>
+          <w:rFonts w:ascii="Verdana" w:hAnsi="Verdana"/>
+          <w:b/>
+          <w:color w:val="000000"/>
+          <w:sz w:val="20"/>
+        </w:rPr>
+        <w:t xml:space="preserve">Project: </w:t>
+      </w:r>
+      <w:r>
+        <w:rPr>
+          <w:rFonts w:ascii="Verdana" w:hAnsi="Verdana"/>
+          <w:bCs/>
+          <w:color w:val="000000"/>
+          <w:sz w:val="20"/>
+        </w:rPr>
+        <w:t>Robotics Manufacturing &amp; Warehouse Management — Real</w:t>
+      </w:r>
+      <w:r>
+        <w:rPr>
+          <w:rFonts w:ascii="Verdana" w:hAnsi="Verdana"/>
+          <w:bCs/>
+          <w:color w:val="000000"/>
+          <w:sz w:val="20"/>
+        </w:rPr>
+        <w:noBreakHyphen/>
+        <w:t>time tracking and automation of robot production and delivery.</w:t>
       </w:r>
     </w:p>
     <w:p>
@@ -2514,7 +1595,7 @@
           <w:sz w:val="20"/>
           <w:szCs w:val="20"/>
         </w:rPr>
-        <w:t>Created and executed 20+ test API calls for backend API testing, ensuring 99% reliability.</w:t>
+        <w:t>Architected Spring Boot microservices for manufacturing, delivery, and warehouse modules, improving scalability by 40% and reducing complexity by 35%.</w:t>
       </w:r>
     </w:p>
     <w:p>
@@ -2538,7 +1619,17 @@
           <w:sz w:val="20"/>
           <w:szCs w:val="20"/>
         </w:rPr>
-        <w:t>Resolved 25+ production issues, achieving a 95% resolution rate within SLA timelines.</w:t>
+        <w:t>Developed Angular dashboards for real</w:t>
+      </w:r>
+      <w:r>
+        <w:rPr>
+          <w:rFonts w:ascii="Verdana" w:eastAsia="Verdana" w:hAnsi="Verdana" w:cs="Verdana"/>
+          <w:color w:val="000000" w:themeColor="text1"/>
+          <w:sz w:val="20"/>
+          <w:szCs w:val="20"/>
+        </w:rPr>
+        <w:noBreakHyphen/>
+        <w:t>time KPIs (production, delivery status, warehouse stats)</w:t>
       </w:r>
     </w:p>
     <w:p>
@@ -2562,7 +1653,7 @@
           <w:sz w:val="20"/>
           <w:szCs w:val="20"/>
         </w:rPr>
-        <w:t>Addressed 50+ data correction tickets, ensuring 100% data accuracy in production systems.</w:t>
+        <w:t>Achieved horizontal scalability through microservices and container orchestration.</w:t>
       </w:r>
     </w:p>
     <w:p>
@@ -2586,7 +1677,7 @@
           <w:sz w:val="20"/>
           <w:szCs w:val="20"/>
         </w:rPr>
-        <w:t>Contributed to the development of 5+ single schema projects, optimizing database design and performance.</w:t>
+        <w:t>Automated operational workflows and digitized tracking dashboards to eliminate manual processes.</w:t>
       </w:r>
     </w:p>
     <w:p>
@@ -2610,7 +1701,7 @@
           <w:sz w:val="20"/>
           <w:szCs w:val="20"/>
         </w:rPr>
-        <w:t>Investigated and resolved file attachment issues, identifying limitations in the Lastline API for unsupported file types like. dyr, improving file handling efficiency by 20%.</w:t>
+        <w:t>Implemented Apache Kafka for event streaming, reducing inter</w:t>
       </w:r>
       <w:r>
         <w:rPr>
@@ -2619,182 +1710,19 @@
           <w:sz w:val="20"/>
           <w:szCs w:val="20"/>
         </w:rPr>
-        <w:t xml:space="preserve"> </w:t>
-      </w:r>
-    </w:p>
-    <w:p>
-      <w:pPr>
-        <w:pStyle w:val="paragraph"/>
-        <w:spacing w:before="0" w:beforeAutospacing="0" w:after="0" w:afterAutospacing="0"/>
-        <w:rPr>
-          <w:rStyle w:val="normaltextrun"/>
-          <w:rFonts w:ascii="Verdana" w:hAnsi="Verdana" w:cs="Segoe UI"/>
-          <w:b/>
-          <w:bCs/>
-          <w:color w:val="000000" w:themeColor="text1"/>
-          <w:sz w:val="20"/>
-          <w:szCs w:val="20"/>
-        </w:rPr>
-      </w:pPr>
-    </w:p>
-    <w:p>
-      <w:pPr>
-        <w:pStyle w:val="paragraph"/>
-        <w:spacing w:before="0" w:beforeAutospacing="0" w:after="0" w:afterAutospacing="0"/>
-        <w:rPr>
-          <w:rStyle w:val="normaltextrun"/>
-          <w:rFonts w:ascii="Verdana" w:hAnsi="Verdana" w:cs="Segoe UI"/>
-          <w:b/>
-          <w:bCs/>
-          <w:color w:val="000000" w:themeColor="text1"/>
-          <w:sz w:val="20"/>
-          <w:szCs w:val="20"/>
-        </w:rPr>
-      </w:pPr>
-      <w:r>
-        <w:rPr>
-          <w:rStyle w:val="normaltextrun"/>
-          <w:rFonts w:ascii="Verdana" w:hAnsi="Verdana" w:cs="Segoe UI"/>
-          <w:b/>
-          <w:bCs/>
-          <w:color w:val="000000" w:themeColor="text1"/>
-          <w:sz w:val="20"/>
-          <w:szCs w:val="20"/>
-        </w:rPr>
-        <w:t>​​</w:t>
-      </w:r>
-      <w:r>
-        <w:rPr>
-          <w:rStyle w:val="normaltextrun"/>
-          <w:rFonts w:ascii="Verdana" w:hAnsi="Verdana" w:cs="Segoe UI"/>
-          <w:b/>
-          <w:bCs/>
-          <w:color w:val="000000" w:themeColor="text1"/>
-          <w:sz w:val="20"/>
-          <w:szCs w:val="20"/>
-        </w:rPr>
-        <w:t>Amazon Robotics, Boston, US</w:t>
-      </w:r>
-    </w:p>
-    <w:p>
-      <w:pPr>
-        <w:pStyle w:val="paragraph"/>
-        <w:spacing w:before="0" w:beforeAutospacing="0" w:after="0" w:afterAutospacing="0"/>
-        <w:rPr>
-          <w:rStyle w:val="normaltextrun"/>
-          <w:rFonts w:ascii="Verdana" w:hAnsi="Verdana" w:cs="Segoe UI"/>
-          <w:b/>
-          <w:bCs/>
-          <w:color w:val="000000" w:themeColor="text1"/>
-          <w:sz w:val="20"/>
-          <w:szCs w:val="20"/>
-        </w:rPr>
-      </w:pPr>
-      <w:r>
-        <w:rPr>
-          <w:rStyle w:val="normaltextrun"/>
-          <w:rFonts w:ascii="Verdana" w:hAnsi="Verdana" w:cs="Segoe UI"/>
-          <w:b/>
-          <w:bCs/>
-          <w:color w:val="000000" w:themeColor="text1"/>
-          <w:sz w:val="20"/>
-          <w:szCs w:val="20"/>
-        </w:rPr>
-        <w:t>Sr. Java</w:t>
-      </w:r>
-      <w:r>
-        <w:rPr>
-          <w:rStyle w:val="normaltextrun"/>
-          <w:rFonts w:ascii="Verdana" w:hAnsi="Verdana" w:cs="Segoe UI"/>
-          <w:b/>
-          <w:bCs/>
-          <w:color w:val="000000" w:themeColor="text1"/>
-          <w:sz w:val="20"/>
-          <w:szCs w:val="20"/>
-        </w:rPr>
-        <w:t xml:space="preserve"> Full Stack Developer</w:t>
-      </w:r>
-      <w:r>
-        <w:rPr>
-          <w:rStyle w:val="normaltextrun"/>
-          <w:rFonts w:ascii="Verdana" w:hAnsi="Verdana" w:cs="Segoe UI"/>
-          <w:b/>
-          <w:bCs/>
-          <w:color w:val="000000" w:themeColor="text1"/>
-          <w:sz w:val="20"/>
-          <w:szCs w:val="20"/>
-        </w:rPr>
-        <w:t xml:space="preserve"> | Feb 2023 – </w:t>
-      </w:r>
-      <w:r>
-        <w:rPr>
-          <w:rStyle w:val="normaltextrun"/>
-          <w:rFonts w:ascii="Verdana" w:hAnsi="Verdana" w:cs="Segoe UI"/>
-          <w:b/>
-          <w:bCs/>
-          <w:color w:val="000000" w:themeColor="text1"/>
-          <w:sz w:val="20"/>
-          <w:szCs w:val="20"/>
-        </w:rPr>
-        <w:t>Mar 2025</w:t>
-      </w:r>
-    </w:p>
-    <w:p>
-      <w:pPr>
-        <w:pStyle w:val="paragraph"/>
-        <w:spacing w:before="0" w:beforeAutospacing="0" w:after="0" w:afterAutospacing="0"/>
-        <w:rPr>
-          <w:rStyle w:val="normaltextrun"/>
-          <w:rFonts w:ascii="Verdana" w:hAnsi="Verdana" w:cs="Segoe UI"/>
-          <w:b/>
-          <w:bCs/>
-          <w:color w:val="000000" w:themeColor="text1"/>
-          <w:sz w:val="20"/>
-          <w:szCs w:val="20"/>
-        </w:rPr>
-      </w:pPr>
-    </w:p>
-    <w:p>
-      <w:pPr>
-        <w:pStyle w:val="paragraph"/>
-        <w:spacing w:before="0" w:beforeAutospacing="0" w:after="0" w:afterAutospacing="0"/>
-        <w:rPr>
-          <w:rStyle w:val="eop"/>
-          <w:rFonts w:ascii="Verdana" w:hAnsi="Verdana" w:cs="Arial"/>
-          <w:b/>
-          <w:bCs/>
-          <w:color w:val="404040" w:themeColor="text1" w:themeTint="BF"/>
-          <w:sz w:val="20"/>
-          <w:szCs w:val="20"/>
-        </w:rPr>
-      </w:pPr>
-      <w:r>
-        <w:rPr>
-          <w:rStyle w:val="contentcontrolboundarysink"/>
-          <w:rFonts w:ascii="Verdana" w:hAnsi="Verdana" w:cs="Arial"/>
-          <w:b/>
-          <w:bCs/>
-          <w:color w:val="000000" w:themeColor="text1"/>
-          <w:sz w:val="20"/>
-          <w:szCs w:val="20"/>
-        </w:rPr>
-        <w:t>Responsibilities:</w:t>
-      </w:r>
-    </w:p>
-    <w:p>
-      <w:pPr>
-        <w:pStyle w:val="paragraph"/>
-        <w:spacing w:before="0" w:beforeAutospacing="0" w:after="0" w:afterAutospacing="0"/>
-        <w:rPr>
-          <w:rStyle w:val="contentcontrolboundarysink"/>
-          <w:rFonts w:ascii="Verdana" w:hAnsi="Verdana" w:cs="Arial"/>
-          <w:b/>
-          <w:bCs/>
-          <w:color w:val="000000" w:themeColor="text1"/>
-          <w:sz w:val="20"/>
-          <w:szCs w:val="20"/>
-        </w:rPr>
-      </w:pPr>
+        <w:noBreakHyphen/>
+        <w:t>service latency by 40%; adopted event</w:t>
+      </w:r>
+      <w:r>
+        <w:rPr>
+          <w:rFonts w:ascii="Verdana" w:eastAsia="Verdana" w:hAnsi="Verdana" w:cs="Verdana"/>
+          <w:color w:val="000000" w:themeColor="text1"/>
+          <w:sz w:val="20"/>
+          <w:szCs w:val="20"/>
+        </w:rPr>
+        <w:noBreakHyphen/>
+        <w:t>driven design to cut delivery response time by 30%.</w:t>
+      </w:r>
     </w:p>
     <w:p>
       <w:pPr>
@@ -2817,27 +1745,41 @@
           <w:sz w:val="20"/>
           <w:szCs w:val="20"/>
         </w:rPr>
-        <w:t xml:space="preserve">Designed and developed scalable backend microservices using </w:t>
+        <w:t>Deployed services on AWS &amp; GCP; achieved 99.9% uptime and 50% cost reduction via autoscaling and right</w:t>
       </w:r>
       <w:r>
         <w:rPr>
           <w:rFonts w:ascii="Verdana" w:eastAsia="Verdana" w:hAnsi="Verdana" w:cs="Verdana"/>
-          <w:b/>
-          <w:bCs/>
-          <w:color w:val="000000" w:themeColor="text1"/>
-          <w:sz w:val="20"/>
-          <w:szCs w:val="20"/>
-        </w:rPr>
-        <w:t>Spring Boot</w:t>
-      </w:r>
-      <w:r>
+          <w:color w:val="000000" w:themeColor="text1"/>
+          <w:sz w:val="20"/>
+          <w:szCs w:val="20"/>
+        </w:rPr>
+        <w:noBreakHyphen/>
+        <w:t>sizing.</w:t>
+      </w:r>
+    </w:p>
+    <w:p>
+      <w:pPr>
+        <w:pStyle w:val="paragraph"/>
+        <w:numPr>
+          <w:ilvl w:val="0"/>
+          <w:numId w:val="8"/>
+        </w:numPr>
         <w:rPr>
           <w:rFonts w:ascii="Verdana" w:eastAsia="Verdana" w:hAnsi="Verdana" w:cs="Verdana"/>
           <w:color w:val="000000" w:themeColor="text1"/>
           <w:sz w:val="20"/>
           <w:szCs w:val="20"/>
         </w:rPr>
-        <w:t xml:space="preserve"> for robot manufacturing, tracking, and warehouse delivery, leading to a 40% improvement in system scalability. </w:t>
+      </w:pPr>
+      <w:r>
+        <w:rPr>
+          <w:rFonts w:ascii="Verdana" w:eastAsia="Verdana" w:hAnsi="Verdana" w:cs="Verdana"/>
+          <w:color w:val="000000" w:themeColor="text1"/>
+          <w:sz w:val="20"/>
+          <w:szCs w:val="20"/>
+        </w:rPr>
+        <w:t>Built CI/CD pipelines with AWS Code Pipeline and Jenkins, decreasing deployment time by 60%.</w:t>
       </w:r>
     </w:p>
     <w:p>
@@ -2861,19 +1803,23 @@
           <w:sz w:val="20"/>
           <w:szCs w:val="20"/>
         </w:rPr>
-        <w:t xml:space="preserve">Built a dynamic, user-friendly frontend using </w:t>
-      </w:r>
-      <w:r>
+        <w:t>Secured APIs with OAuth2/JWT and TLS; produced Swagger documentation to improve integration by 45% and reduce support queries by 25%.</w:t>
+      </w:r>
+    </w:p>
+    <w:p>
+      <w:pPr>
+        <w:pStyle w:val="paragraph"/>
+        <w:numPr>
+          <w:ilvl w:val="0"/>
+          <w:numId w:val="8"/>
+        </w:numPr>
         <w:rPr>
           <w:rFonts w:ascii="Verdana" w:eastAsia="Verdana" w:hAnsi="Verdana" w:cs="Verdana"/>
-          <w:b/>
-          <w:bCs/>
-          <w:color w:val="000000" w:themeColor="text1"/>
-          <w:sz w:val="20"/>
-          <w:szCs w:val="20"/>
-        </w:rPr>
-        <w:t>Angular</w:t>
-      </w:r>
+          <w:color w:val="000000" w:themeColor="text1"/>
+          <w:sz w:val="20"/>
+          <w:szCs w:val="20"/>
+        </w:rPr>
+      </w:pPr>
       <w:r>
         <w:rPr>
           <w:rFonts w:ascii="Verdana" w:eastAsia="Verdana" w:hAnsi="Verdana" w:cs="Verdana"/>
@@ -2881,1019 +1827,8 @@
           <w:sz w:val="20"/>
           <w:szCs w:val="20"/>
         </w:rPr>
-        <w:t xml:space="preserve"> to provide real-time monitoring of robot production and warehouse data, improving user engagement and dashboard utilization by 30%. </w:t>
-      </w:r>
-    </w:p>
-    <w:p>
-      <w:pPr>
-        <w:pStyle w:val="paragraph"/>
-        <w:numPr>
-          <w:ilvl w:val="0"/>
-          <w:numId w:val="8"/>
-        </w:numPr>
-        <w:rPr>
-          <w:rFonts w:ascii="Verdana" w:eastAsia="Verdana" w:hAnsi="Verdana" w:cs="Verdana"/>
-          <w:color w:val="000000" w:themeColor="text1"/>
-          <w:sz w:val="20"/>
-          <w:szCs w:val="20"/>
-        </w:rPr>
-      </w:pPr>
-      <w:r>
-        <w:rPr>
-          <w:rFonts w:ascii="Verdana" w:eastAsia="Verdana" w:hAnsi="Verdana" w:cs="Verdana"/>
-          <w:color w:val="000000" w:themeColor="text1"/>
-          <w:sz w:val="20"/>
-          <w:szCs w:val="20"/>
-        </w:rPr>
-        <w:t xml:space="preserve">Implemented responsive, interactive dashboards displaying key metrics such as robot manufactured, delivery status, and warehouse statistics, reducing manual tracking efforts by 25%. </w:t>
-      </w:r>
-    </w:p>
-    <w:p>
-      <w:pPr>
-        <w:pStyle w:val="paragraph"/>
-        <w:numPr>
-          <w:ilvl w:val="0"/>
-          <w:numId w:val="8"/>
-        </w:numPr>
-        <w:rPr>
-          <w:rFonts w:ascii="Verdana" w:eastAsia="Verdana" w:hAnsi="Verdana" w:cs="Verdana"/>
-          <w:color w:val="000000" w:themeColor="text1"/>
-          <w:sz w:val="20"/>
-          <w:szCs w:val="20"/>
-        </w:rPr>
-      </w:pPr>
-      <w:r>
-        <w:rPr>
-          <w:rFonts w:ascii="Verdana" w:eastAsia="Verdana" w:hAnsi="Verdana" w:cs="Verdana"/>
-          <w:color w:val="000000" w:themeColor="text1"/>
-          <w:sz w:val="20"/>
-          <w:szCs w:val="20"/>
-        </w:rPr>
-        <w:t xml:space="preserve">Architected and implemented microservices to handle distinct modules like robot manufacturing, delivery, and warehouse inventory, reducing system complexity by 35% and speeding up deployment cycles by 50%. </w:t>
-      </w:r>
-    </w:p>
-    <w:p>
-      <w:pPr>
-        <w:pStyle w:val="paragraph"/>
-        <w:numPr>
-          <w:ilvl w:val="0"/>
-          <w:numId w:val="8"/>
-        </w:numPr>
-        <w:rPr>
-          <w:rFonts w:ascii="Verdana" w:eastAsia="Verdana" w:hAnsi="Verdana" w:cs="Verdana"/>
-          <w:color w:val="000000" w:themeColor="text1"/>
-          <w:sz w:val="20"/>
-          <w:szCs w:val="20"/>
-        </w:rPr>
-      </w:pPr>
-      <w:r>
-        <w:rPr>
-          <w:rFonts w:ascii="Verdana" w:eastAsia="Verdana" w:hAnsi="Verdana" w:cs="Verdana"/>
-          <w:color w:val="000000" w:themeColor="text1"/>
-          <w:sz w:val="20"/>
-          <w:szCs w:val="20"/>
-        </w:rPr>
-        <w:t xml:space="preserve">Utilized </w:t>
-      </w:r>
-      <w:r>
-        <w:rPr>
-          <w:rFonts w:ascii="Verdana" w:eastAsia="Verdana" w:hAnsi="Verdana" w:cs="Verdana"/>
-          <w:b/>
-          <w:bCs/>
-          <w:color w:val="000000" w:themeColor="text1"/>
-          <w:sz w:val="20"/>
-          <w:szCs w:val="20"/>
-        </w:rPr>
-        <w:t>Apache Kafka</w:t>
-      </w:r>
-      <w:r>
-        <w:rPr>
-          <w:rFonts w:ascii="Verdana" w:eastAsia="Verdana" w:hAnsi="Verdana" w:cs="Verdana"/>
-          <w:color w:val="000000" w:themeColor="text1"/>
-          <w:sz w:val="20"/>
-          <w:szCs w:val="20"/>
-        </w:rPr>
-        <w:t xml:space="preserve"> for real-time event streaming between microservices, improving data flow efficiency and reducing delays by 40%.</w:t>
-      </w:r>
-    </w:p>
-    <w:p>
-      <w:pPr>
-        <w:pStyle w:val="paragraph"/>
-        <w:numPr>
-          <w:ilvl w:val="0"/>
-          <w:numId w:val="8"/>
-        </w:numPr>
-        <w:rPr>
-          <w:rFonts w:ascii="Verdana" w:eastAsia="Verdana" w:hAnsi="Verdana" w:cs="Verdana"/>
-          <w:color w:val="000000" w:themeColor="text1"/>
-          <w:sz w:val="20"/>
-          <w:szCs w:val="20"/>
-        </w:rPr>
-      </w:pPr>
-      <w:r>
-        <w:rPr>
-          <w:rFonts w:ascii="Verdana" w:eastAsia="Verdana" w:hAnsi="Verdana" w:cs="Verdana"/>
-          <w:color w:val="000000" w:themeColor="text1"/>
-          <w:sz w:val="20"/>
-          <w:szCs w:val="20"/>
-        </w:rPr>
-        <w:t>Designed and developed RESTful APIs using Java and Spring Boot, ensuring scalability and performance.</w:t>
-      </w:r>
-    </w:p>
-    <w:p>
-      <w:pPr>
-        <w:pStyle w:val="paragraph"/>
-        <w:numPr>
-          <w:ilvl w:val="0"/>
-          <w:numId w:val="8"/>
-        </w:numPr>
-        <w:rPr>
-          <w:rFonts w:ascii="Verdana" w:eastAsia="Verdana" w:hAnsi="Verdana" w:cs="Verdana"/>
-          <w:color w:val="000000" w:themeColor="text1"/>
-          <w:sz w:val="20"/>
-          <w:szCs w:val="20"/>
-        </w:rPr>
-      </w:pPr>
-      <w:r>
-        <w:rPr>
-          <w:rFonts w:ascii="Verdana" w:eastAsia="Verdana" w:hAnsi="Verdana" w:cs="Verdana"/>
-          <w:color w:val="000000" w:themeColor="text1"/>
-          <w:sz w:val="20"/>
-          <w:szCs w:val="20"/>
-        </w:rPr>
-        <w:t xml:space="preserve">Deployed and managed applications on </w:t>
-      </w:r>
-      <w:r>
-        <w:rPr>
-          <w:rFonts w:ascii="Verdana" w:eastAsia="Verdana" w:hAnsi="Verdana" w:cs="Verdana"/>
-          <w:b/>
-          <w:bCs/>
-          <w:color w:val="000000" w:themeColor="text1"/>
-          <w:sz w:val="20"/>
-          <w:szCs w:val="20"/>
-        </w:rPr>
-        <w:t>Google Cloud Platform (GCP),</w:t>
-      </w:r>
-      <w:r>
-        <w:rPr>
-          <w:rFonts w:ascii="Verdana" w:eastAsia="Verdana" w:hAnsi="Verdana" w:cs="Verdana"/>
-          <w:color w:val="000000" w:themeColor="text1"/>
-          <w:sz w:val="20"/>
-          <w:szCs w:val="20"/>
-        </w:rPr>
-        <w:t xml:space="preserve"> leveraging cloud-native services for optimized performance.</w:t>
-      </w:r>
-    </w:p>
-    <w:p>
-      <w:pPr>
-        <w:pStyle w:val="paragraph"/>
-        <w:numPr>
-          <w:ilvl w:val="0"/>
-          <w:numId w:val="8"/>
-        </w:numPr>
-        <w:rPr>
-          <w:rFonts w:ascii="Verdana" w:eastAsia="Verdana" w:hAnsi="Verdana" w:cs="Verdana"/>
-          <w:color w:val="000000" w:themeColor="text1"/>
-          <w:sz w:val="20"/>
-          <w:szCs w:val="20"/>
-        </w:rPr>
-      </w:pPr>
-      <w:r>
-        <w:rPr>
-          <w:rFonts w:ascii="Verdana" w:eastAsia="Verdana" w:hAnsi="Verdana" w:cs="Verdana"/>
-          <w:color w:val="000000" w:themeColor="text1"/>
-          <w:sz w:val="20"/>
-          <w:szCs w:val="20"/>
-        </w:rPr>
-        <w:t xml:space="preserve">Demonstrated strong expertise in </w:t>
-      </w:r>
-      <w:r>
-        <w:rPr>
-          <w:rFonts w:ascii="Verdana" w:eastAsia="Verdana" w:hAnsi="Verdana" w:cs="Verdana"/>
-          <w:b/>
-          <w:bCs/>
-          <w:color w:val="000000" w:themeColor="text1"/>
-          <w:sz w:val="20"/>
-          <w:szCs w:val="20"/>
-        </w:rPr>
-        <w:t>API testing</w:t>
-      </w:r>
-      <w:r>
-        <w:rPr>
-          <w:rFonts w:ascii="Verdana" w:eastAsia="Verdana" w:hAnsi="Verdana" w:cs="Verdana"/>
-          <w:color w:val="000000" w:themeColor="text1"/>
-          <w:sz w:val="20"/>
-          <w:szCs w:val="20"/>
-        </w:rPr>
-        <w:t xml:space="preserve"> using Java-based testing frameworks/tools such as Rest Assured, TestNG, or JUnit.</w:t>
-      </w:r>
-    </w:p>
-    <w:p>
-      <w:pPr>
-        <w:pStyle w:val="paragraph"/>
-        <w:numPr>
-          <w:ilvl w:val="0"/>
-          <w:numId w:val="8"/>
-        </w:numPr>
-        <w:rPr>
-          <w:rFonts w:ascii="Verdana" w:eastAsia="Verdana" w:hAnsi="Verdana" w:cs="Verdana"/>
-          <w:color w:val="000000" w:themeColor="text1"/>
-          <w:sz w:val="20"/>
-          <w:szCs w:val="20"/>
-        </w:rPr>
-      </w:pPr>
-      <w:r>
-        <w:rPr>
-          <w:rFonts w:ascii="Verdana" w:eastAsia="Verdana" w:hAnsi="Verdana" w:cs="Verdana"/>
-          <w:color w:val="000000" w:themeColor="text1"/>
-          <w:sz w:val="20"/>
-          <w:szCs w:val="20"/>
-        </w:rPr>
-        <w:t xml:space="preserve">Developed real-time tracking for robot manufacturing progress, fleet status, and warehouse inventory using </w:t>
-      </w:r>
-      <w:r>
-        <w:rPr>
-          <w:rFonts w:ascii="Verdana" w:eastAsia="Verdana" w:hAnsi="Verdana" w:cs="Verdana"/>
-          <w:b/>
-          <w:bCs/>
-          <w:color w:val="000000" w:themeColor="text1"/>
-          <w:sz w:val="20"/>
-          <w:szCs w:val="20"/>
-        </w:rPr>
-        <w:t>AWS CloudWatch</w:t>
-      </w:r>
-      <w:r>
-        <w:rPr>
-          <w:rFonts w:ascii="Verdana" w:eastAsia="Verdana" w:hAnsi="Verdana" w:cs="Verdana"/>
-          <w:color w:val="000000" w:themeColor="text1"/>
-          <w:sz w:val="20"/>
-          <w:szCs w:val="20"/>
-        </w:rPr>
-        <w:t xml:space="preserve">, enhancing operational monitoring by 20%. </w:t>
-      </w:r>
-    </w:p>
-    <w:p>
-      <w:pPr>
-        <w:pStyle w:val="paragraph"/>
-        <w:numPr>
-          <w:ilvl w:val="0"/>
-          <w:numId w:val="8"/>
-        </w:numPr>
-        <w:rPr>
-          <w:rFonts w:ascii="Verdana" w:eastAsia="Verdana" w:hAnsi="Verdana" w:cs="Verdana"/>
-          <w:color w:val="000000" w:themeColor="text1"/>
-          <w:sz w:val="20"/>
-          <w:szCs w:val="20"/>
-        </w:rPr>
-      </w:pPr>
-      <w:r>
-        <w:rPr>
-          <w:rFonts w:ascii="Verdana" w:eastAsia="Verdana" w:hAnsi="Verdana" w:cs="Verdana"/>
-          <w:color w:val="000000" w:themeColor="text1"/>
-          <w:sz w:val="20"/>
-          <w:szCs w:val="20"/>
-        </w:rPr>
-        <w:t xml:space="preserve">Leveraged </w:t>
-      </w:r>
-      <w:r>
-        <w:rPr>
-          <w:rFonts w:ascii="Verdana" w:eastAsia="Verdana" w:hAnsi="Verdana" w:cs="Verdana"/>
-          <w:b/>
-          <w:bCs/>
-          <w:color w:val="000000" w:themeColor="text1"/>
-          <w:sz w:val="20"/>
-          <w:szCs w:val="20"/>
-        </w:rPr>
-        <w:t>AWS (EC2, Lambda, S3, RDS)</w:t>
-      </w:r>
-      <w:r>
-        <w:rPr>
-          <w:rFonts w:ascii="Verdana" w:eastAsia="Verdana" w:hAnsi="Verdana" w:cs="Verdana"/>
-          <w:color w:val="000000" w:themeColor="text1"/>
-          <w:sz w:val="20"/>
-          <w:szCs w:val="20"/>
-        </w:rPr>
-        <w:t xml:space="preserve"> to host microservices and ensure high availability, scalability, and fault tolerance, resulting in 99.9% uptime and a 50% reduction in operational costs. </w:t>
-      </w:r>
-    </w:p>
-    <w:p>
-      <w:pPr>
-        <w:pStyle w:val="paragraph"/>
-        <w:numPr>
-          <w:ilvl w:val="0"/>
-          <w:numId w:val="8"/>
-        </w:numPr>
-        <w:rPr>
-          <w:rFonts w:ascii="Verdana" w:eastAsia="Verdana" w:hAnsi="Verdana" w:cs="Verdana"/>
-          <w:color w:val="000000" w:themeColor="text1"/>
-          <w:sz w:val="20"/>
-          <w:szCs w:val="20"/>
-        </w:rPr>
-      </w:pPr>
-      <w:r>
-        <w:rPr>
-          <w:rFonts w:ascii="Verdana" w:eastAsia="Verdana" w:hAnsi="Verdana" w:cs="Verdana"/>
-          <w:color w:val="000000" w:themeColor="text1"/>
-          <w:sz w:val="20"/>
-          <w:szCs w:val="20"/>
-        </w:rPr>
-        <w:t xml:space="preserve">Built and optimized </w:t>
-      </w:r>
-      <w:r>
-        <w:rPr>
-          <w:rFonts w:ascii="Verdana" w:eastAsia="Verdana" w:hAnsi="Verdana" w:cs="Verdana"/>
-          <w:b/>
-          <w:bCs/>
-          <w:color w:val="000000" w:themeColor="text1"/>
-          <w:sz w:val="20"/>
-          <w:szCs w:val="20"/>
-        </w:rPr>
-        <w:t>CI/CD pipelines</w:t>
-      </w:r>
-      <w:r>
-        <w:rPr>
-          <w:rFonts w:ascii="Verdana" w:eastAsia="Verdana" w:hAnsi="Verdana" w:cs="Verdana"/>
-          <w:color w:val="000000" w:themeColor="text1"/>
-          <w:sz w:val="20"/>
-          <w:szCs w:val="20"/>
-        </w:rPr>
-        <w:t xml:space="preserve"> using </w:t>
-      </w:r>
-      <w:r>
-        <w:rPr>
-          <w:rFonts w:ascii="Verdana" w:eastAsia="Verdana" w:hAnsi="Verdana" w:cs="Verdana"/>
-          <w:b/>
-          <w:bCs/>
-          <w:color w:val="000000" w:themeColor="text1"/>
-          <w:sz w:val="20"/>
-          <w:szCs w:val="20"/>
-        </w:rPr>
-        <w:t>AWS CodePipeline</w:t>
-      </w:r>
-      <w:r>
-        <w:rPr>
-          <w:rFonts w:ascii="Verdana" w:eastAsia="Verdana" w:hAnsi="Verdana" w:cs="Verdana"/>
-          <w:color w:val="000000" w:themeColor="text1"/>
-          <w:sz w:val="20"/>
-          <w:szCs w:val="20"/>
-        </w:rPr>
-        <w:t xml:space="preserve"> and </w:t>
-      </w:r>
-      <w:r>
-        <w:rPr>
-          <w:rFonts w:ascii="Verdana" w:eastAsia="Verdana" w:hAnsi="Verdana" w:cs="Verdana"/>
-          <w:b/>
-          <w:bCs/>
-          <w:color w:val="000000" w:themeColor="text1"/>
-          <w:sz w:val="20"/>
-          <w:szCs w:val="20"/>
-        </w:rPr>
-        <w:t>Jenkins</w:t>
-      </w:r>
-      <w:r>
-        <w:rPr>
-          <w:rFonts w:ascii="Verdana" w:eastAsia="Verdana" w:hAnsi="Verdana" w:cs="Verdana"/>
-          <w:color w:val="000000" w:themeColor="text1"/>
-          <w:sz w:val="20"/>
-          <w:szCs w:val="20"/>
-        </w:rPr>
-        <w:t xml:space="preserve"> to automate deployments, decreasing deployment time by 60%. </w:t>
-      </w:r>
-    </w:p>
-    <w:p>
-      <w:pPr>
-        <w:pStyle w:val="paragraph"/>
-        <w:numPr>
-          <w:ilvl w:val="0"/>
-          <w:numId w:val="8"/>
-        </w:numPr>
-        <w:rPr>
-          <w:rFonts w:ascii="Verdana" w:eastAsia="Verdana" w:hAnsi="Verdana" w:cs="Verdana"/>
-          <w:color w:val="000000" w:themeColor="text1"/>
-          <w:sz w:val="20"/>
-          <w:szCs w:val="20"/>
-        </w:rPr>
-      </w:pPr>
-      <w:r>
-        <w:rPr>
-          <w:rFonts w:ascii="Verdana" w:eastAsia="Verdana" w:hAnsi="Verdana" w:cs="Verdana"/>
-          <w:color w:val="000000" w:themeColor="text1"/>
-          <w:sz w:val="20"/>
-          <w:szCs w:val="20"/>
-        </w:rPr>
-        <w:lastRenderedPageBreak/>
-        <w:t xml:space="preserve">Designed and implemented </w:t>
-      </w:r>
-      <w:r>
-        <w:rPr>
-          <w:rFonts w:ascii="Verdana" w:eastAsia="Verdana" w:hAnsi="Verdana" w:cs="Verdana"/>
-          <w:color w:val="000000" w:themeColor="text1"/>
-          <w:sz w:val="20"/>
-          <w:szCs w:val="20"/>
-        </w:rPr>
-        <w:t>event</w:t>
-      </w:r>
-      <w:r>
-        <w:rPr>
-          <w:rFonts w:ascii="Verdana" w:eastAsia="Verdana" w:hAnsi="Verdana" w:cs="Verdana"/>
-          <w:color w:val="000000" w:themeColor="text1"/>
-          <w:sz w:val="20"/>
-          <w:szCs w:val="20"/>
-        </w:rPr>
-        <w:t xml:space="preserve">-driven architecture with </w:t>
-      </w:r>
-      <w:r>
-        <w:rPr>
-          <w:rFonts w:ascii="Verdana" w:eastAsia="Verdana" w:hAnsi="Verdana" w:cs="Verdana"/>
-          <w:b/>
-          <w:bCs/>
-          <w:color w:val="000000" w:themeColor="text1"/>
-          <w:sz w:val="20"/>
-          <w:szCs w:val="20"/>
-        </w:rPr>
-        <w:t>Kafka</w:t>
-      </w:r>
-      <w:r>
-        <w:rPr>
-          <w:rFonts w:ascii="Verdana" w:eastAsia="Verdana" w:hAnsi="Verdana" w:cs="Verdana"/>
-          <w:color w:val="000000" w:themeColor="text1"/>
-          <w:sz w:val="20"/>
-          <w:szCs w:val="20"/>
-        </w:rPr>
-        <w:t xml:space="preserve">, improving real-time communication between services and reducing delivery response time by 30%. </w:t>
-      </w:r>
-    </w:p>
-    <w:p>
-      <w:pPr>
-        <w:pStyle w:val="paragraph"/>
-        <w:numPr>
-          <w:ilvl w:val="0"/>
-          <w:numId w:val="8"/>
-        </w:numPr>
-        <w:rPr>
-          <w:rFonts w:ascii="Verdana" w:eastAsia="Verdana" w:hAnsi="Verdana" w:cs="Verdana"/>
-          <w:color w:val="000000" w:themeColor="text1"/>
-          <w:sz w:val="20"/>
-          <w:szCs w:val="20"/>
-        </w:rPr>
-      </w:pPr>
-      <w:r>
-        <w:rPr>
-          <w:rFonts w:ascii="Verdana" w:eastAsia="Verdana" w:hAnsi="Verdana" w:cs="Verdana"/>
-          <w:color w:val="000000" w:themeColor="text1"/>
-          <w:sz w:val="20"/>
-          <w:szCs w:val="20"/>
-        </w:rPr>
-        <w:t xml:space="preserve">Developed and exposed </w:t>
-      </w:r>
-      <w:r>
-        <w:rPr>
-          <w:rFonts w:ascii="Verdana" w:eastAsia="Verdana" w:hAnsi="Verdana" w:cs="Verdana"/>
-          <w:b/>
-          <w:bCs/>
-          <w:color w:val="000000" w:themeColor="text1"/>
-          <w:sz w:val="20"/>
-          <w:szCs w:val="20"/>
-        </w:rPr>
-        <w:t>REST APIs</w:t>
-      </w:r>
-      <w:r>
-        <w:rPr>
-          <w:rFonts w:ascii="Verdana" w:eastAsia="Verdana" w:hAnsi="Verdana" w:cs="Verdana"/>
-          <w:color w:val="000000" w:themeColor="text1"/>
-          <w:sz w:val="20"/>
-          <w:szCs w:val="20"/>
-        </w:rPr>
-        <w:t xml:space="preserve"> for robot manufacturing, delivery operations, and data retrieval, improving service responsiveness by 40% and enabling 50% easier integration with third-party systems. </w:t>
-      </w:r>
-    </w:p>
-    <w:p>
-      <w:pPr>
-        <w:pStyle w:val="paragraph"/>
-        <w:numPr>
-          <w:ilvl w:val="0"/>
-          <w:numId w:val="8"/>
-        </w:numPr>
-        <w:rPr>
-          <w:rFonts w:ascii="Verdana" w:eastAsia="Verdana" w:hAnsi="Verdana" w:cs="Verdana"/>
-          <w:color w:val="000000" w:themeColor="text1"/>
-          <w:sz w:val="20"/>
-          <w:szCs w:val="20"/>
-        </w:rPr>
-      </w:pPr>
-      <w:r>
-        <w:rPr>
-          <w:rFonts w:ascii="Verdana" w:eastAsia="Verdana" w:hAnsi="Verdana" w:cs="Verdana"/>
-          <w:color w:val="000000" w:themeColor="text1"/>
-          <w:sz w:val="20"/>
-          <w:szCs w:val="20"/>
-        </w:rPr>
-        <w:t xml:space="preserve">Created detailed </w:t>
-      </w:r>
-      <w:r>
-        <w:rPr>
-          <w:rFonts w:ascii="Verdana" w:eastAsia="Verdana" w:hAnsi="Verdana" w:cs="Verdana"/>
-          <w:b/>
-          <w:bCs/>
-          <w:color w:val="000000" w:themeColor="text1"/>
-          <w:sz w:val="20"/>
-          <w:szCs w:val="20"/>
-        </w:rPr>
-        <w:t>Swagger</w:t>
-      </w:r>
-      <w:r>
-        <w:rPr>
-          <w:rFonts w:ascii="Verdana" w:eastAsia="Verdana" w:hAnsi="Verdana" w:cs="Verdana"/>
-          <w:color w:val="000000" w:themeColor="text1"/>
-          <w:sz w:val="20"/>
-          <w:szCs w:val="20"/>
-        </w:rPr>
-        <w:t xml:space="preserve"> documentation for APIs, improving integration efforts by 45% and reducing support queries by 25%. </w:t>
-      </w:r>
-    </w:p>
-    <w:p>
-      <w:pPr>
-        <w:pStyle w:val="paragraph"/>
-        <w:numPr>
-          <w:ilvl w:val="0"/>
-          <w:numId w:val="8"/>
-        </w:numPr>
-        <w:rPr>
-          <w:rFonts w:ascii="Verdana" w:eastAsia="Verdana" w:hAnsi="Verdana" w:cs="Verdana"/>
-          <w:color w:val="000000" w:themeColor="text1"/>
-          <w:sz w:val="20"/>
-          <w:szCs w:val="20"/>
-        </w:rPr>
-      </w:pPr>
-      <w:r>
-        <w:rPr>
-          <w:rFonts w:ascii="Verdana" w:eastAsia="Verdana" w:hAnsi="Verdana" w:cs="Verdana"/>
-          <w:color w:val="000000" w:themeColor="text1"/>
-          <w:sz w:val="20"/>
-          <w:szCs w:val="20"/>
-        </w:rPr>
-        <w:t xml:space="preserve">Designed and implemented scalable </w:t>
-      </w:r>
-      <w:r>
-        <w:rPr>
-          <w:rFonts w:ascii="Verdana" w:eastAsia="Verdana" w:hAnsi="Verdana" w:cs="Verdana"/>
-          <w:b/>
-          <w:bCs/>
-          <w:color w:val="000000" w:themeColor="text1"/>
-          <w:sz w:val="20"/>
-          <w:szCs w:val="20"/>
-        </w:rPr>
-        <w:t>database schemas</w:t>
-      </w:r>
-      <w:r>
-        <w:rPr>
-          <w:rFonts w:ascii="Verdana" w:eastAsia="Verdana" w:hAnsi="Verdana" w:cs="Verdana"/>
-          <w:color w:val="000000" w:themeColor="text1"/>
-          <w:sz w:val="20"/>
-          <w:szCs w:val="20"/>
-        </w:rPr>
-        <w:t xml:space="preserve"> using </w:t>
-      </w:r>
-      <w:r>
-        <w:rPr>
-          <w:rFonts w:ascii="Verdana" w:eastAsia="Verdana" w:hAnsi="Verdana" w:cs="Verdana"/>
-          <w:b/>
-          <w:bCs/>
-          <w:color w:val="000000" w:themeColor="text1"/>
-          <w:sz w:val="20"/>
-          <w:szCs w:val="20"/>
-        </w:rPr>
-        <w:t>AWS RDS</w:t>
-      </w:r>
-      <w:r>
-        <w:rPr>
-          <w:rFonts w:ascii="Verdana" w:eastAsia="Verdana" w:hAnsi="Verdana" w:cs="Verdana"/>
-          <w:color w:val="000000" w:themeColor="text1"/>
-          <w:sz w:val="20"/>
-          <w:szCs w:val="20"/>
-        </w:rPr>
-        <w:t xml:space="preserve">, improving query performance by 50%. </w:t>
-      </w:r>
-    </w:p>
-    <w:p>
-      <w:pPr>
-        <w:pStyle w:val="paragraph"/>
-        <w:numPr>
-          <w:ilvl w:val="0"/>
-          <w:numId w:val="8"/>
-        </w:numPr>
-        <w:rPr>
-          <w:rFonts w:ascii="Verdana" w:eastAsia="Verdana" w:hAnsi="Verdana" w:cs="Verdana"/>
-          <w:color w:val="000000" w:themeColor="text1"/>
-          <w:sz w:val="20"/>
-          <w:szCs w:val="20"/>
-        </w:rPr>
-      </w:pPr>
-      <w:r>
-        <w:rPr>
-          <w:rFonts w:ascii="Verdana" w:eastAsia="Verdana" w:hAnsi="Verdana" w:cs="Verdana"/>
-          <w:color w:val="000000" w:themeColor="text1"/>
-          <w:sz w:val="20"/>
-          <w:szCs w:val="20"/>
-        </w:rPr>
-        <w:t xml:space="preserve">Ensured secure access using </w:t>
-      </w:r>
-      <w:r>
-        <w:rPr>
-          <w:rFonts w:ascii="Verdana" w:eastAsia="Verdana" w:hAnsi="Verdana" w:cs="Verdana"/>
-          <w:b/>
-          <w:bCs/>
-          <w:color w:val="000000" w:themeColor="text1"/>
-          <w:sz w:val="20"/>
-          <w:szCs w:val="20"/>
-        </w:rPr>
-        <w:t>OAuth 2.0</w:t>
-      </w:r>
-      <w:r>
-        <w:rPr>
-          <w:rFonts w:ascii="Verdana" w:eastAsia="Verdana" w:hAnsi="Verdana" w:cs="Verdana"/>
-          <w:color w:val="000000" w:themeColor="text1"/>
-          <w:sz w:val="20"/>
-          <w:szCs w:val="20"/>
-        </w:rPr>
-        <w:t xml:space="preserve"> and </w:t>
-      </w:r>
-      <w:r>
-        <w:rPr>
-          <w:rFonts w:ascii="Verdana" w:eastAsia="Verdana" w:hAnsi="Verdana" w:cs="Verdana"/>
-          <w:b/>
-          <w:bCs/>
-          <w:color w:val="000000" w:themeColor="text1"/>
-          <w:sz w:val="20"/>
-          <w:szCs w:val="20"/>
-        </w:rPr>
-        <w:t>JWT</w:t>
-      </w:r>
-      <w:r>
-        <w:rPr>
-          <w:rFonts w:ascii="Verdana" w:eastAsia="Verdana" w:hAnsi="Verdana" w:cs="Verdana"/>
-          <w:color w:val="000000" w:themeColor="text1"/>
-          <w:sz w:val="20"/>
-          <w:szCs w:val="20"/>
-        </w:rPr>
-        <w:t xml:space="preserve"> for authentication and authorization and applied </w:t>
-      </w:r>
-      <w:r>
-        <w:rPr>
-          <w:rFonts w:ascii="Verdana" w:eastAsia="Verdana" w:hAnsi="Verdana" w:cs="Verdana"/>
-          <w:b/>
-          <w:bCs/>
-          <w:color w:val="000000" w:themeColor="text1"/>
-          <w:sz w:val="20"/>
-          <w:szCs w:val="20"/>
-        </w:rPr>
-        <w:t>SSL/TLS</w:t>
-      </w:r>
-      <w:r>
-        <w:rPr>
-          <w:rFonts w:ascii="Verdana" w:eastAsia="Verdana" w:hAnsi="Verdana" w:cs="Verdana"/>
-          <w:color w:val="000000" w:themeColor="text1"/>
-          <w:sz w:val="20"/>
-          <w:szCs w:val="20"/>
-        </w:rPr>
-        <w:t xml:space="preserve"> encryption to safeguard sensitive data, reducing security vulnerabilities by 35%. </w:t>
-      </w:r>
-    </w:p>
-    <w:p>
-      <w:pPr>
-        <w:pStyle w:val="paragraph"/>
-        <w:numPr>
-          <w:ilvl w:val="0"/>
-          <w:numId w:val="8"/>
-        </w:numPr>
-        <w:rPr>
-          <w:rFonts w:ascii="Verdana" w:eastAsia="Verdana" w:hAnsi="Verdana" w:cs="Verdana"/>
-          <w:color w:val="000000" w:themeColor="text1"/>
-          <w:sz w:val="20"/>
-          <w:szCs w:val="20"/>
-        </w:rPr>
-      </w:pPr>
-      <w:r>
-        <w:rPr>
-          <w:rFonts w:ascii="Verdana" w:eastAsia="Verdana" w:hAnsi="Verdana" w:cs="Verdana"/>
-          <w:color w:val="000000" w:themeColor="text1"/>
-          <w:sz w:val="20"/>
-          <w:szCs w:val="20"/>
-        </w:rPr>
-        <w:t xml:space="preserve">Developed and executed unit tests, integration tests, and end-to-end tests using </w:t>
-      </w:r>
-      <w:r>
-        <w:rPr>
-          <w:rFonts w:ascii="Verdana" w:eastAsia="Verdana" w:hAnsi="Verdana" w:cs="Verdana"/>
-          <w:b/>
-          <w:bCs/>
-          <w:color w:val="000000" w:themeColor="text1"/>
-          <w:sz w:val="20"/>
-          <w:szCs w:val="20"/>
-        </w:rPr>
-        <w:t>JUnit</w:t>
-      </w:r>
-      <w:r>
-        <w:rPr>
-          <w:rFonts w:ascii="Verdana" w:eastAsia="Verdana" w:hAnsi="Verdana" w:cs="Verdana"/>
-          <w:color w:val="000000" w:themeColor="text1"/>
-          <w:sz w:val="20"/>
-          <w:szCs w:val="20"/>
-        </w:rPr>
-        <w:t xml:space="preserve">, </w:t>
-      </w:r>
-      <w:r>
-        <w:rPr>
-          <w:rFonts w:ascii="Verdana" w:eastAsia="Verdana" w:hAnsi="Verdana" w:cs="Verdana"/>
-          <w:b/>
-          <w:bCs/>
-          <w:color w:val="000000" w:themeColor="text1"/>
-          <w:sz w:val="20"/>
-          <w:szCs w:val="20"/>
-        </w:rPr>
-        <w:t>Mockito</w:t>
-      </w:r>
-      <w:r>
-        <w:rPr>
-          <w:rFonts w:ascii="Verdana" w:eastAsia="Verdana" w:hAnsi="Verdana" w:cs="Verdana"/>
-          <w:color w:val="000000" w:themeColor="text1"/>
-          <w:sz w:val="20"/>
-          <w:szCs w:val="20"/>
-        </w:rPr>
-        <w:t xml:space="preserve">, and </w:t>
-      </w:r>
-      <w:r>
-        <w:rPr>
-          <w:rFonts w:ascii="Verdana" w:eastAsia="Verdana" w:hAnsi="Verdana" w:cs="Verdana"/>
-          <w:b/>
-          <w:bCs/>
-          <w:color w:val="000000" w:themeColor="text1"/>
-          <w:sz w:val="20"/>
-          <w:szCs w:val="20"/>
-        </w:rPr>
-        <w:t>Postman</w:t>
-      </w:r>
-      <w:r>
-        <w:rPr>
-          <w:rFonts w:ascii="Verdana" w:eastAsia="Verdana" w:hAnsi="Verdana" w:cs="Verdana"/>
-          <w:color w:val="000000" w:themeColor="text1"/>
-          <w:sz w:val="20"/>
-          <w:szCs w:val="20"/>
-        </w:rPr>
-        <w:t xml:space="preserve">, achieving 90% code coverage and an 80% reduction in post-deployment bugs. </w:t>
-      </w:r>
-    </w:p>
-    <w:p>
-      <w:pPr>
-        <w:pStyle w:val="paragraph"/>
-        <w:numPr>
-          <w:ilvl w:val="0"/>
-          <w:numId w:val="8"/>
-        </w:numPr>
-        <w:rPr>
-          <w:rFonts w:ascii="Verdana" w:eastAsia="Verdana" w:hAnsi="Verdana" w:cs="Verdana"/>
-          <w:color w:val="000000" w:themeColor="text1"/>
-          <w:sz w:val="20"/>
-          <w:szCs w:val="20"/>
-        </w:rPr>
-      </w:pPr>
-      <w:r>
-        <w:rPr>
-          <w:rFonts w:ascii="Verdana" w:eastAsia="Verdana" w:hAnsi="Verdana" w:cs="Verdana"/>
-          <w:color w:val="000000" w:themeColor="text1"/>
-          <w:sz w:val="20"/>
-          <w:szCs w:val="20"/>
-        </w:rPr>
-        <w:t xml:space="preserve">Conducted </w:t>
-      </w:r>
-      <w:r>
-        <w:rPr>
-          <w:rFonts w:ascii="Verdana" w:eastAsia="Verdana" w:hAnsi="Verdana" w:cs="Verdana"/>
-          <w:b/>
-          <w:bCs/>
-          <w:color w:val="000000" w:themeColor="text1"/>
-          <w:sz w:val="20"/>
-          <w:szCs w:val="20"/>
-        </w:rPr>
-        <w:t>load and stress testing</w:t>
-      </w:r>
-      <w:r>
-        <w:rPr>
-          <w:rFonts w:ascii="Verdana" w:eastAsia="Verdana" w:hAnsi="Verdana" w:cs="Verdana"/>
-          <w:color w:val="000000" w:themeColor="text1"/>
-          <w:sz w:val="20"/>
-          <w:szCs w:val="20"/>
-        </w:rPr>
-        <w:t xml:space="preserve"> to simulate real-time traffic scenarios, improving system performance by 40% and ensuring reliability under heavy load. </w:t>
-      </w:r>
-    </w:p>
-    <w:p>
-      <w:pPr>
-        <w:pStyle w:val="paragraph"/>
-        <w:numPr>
-          <w:ilvl w:val="0"/>
-          <w:numId w:val="8"/>
-        </w:numPr>
-        <w:rPr>
-          <w:rFonts w:ascii="Verdana" w:eastAsia="Verdana" w:hAnsi="Verdana" w:cs="Verdana"/>
-          <w:color w:val="000000" w:themeColor="text1"/>
-          <w:sz w:val="20"/>
-          <w:szCs w:val="20"/>
-        </w:rPr>
-      </w:pPr>
-      <w:r>
-        <w:rPr>
-          <w:rFonts w:ascii="Verdana" w:eastAsia="Verdana" w:hAnsi="Verdana" w:cs="Verdana"/>
-          <w:color w:val="000000" w:themeColor="text1"/>
-          <w:sz w:val="20"/>
-          <w:szCs w:val="20"/>
-        </w:rPr>
-        <w:t xml:space="preserve">Worked in a </w:t>
-      </w:r>
-      <w:r>
-        <w:rPr>
-          <w:rFonts w:ascii="Verdana" w:eastAsia="Verdana" w:hAnsi="Verdana" w:cs="Verdana"/>
-          <w:b/>
-          <w:bCs/>
-          <w:color w:val="000000" w:themeColor="text1"/>
-          <w:sz w:val="20"/>
-          <w:szCs w:val="20"/>
-        </w:rPr>
-        <w:t>Scrum</w:t>
-      </w:r>
-      <w:r>
-        <w:rPr>
-          <w:rFonts w:ascii="Verdana" w:eastAsia="Verdana" w:hAnsi="Verdana" w:cs="Verdana"/>
-          <w:color w:val="000000" w:themeColor="text1"/>
-          <w:sz w:val="20"/>
-          <w:szCs w:val="20"/>
-        </w:rPr>
-        <w:t xml:space="preserve"> environment with cross-functional teams (DevOps, QA, Product Owners) to deliver features on time, achieving a 95% sprint goal completion rate. </w:t>
-      </w:r>
-    </w:p>
-    <w:p>
-      <w:pPr>
-        <w:pStyle w:val="paragraph"/>
-        <w:numPr>
-          <w:ilvl w:val="0"/>
-          <w:numId w:val="8"/>
-        </w:numPr>
-        <w:rPr>
-          <w:rFonts w:ascii="Verdana" w:eastAsia="Verdana" w:hAnsi="Verdana" w:cs="Verdana"/>
-          <w:color w:val="000000" w:themeColor="text1"/>
-          <w:sz w:val="20"/>
-          <w:szCs w:val="20"/>
-        </w:rPr>
-      </w:pPr>
-      <w:r>
-        <w:rPr>
-          <w:rFonts w:ascii="Verdana" w:eastAsia="Verdana" w:hAnsi="Verdana" w:cs="Verdana"/>
-          <w:color w:val="000000" w:themeColor="text1"/>
-          <w:sz w:val="20"/>
-          <w:szCs w:val="20"/>
-        </w:rPr>
-        <w:t xml:space="preserve">Set up </w:t>
-      </w:r>
-      <w:r>
-        <w:rPr>
-          <w:rFonts w:ascii="Verdana" w:eastAsia="Verdana" w:hAnsi="Verdana" w:cs="Verdana"/>
-          <w:b/>
-          <w:bCs/>
-          <w:color w:val="000000" w:themeColor="text1"/>
-          <w:sz w:val="20"/>
-          <w:szCs w:val="20"/>
-        </w:rPr>
-        <w:t>AWS CloudWatch</w:t>
-      </w:r>
-      <w:r>
-        <w:rPr>
-          <w:rFonts w:ascii="Verdana" w:eastAsia="Verdana" w:hAnsi="Verdana" w:cs="Verdana"/>
-          <w:color w:val="000000" w:themeColor="text1"/>
-          <w:sz w:val="20"/>
-          <w:szCs w:val="20"/>
-        </w:rPr>
-        <w:t xml:space="preserve"> and </w:t>
-      </w:r>
-      <w:r>
-        <w:rPr>
-          <w:rFonts w:ascii="Verdana" w:eastAsia="Verdana" w:hAnsi="Verdana" w:cs="Verdana"/>
-          <w:b/>
-          <w:bCs/>
-          <w:color w:val="000000" w:themeColor="text1"/>
-          <w:sz w:val="20"/>
-          <w:szCs w:val="20"/>
-        </w:rPr>
-        <w:t>Prometheus</w:t>
-      </w:r>
-      <w:r>
-        <w:rPr>
-          <w:rFonts w:ascii="Verdana" w:eastAsia="Verdana" w:hAnsi="Verdana" w:cs="Verdana"/>
-          <w:color w:val="000000" w:themeColor="text1"/>
-          <w:sz w:val="20"/>
-          <w:szCs w:val="20"/>
-        </w:rPr>
-        <w:t xml:space="preserve"> for continuous system monitoring, enabling proactive troubleshooting and reducing system downtime by 50%. </w:t>
-      </w:r>
-    </w:p>
-    <w:p>
-      <w:pPr>
-        <w:pStyle w:val="paragraph"/>
-        <w:numPr>
-          <w:ilvl w:val="0"/>
-          <w:numId w:val="8"/>
-        </w:numPr>
-        <w:rPr>
-          <w:rFonts w:ascii="Verdana" w:eastAsia="Verdana" w:hAnsi="Verdana" w:cs="Verdana"/>
-          <w:color w:val="000000" w:themeColor="text1"/>
-          <w:sz w:val="20"/>
-          <w:szCs w:val="20"/>
-        </w:rPr>
-      </w:pPr>
-      <w:r>
-        <w:rPr>
-          <w:rFonts w:ascii="Verdana" w:eastAsia="Verdana" w:hAnsi="Verdana" w:cs="Verdana"/>
-          <w:color w:val="000000" w:themeColor="text1"/>
-          <w:sz w:val="20"/>
-          <w:szCs w:val="20"/>
-        </w:rPr>
-        <w:t xml:space="preserve">Enhanced system performance by optimizing microservices, leading to a 25% improvement in response time and a 40% reduction in resource consumption. </w:t>
-      </w:r>
-    </w:p>
-    <w:p>
-      <w:pPr>
-        <w:pStyle w:val="paragraph"/>
-        <w:numPr>
-          <w:ilvl w:val="0"/>
-          <w:numId w:val="8"/>
-        </w:numPr>
-        <w:rPr>
-          <w:rFonts w:ascii="Verdana" w:eastAsia="Verdana" w:hAnsi="Verdana" w:cs="Verdana"/>
-          <w:color w:val="000000" w:themeColor="text1"/>
-          <w:sz w:val="20"/>
-          <w:szCs w:val="20"/>
-        </w:rPr>
-      </w:pPr>
-      <w:r>
-        <w:rPr>
-          <w:rFonts w:ascii="Verdana" w:eastAsia="Verdana" w:hAnsi="Verdana" w:cs="Verdana"/>
-          <w:color w:val="000000" w:themeColor="text1"/>
-          <w:sz w:val="20"/>
-          <w:szCs w:val="20"/>
-        </w:rPr>
-        <w:t xml:space="preserve">Implemented </w:t>
-      </w:r>
-      <w:r>
-        <w:rPr>
-          <w:rFonts w:ascii="Verdana" w:eastAsia="Verdana" w:hAnsi="Verdana" w:cs="Verdana"/>
-          <w:b/>
-          <w:bCs/>
-          <w:color w:val="000000" w:themeColor="text1"/>
-          <w:sz w:val="20"/>
-          <w:szCs w:val="20"/>
-        </w:rPr>
-        <w:t>Redis caching</w:t>
-      </w:r>
-      <w:r>
-        <w:rPr>
-          <w:rFonts w:ascii="Verdana" w:eastAsia="Verdana" w:hAnsi="Verdana" w:cs="Verdana"/>
-          <w:color w:val="000000" w:themeColor="text1"/>
-          <w:sz w:val="20"/>
-          <w:szCs w:val="20"/>
-        </w:rPr>
-        <w:t xml:space="preserve"> and </w:t>
-      </w:r>
-      <w:r>
-        <w:rPr>
-          <w:rFonts w:ascii="Verdana" w:eastAsia="Verdana" w:hAnsi="Verdana" w:cs="Verdana"/>
-          <w:color w:val="000000" w:themeColor="text1"/>
-          <w:sz w:val="20"/>
-          <w:szCs w:val="20"/>
-        </w:rPr>
-        <w:t>load balancing</w:t>
-      </w:r>
-      <w:r>
-        <w:rPr>
-          <w:rFonts w:ascii="Verdana" w:eastAsia="Verdana" w:hAnsi="Verdana" w:cs="Verdana"/>
-          <w:color w:val="000000" w:themeColor="text1"/>
-          <w:sz w:val="20"/>
-          <w:szCs w:val="20"/>
-        </w:rPr>
-        <w:t xml:space="preserve">, improving system performance by 30% by ensuring low-latency access and high throughput. </w:t>
-      </w:r>
-    </w:p>
-    <w:p>
-      <w:pPr>
-        <w:pStyle w:val="paragraph"/>
-        <w:spacing w:before="0" w:beforeAutospacing="0" w:after="0" w:afterAutospacing="0"/>
-        <w:ind w:left="502" w:hanging="360"/>
-        <w:rPr>
-          <w:rStyle w:val="normaltextrun"/>
-          <w:rFonts w:ascii="Verdana" w:eastAsia="Arial" w:hAnsi="Verdana" w:cs="Arial"/>
-          <w:color w:val="000000" w:themeColor="text1"/>
-          <w:sz w:val="20"/>
-          <w:szCs w:val="20"/>
-        </w:rPr>
-      </w:pPr>
+        <w:t>Achieved 90%+ code coverage with JUnit/Mockito and conducted load/stress testing; boosted response times by 25% with caching and load balancing.</w:t>
+      </w:r>
     </w:p>
     <w:p>
       <w:pPr>
@@ -3979,45 +1914,51 @@
     </w:p>
     <w:p>
       <w:pPr>
-        <w:pStyle w:val="paragraph"/>
-        <w:spacing w:before="0" w:beforeAutospacing="0" w:after="0" w:afterAutospacing="0"/>
-        <w:rPr>
-          <w:rStyle w:val="contentcontrolboundarysink"/>
-          <w:rFonts w:ascii="Verdana" w:hAnsi="Verdana" w:cs="Arial"/>
-          <w:b/>
-          <w:bCs/>
-          <w:color w:val="404040" w:themeColor="text1" w:themeTint="BF"/>
-          <w:sz w:val="20"/>
-          <w:szCs w:val="20"/>
-        </w:rPr>
-      </w:pPr>
-      <w:r>
-        <w:rPr>
-          <w:rStyle w:val="contentcontrolboundarysink"/>
-          <w:rFonts w:ascii="Verdana" w:hAnsi="Verdana" w:cs="Arial"/>
-          <w:b/>
-          <w:bCs/>
-          <w:color w:val="000000" w:themeColor="text1"/>
-          <w:sz w:val="20"/>
-          <w:szCs w:val="20"/>
-        </w:rPr>
-        <w:t>Responsibilities:</w:t>
-      </w:r>
-    </w:p>
-    <w:p>
-      <w:pPr>
-        <w:pStyle w:val="paragraph"/>
-        <w:spacing w:before="0" w:beforeAutospacing="0" w:after="0" w:afterAutospacing="0"/>
-        <w:rPr>
-          <w:rStyle w:val="contentcontrolboundarysink"/>
-          <w:rFonts w:ascii="Verdana" w:hAnsi="Verdana" w:cs="Arial"/>
-          <w:b/>
-          <w:bCs/>
-          <w:color w:val="000000" w:themeColor="text1"/>
-          <w:sz w:val="20"/>
-          <w:szCs w:val="20"/>
-        </w:rPr>
-      </w:pPr>
+        <w:rPr>
+          <w:rFonts w:ascii="Verdana" w:hAnsi="Verdana"/>
+          <w:bCs/>
+          <w:color w:val="000000"/>
+          <w:sz w:val="20"/>
+        </w:rPr>
+      </w:pPr>
+      <w:r>
+        <w:rPr>
+          <w:rFonts w:ascii="Verdana" w:hAnsi="Verdana"/>
+          <w:b/>
+          <w:color w:val="000000"/>
+          <w:sz w:val="20"/>
+        </w:rPr>
+        <w:t xml:space="preserve">Project: </w:t>
+      </w:r>
+      <w:r>
+        <w:rPr>
+          <w:rFonts w:ascii="Verdana" w:hAnsi="Verdana"/>
+          <w:bCs/>
+          <w:color w:val="000000"/>
+          <w:sz w:val="20"/>
+        </w:rPr>
+        <w:t>Drug Supply Chain Management — Compliance and end</w:t>
+      </w:r>
+      <w:r>
+        <w:rPr>
+          <w:rFonts w:ascii="Verdana" w:hAnsi="Verdana"/>
+          <w:bCs/>
+          <w:color w:val="000000"/>
+          <w:sz w:val="20"/>
+        </w:rPr>
+        <w:noBreakHyphen/>
+        <w:t>to</w:t>
+      </w:r>
+      <w:r>
+        <w:rPr>
+          <w:rFonts w:ascii="Verdana" w:hAnsi="Verdana"/>
+          <w:bCs/>
+          <w:color w:val="000000"/>
+          <w:sz w:val="20"/>
+        </w:rPr>
+        <w:noBreakHyphen/>
+        <w:t>end visibility across global supply chains.</w:t>
+      </w:r>
     </w:p>
     <w:p>
       <w:pPr>
@@ -4040,7 +1981,7 @@
           <w:sz w:val="20"/>
           <w:szCs w:val="20"/>
         </w:rPr>
-        <w:t xml:space="preserve">Designed and developed scalable backend microservices using Spring Boot to track Biogen’s drug supply chain, integrating multiple internal systems (ERP, CRM, inventory), resulting in a 35% improvement in data processing speed and system efficiency. </w:t>
+        <w:t>Built secure Spring Boot microservices integrating ERP/CRM/inventory, improving data processing speed by 35%.</w:t>
       </w:r>
     </w:p>
     <w:p>
@@ -4064,7 +2005,7 @@
           <w:sz w:val="20"/>
           <w:szCs w:val="20"/>
         </w:rPr>
-        <w:t xml:space="preserve">Built the frontend with Angular, providing real-time visibility into the supply chain, cold chain integrity, and inventory status, increasing user engagement by 40% and improving operational decision-making. </w:t>
+        <w:t>Streamlined compliance workflows and automated reporting to minimize manual intervention.</w:t>
       </w:r>
     </w:p>
     <w:p>
@@ -4088,7 +2029,7 @@
           <w:sz w:val="20"/>
           <w:szCs w:val="20"/>
         </w:rPr>
-        <w:t xml:space="preserve">Created responsive dashboards displaying key metrics such as drug inventory, supply chain status, and compliance, reducing manual tracking efforts by 30%. </w:t>
+        <w:t>Delivered intuitive Angular dashboards aligned with modern UX principles for better accessibility</w:t>
       </w:r>
     </w:p>
     <w:p>
@@ -4112,7 +2053,7 @@
           <w:sz w:val="20"/>
           <w:szCs w:val="20"/>
         </w:rPr>
-        <w:t xml:space="preserve">Developed RESTful APIs using Spring Boot to connect Biogen's ERP, supply chain, and R&amp;D systems, improving data integration and reducing system downtime by 40%. </w:t>
+        <w:t>Implemented OAuth2/JWT; ensured HIPAA/GDPR/FDA compliance with encryption and audit trails.</w:t>
       </w:r>
     </w:p>
     <w:p>
@@ -4136,7 +2077,7 @@
           <w:sz w:val="20"/>
           <w:szCs w:val="20"/>
         </w:rPr>
-        <w:t xml:space="preserve">Integrated third-party logistics and regulatory bodies through external APIs, improving supply chain collaboration and reducing manual errors by 50%. </w:t>
+        <w:t>Deployed on AWS (EC2, S3, RDS) achieving 99.9% uptime and 50% lower hardware costs; automated compliance checks/serialization (DSCSA) cutting audit time by 40%.</w:t>
       </w:r>
     </w:p>
     <w:p>
@@ -4160,7 +2101,7 @@
           <w:sz w:val="20"/>
           <w:szCs w:val="20"/>
         </w:rPr>
-        <w:t xml:space="preserve">Designed secure, compliant systems adhering to HIPAA, GDPR, and FDA standards, applying encryption (SSL/TLS) and implementing OAuth 2.0 for authentication, ensuring 100% compliance with regulatory requirements. </w:t>
+        <w:t xml:space="preserve">Collaborated with cross-functional teams (product managers, logistics, legal) in a Scrum environment, achieving a 90% sprint goal completion rate and delivering features on time. </w:t>
       </w:r>
     </w:p>
     <w:p>
@@ -4184,7 +2125,7 @@
           <w:sz w:val="20"/>
           <w:szCs w:val="20"/>
         </w:rPr>
-        <w:t xml:space="preserve">Built a cloud-based infrastructure on AWS (EC2, S3, RDS) to store and manage supply chain, R&amp;D, and compliance data, resulting in a 50% reduction in hardware costs and ensuring 99.9% system uptime. </w:t>
+        <w:t xml:space="preserve">Implemented system monitoring using AWS CloudWatch and Prometheus to proactively troubleshoot and optimize system performance, reducing downtime by 50%. </w:t>
       </w:r>
     </w:p>
     <w:p>
@@ -4208,193 +2149,8 @@
           <w:sz w:val="20"/>
           <w:szCs w:val="20"/>
         </w:rPr>
-        <w:t xml:space="preserve">Implemented automated compliance checks and serialization to meet global regulations (DSCSA), reducing manual audit time by 40% and improving traceability by 30%. </w:t>
-      </w:r>
-    </w:p>
-    <w:p>
-      <w:pPr>
-        <w:pStyle w:val="paragraph"/>
-        <w:numPr>
-          <w:ilvl w:val="0"/>
-          <w:numId w:val="10"/>
-        </w:numPr>
-        <w:rPr>
-          <w:rFonts w:ascii="Verdana" w:eastAsia="Arial" w:hAnsi="Verdana" w:cs="Arial"/>
-          <w:color w:val="000000" w:themeColor="text1"/>
-          <w:sz w:val="20"/>
-          <w:szCs w:val="20"/>
-        </w:rPr>
-      </w:pPr>
-      <w:r>
-        <w:rPr>
-          <w:rFonts w:ascii="Verdana" w:eastAsia="Arial" w:hAnsi="Verdana" w:cs="Arial"/>
-          <w:color w:val="000000" w:themeColor="text1"/>
-          <w:sz w:val="20"/>
-          <w:szCs w:val="20"/>
-        </w:rPr>
-        <w:t xml:space="preserve">Developed mobile applications for field agents to access real-time tracking data, delivery routes, and product updates, improving delivery efficiency by 25%. </w:t>
-      </w:r>
-    </w:p>
-    <w:p>
-      <w:pPr>
-        <w:pStyle w:val="paragraph"/>
-        <w:numPr>
-          <w:ilvl w:val="0"/>
-          <w:numId w:val="10"/>
-        </w:numPr>
-        <w:rPr>
-          <w:rFonts w:ascii="Verdana" w:eastAsia="Arial" w:hAnsi="Verdana" w:cs="Arial"/>
-          <w:color w:val="000000" w:themeColor="text1"/>
-          <w:sz w:val="20"/>
-          <w:szCs w:val="20"/>
-        </w:rPr>
-      </w:pPr>
-      <w:r>
-        <w:rPr>
-          <w:rFonts w:ascii="Verdana" w:eastAsia="Arial" w:hAnsi="Verdana" w:cs="Arial"/>
-          <w:color w:val="000000" w:themeColor="text1"/>
-          <w:sz w:val="20"/>
-          <w:szCs w:val="20"/>
-        </w:rPr>
-        <w:t xml:space="preserve">Optimized backend performance using AWS auto-scaling and load balancing, reducing system response time by 35% and ensuring the system can handle peak demand periods effectively. </w:t>
-      </w:r>
-    </w:p>
-    <w:p>
-      <w:pPr>
-        <w:pStyle w:val="paragraph"/>
-        <w:numPr>
-          <w:ilvl w:val="0"/>
-          <w:numId w:val="10"/>
-        </w:numPr>
-        <w:rPr>
-          <w:rFonts w:ascii="Verdana" w:eastAsia="Arial" w:hAnsi="Verdana" w:cs="Arial"/>
-          <w:color w:val="000000" w:themeColor="text1"/>
-          <w:sz w:val="20"/>
-          <w:szCs w:val="20"/>
-        </w:rPr>
-      </w:pPr>
-      <w:r>
-        <w:rPr>
-          <w:rFonts w:ascii="Verdana" w:eastAsia="Arial" w:hAnsi="Verdana" w:cs="Arial"/>
-          <w:color w:val="000000" w:themeColor="text1"/>
-          <w:sz w:val="20"/>
-          <w:szCs w:val="20"/>
-        </w:rPr>
-        <w:t xml:space="preserve">Conducted system integration testing to ensure seamless operation across multiple systems (ERP, cold chain monitoring, regulatory, etc.), achieving a 98% integration success rate. </w:t>
-      </w:r>
-    </w:p>
-    <w:p>
-      <w:pPr>
-        <w:pStyle w:val="paragraph"/>
-        <w:numPr>
-          <w:ilvl w:val="0"/>
-          <w:numId w:val="10"/>
-        </w:numPr>
-        <w:rPr>
-          <w:rFonts w:ascii="Verdana" w:eastAsia="Arial" w:hAnsi="Verdana" w:cs="Arial"/>
-          <w:color w:val="000000" w:themeColor="text1"/>
-          <w:sz w:val="20"/>
-          <w:szCs w:val="20"/>
-        </w:rPr>
-      </w:pPr>
-      <w:r>
-        <w:rPr>
-          <w:rFonts w:ascii="Verdana" w:eastAsia="Arial" w:hAnsi="Verdana" w:cs="Arial"/>
-          <w:color w:val="000000" w:themeColor="text1"/>
-          <w:sz w:val="20"/>
-          <w:szCs w:val="20"/>
-        </w:rPr>
-        <w:t xml:space="preserve">Collaborated with cross-functional teams (product managers, logistics, legal) in a Scrum environment, achieving a 90% sprint goal completion rate and delivering features on time. </w:t>
-      </w:r>
-    </w:p>
-    <w:p>
-      <w:pPr>
-        <w:pStyle w:val="paragraph"/>
-        <w:numPr>
-          <w:ilvl w:val="0"/>
-          <w:numId w:val="10"/>
-        </w:numPr>
-        <w:rPr>
-          <w:rFonts w:ascii="Verdana" w:eastAsia="Arial" w:hAnsi="Verdana" w:cs="Arial"/>
-          <w:color w:val="000000" w:themeColor="text1"/>
-          <w:sz w:val="20"/>
-          <w:szCs w:val="20"/>
-        </w:rPr>
-      </w:pPr>
-      <w:r>
-        <w:rPr>
-          <w:rFonts w:ascii="Verdana" w:eastAsia="Arial" w:hAnsi="Verdana" w:cs="Arial"/>
-          <w:color w:val="000000" w:themeColor="text1"/>
-          <w:sz w:val="20"/>
-          <w:szCs w:val="20"/>
-        </w:rPr>
-        <w:t xml:space="preserve">Implemented system monitoring using AWS CloudWatch and Prometheus to proactively troubleshoot and optimize system performance, reducing downtime by 50%. </w:t>
-      </w:r>
-    </w:p>
-    <w:p>
-      <w:pPr>
-        <w:pStyle w:val="paragraph"/>
-        <w:numPr>
-          <w:ilvl w:val="0"/>
-          <w:numId w:val="10"/>
-        </w:numPr>
-        <w:rPr>
-          <w:rFonts w:ascii="Verdana" w:eastAsia="Arial" w:hAnsi="Verdana" w:cs="Arial"/>
-          <w:color w:val="000000" w:themeColor="text1"/>
-          <w:sz w:val="20"/>
-          <w:szCs w:val="20"/>
-        </w:rPr>
-      </w:pPr>
-      <w:r>
-        <w:rPr>
-          <w:rFonts w:ascii="Verdana" w:eastAsia="Arial" w:hAnsi="Verdana" w:cs="Arial"/>
-          <w:color w:val="000000" w:themeColor="text1"/>
-          <w:sz w:val="20"/>
-          <w:szCs w:val="20"/>
-        </w:rPr>
-        <w:lastRenderedPageBreak/>
         <w:t xml:space="preserve">Performed user acceptance testing (UAT) to ensure the system met functional requirements and provided positive user experience, with 95% of users reporting satisfaction during the testing phase. </w:t>
       </w:r>
-    </w:p>
-    <w:p>
-      <w:pPr>
-        <w:pStyle w:val="paragraph"/>
-        <w:numPr>
-          <w:ilvl w:val="0"/>
-          <w:numId w:val="10"/>
-        </w:numPr>
-        <w:spacing w:before="0" w:beforeAutospacing="0" w:after="0" w:afterAutospacing="0"/>
-        <w:rPr>
-          <w:rStyle w:val="normaltextrun"/>
-          <w:rFonts w:ascii="Verdana" w:eastAsia="Arial" w:hAnsi="Verdana" w:cs="Arial"/>
-          <w:color w:val="000000" w:themeColor="text1"/>
-          <w:sz w:val="20"/>
-          <w:szCs w:val="20"/>
-        </w:rPr>
-      </w:pPr>
-      <w:r>
-        <w:rPr>
-          <w:rFonts w:ascii="Verdana" w:eastAsia="Arial" w:hAnsi="Verdana" w:cs="Arial"/>
-          <w:color w:val="000000" w:themeColor="text1"/>
-          <w:sz w:val="20"/>
-          <w:szCs w:val="20"/>
-        </w:rPr>
-        <w:t>Led post-launch system support, monitoring performance and incorporating user feedback to enhance functionality, resulting in a 20% improvement in system stability after the first quarter.</w:t>
-      </w:r>
-    </w:p>
-    <w:p>
-      <w:pPr>
-        <w:pStyle w:val="paragraph"/>
-        <w:spacing w:before="0" w:beforeAutospacing="0" w:after="0" w:afterAutospacing="0"/>
-        <w:ind w:left="502"/>
-        <w:rPr>
-          <w:rStyle w:val="normaltextrun"/>
-          <w:rFonts w:ascii="Verdana" w:eastAsia="Arial" w:hAnsi="Verdana" w:cs="Arial"/>
-          <w:color w:val="000000" w:themeColor="text1"/>
-          <w:sz w:val="20"/>
-          <w:szCs w:val="20"/>
-        </w:rPr>
-      </w:pPr>
     </w:p>
     <w:p>
       <w:pPr>
@@ -4498,17 +2254,50 @@
       </w:pPr>
       <w:r>
         <w:rPr>
-          <w:rStyle w:val="normaltextrun"/>
-          <w:rFonts w:ascii="Verdana" w:hAnsi="Verdana" w:cs="Arial"/>
-          <w:b/>
-          <w:bCs/>
-          <w:color w:val="191919"/>
-          <w:sz w:val="20"/>
-          <w:szCs w:val="20"/>
-          <w14:ligatures w14:val="none"/>
-        </w:rPr>
-        <w:t>Responsibilities:</w:t>
-      </w:r>
+          <w:rFonts w:ascii="Verdana" w:hAnsi="Verdana"/>
+          <w:b/>
+          <w:bCs/>
+          <w:sz w:val="20"/>
+          <w:szCs w:val="20"/>
+        </w:rPr>
+        <w:t>Project:</w:t>
+      </w:r>
+      <w:r>
+        <w:rPr>
+          <w:rFonts w:ascii="Verdana" w:hAnsi="Verdana"/>
+          <w:sz w:val="20"/>
+          <w:szCs w:val="20"/>
+        </w:rPr>
+        <w:t xml:space="preserve"> </w:t>
+      </w:r>
+      <w:r>
+        <w:rPr>
+          <w:rFonts w:ascii="Verdana" w:hAnsi="Verdana"/>
+          <w:i/>
+          <w:iCs/>
+          <w:sz w:val="20"/>
+          <w:szCs w:val="20"/>
+        </w:rPr>
+        <w:t>Cloud-Native Migration &amp; UI Modernization</w:t>
+      </w:r>
+      <w:r>
+        <w:rPr>
+          <w:rFonts w:ascii="Verdana" w:hAnsi="Verdana"/>
+          <w:sz w:val="20"/>
+          <w:szCs w:val="20"/>
+        </w:rPr>
+        <w:t xml:space="preserve"> — Transforming legacy monolithic applications into scalable, cloud-native microservices while modernizing user interfaces for enterprise clients.</w:t>
+      </w:r>
+    </w:p>
+    <w:p>
+      <w:pPr>
+        <w:spacing w:after="0" w:line="240" w:lineRule="auto"/>
+        <w:rPr>
+          <w:rFonts w:ascii="Verdana" w:hAnsi="Verdana"/>
+          <w:sz w:val="20"/>
+          <w:szCs w:val="20"/>
+        </w:rPr>
+      </w:pPr>
     </w:p>
     <w:p>
       <w:pPr>
@@ -4548,27 +2337,17 @@
           <w:sz w:val="20"/>
           <w:szCs w:val="20"/>
         </w:rPr>
-        <w:t xml:space="preserve">Architected and developed scalable, cloud-native applications using modern JavaScript frameworks </w:t>
-      </w:r>
-      <w:r>
-        <w:rPr>
-          <w:rStyle w:val="normaltextrun"/>
-          <w:rFonts w:ascii="Verdana" w:eastAsia="Arial" w:hAnsi="Verdana" w:cs="Arial"/>
-          <w:color w:val="000000" w:themeColor="text1"/>
-          <w:sz w:val="20"/>
-          <w:szCs w:val="20"/>
-        </w:rPr>
-        <w:t>(Angular</w:t>
-      </w:r>
-      <w:r>
-        <w:rPr>
-          <w:rStyle w:val="normaltextrun"/>
-          <w:rFonts w:ascii="Verdana" w:eastAsia="Arial" w:hAnsi="Verdana" w:cs="Arial"/>
-          <w:color w:val="000000" w:themeColor="text1"/>
-          <w:sz w:val="20"/>
-          <w:szCs w:val="20"/>
-        </w:rPr>
-        <w:t>, Node.js), achieving improved user experience and data management efficiency.</w:t>
+        <w:t>Led migration from monoliths to microservices with Spring Boot</w:t>
+      </w:r>
+      <w:r>
+        <w:rPr>
+          <w:rStyle w:val="normaltextrun"/>
+          <w:rFonts w:ascii="Verdana" w:eastAsia="Arial" w:hAnsi="Verdana" w:cs="Arial"/>
+          <w:color w:val="000000" w:themeColor="text1"/>
+          <w:sz w:val="20"/>
+          <w:szCs w:val="20"/>
+        </w:rPr>
+        <w:t>.</w:t>
       </w:r>
     </w:p>
     <w:p>
@@ -4595,7 +2374,7 @@
           <w:sz w:val="20"/>
           <w:szCs w:val="20"/>
         </w:rPr>
-        <w:t>Led the migration of monolithic applications to microservices architecture using Spring Boot, improving scalability and reducing deployment time by 40%.</w:t>
+        <w:t>Engineered cloud-native architecture for dynamic scaling and high availability.</w:t>
       </w:r>
     </w:p>
     <w:p>
@@ -4622,7 +2401,7 @@
           <w:sz w:val="20"/>
           <w:szCs w:val="20"/>
         </w:rPr>
-        <w:t>Designed and developed dynamic, responsive user interfaces with Angular 8/9, HTML5, CSS3, JavaScript, and Bootstrap, significantly enhancing user interactivity.</w:t>
+        <w:t>Implemented responsive, component-driven UI for enhanced usability across devices.</w:t>
       </w:r>
     </w:p>
     <w:p>
@@ -4649,7 +2428,7 @@
           <w:sz w:val="20"/>
           <w:szCs w:val="20"/>
         </w:rPr>
-        <w:t>Architected and deployed microservices leveraging REST APIs and Spring Boot, reducing application complexity and optimizing scalability.</w:t>
+        <w:t xml:space="preserve">Orchestrated Kubernetes/GKE deployments; improved availability and streamlined container operations. </w:t>
       </w:r>
     </w:p>
     <w:p>
@@ -4676,7 +2455,7 @@
           <w:sz w:val="20"/>
           <w:szCs w:val="20"/>
         </w:rPr>
-        <w:t>Spearheaded cloud-native deployments using Kubernetes and GKE, ensuring high availability and streamlined containerized application management.</w:t>
+        <w:t xml:space="preserve">Applied Spring DI/MVC, JPA/Hibernate for robust backends; optimized data processing by 30%. </w:t>
       </w:r>
     </w:p>
     <w:p>
@@ -4703,6 +2482,33 @@
           <w:sz w:val="20"/>
           <w:szCs w:val="20"/>
         </w:rPr>
+        <w:t>Established CI/CD pipelines; increased deployment frequency by 50% and reduced manual errors.</w:t>
+      </w:r>
+    </w:p>
+    <w:p>
+      <w:pPr>
+        <w:pStyle w:val="paragraph"/>
+        <w:numPr>
+          <w:ilvl w:val="0"/>
+          <w:numId w:val="10"/>
+        </w:numPr>
+        <w:spacing w:before="0" w:beforeAutospacing="0" w:after="0" w:afterAutospacing="0"/>
+        <w:rPr>
+          <w:rStyle w:val="normaltextrun"/>
+          <w:rFonts w:ascii="Verdana" w:eastAsia="Arial" w:hAnsi="Verdana" w:cs="Arial"/>
+          <w:color w:val="000000" w:themeColor="text1"/>
+          <w:sz w:val="20"/>
+          <w:szCs w:val="20"/>
+        </w:rPr>
+      </w:pPr>
+      <w:r>
+        <w:rPr>
+          <w:rStyle w:val="normaltextrun"/>
+          <w:rFonts w:ascii="Verdana" w:eastAsia="Arial" w:hAnsi="Verdana" w:cs="Arial"/>
+          <w:color w:val="000000" w:themeColor="text1"/>
+          <w:sz w:val="20"/>
+          <w:szCs w:val="20"/>
+        </w:rPr>
         <w:t>Leveraged Java EE technologies (JSP, Servlets, JPA/Hibernate) to create robust, scalable backend systems, optimizing data processing by 30%.</w:t>
       </w:r>
     </w:p>
@@ -4831,108 +2637,7 @@
           <w:sz w:val="20"/>
           <w:szCs w:val="20"/>
         </w:rPr>
-        <w:t>Led teams in using CI/CD pipelines, automated builds, and deployment processes, achieving a 50% increase in deployment frequency and reducing manual errors.</w:t>
-      </w:r>
-    </w:p>
-    <w:p>
-      <w:pPr>
-        <w:pStyle w:val="paragraph"/>
-        <w:numPr>
-          <w:ilvl w:val="0"/>
-          <w:numId w:val="10"/>
-        </w:numPr>
-        <w:spacing w:before="0" w:beforeAutospacing="0" w:after="0" w:afterAutospacing="0"/>
-        <w:rPr>
-          <w:rStyle w:val="normaltextrun"/>
-          <w:rFonts w:ascii="Verdana" w:eastAsia="Arial" w:hAnsi="Verdana" w:cs="Arial"/>
-          <w:color w:val="000000" w:themeColor="text1"/>
-          <w:sz w:val="20"/>
-          <w:szCs w:val="20"/>
-        </w:rPr>
-      </w:pPr>
-      <w:r>
-        <w:rPr>
-          <w:rStyle w:val="normaltextrun"/>
-          <w:rFonts w:ascii="Verdana" w:eastAsia="Arial" w:hAnsi="Verdana" w:cs="Arial"/>
-          <w:color w:val="000000" w:themeColor="text1"/>
-          <w:sz w:val="20"/>
-          <w:szCs w:val="20"/>
-        </w:rPr>
         <w:t>Worked with PostgreSQL and MongoDB for database management, ensuring optimized queries for faster data retrieval and reporting.</w:t>
-      </w:r>
-    </w:p>
-    <w:p>
-      <w:pPr>
-        <w:pStyle w:val="paragraph"/>
-        <w:numPr>
-          <w:ilvl w:val="0"/>
-          <w:numId w:val="10"/>
-        </w:numPr>
-        <w:spacing w:before="0" w:beforeAutospacing="0" w:after="0" w:afterAutospacing="0"/>
-        <w:rPr>
-          <w:rStyle w:val="normaltextrun"/>
-          <w:rFonts w:ascii="Verdana" w:eastAsia="Arial" w:hAnsi="Verdana" w:cs="Arial"/>
-          <w:color w:val="000000" w:themeColor="text1"/>
-          <w:sz w:val="20"/>
-          <w:szCs w:val="20"/>
-        </w:rPr>
-      </w:pPr>
-      <w:r>
-        <w:rPr>
-          <w:rStyle w:val="normaltextrun"/>
-          <w:rFonts w:ascii="Verdana" w:eastAsia="Arial" w:hAnsi="Verdana" w:cs="Arial"/>
-          <w:color w:val="000000" w:themeColor="text1"/>
-          <w:sz w:val="20"/>
-          <w:szCs w:val="20"/>
-        </w:rPr>
-        <w:t xml:space="preserve">Developed Single Page Applications (SPA) and Progressive Web Apps (PWA) using </w:t>
-      </w:r>
-      <w:r>
-        <w:rPr>
-          <w:rStyle w:val="normaltextrun"/>
-          <w:rFonts w:ascii="Verdana" w:eastAsia="Arial" w:hAnsi="Verdana" w:cs="Arial"/>
-          <w:color w:val="000000" w:themeColor="text1"/>
-          <w:sz w:val="20"/>
-          <w:szCs w:val="20"/>
-        </w:rPr>
-        <w:t>Angular</w:t>
-      </w:r>
-      <w:r>
-        <w:rPr>
-          <w:rStyle w:val="normaltextrun"/>
-          <w:rFonts w:ascii="Verdana" w:eastAsia="Arial" w:hAnsi="Verdana" w:cs="Arial"/>
-          <w:color w:val="000000" w:themeColor="text1"/>
-          <w:sz w:val="20"/>
-          <w:szCs w:val="20"/>
-        </w:rPr>
-        <w:t xml:space="preserve"> and Node.js, ensuring high performance and scalability.</w:t>
-      </w:r>
-    </w:p>
-    <w:p>
-      <w:pPr>
-        <w:pStyle w:val="paragraph"/>
-        <w:numPr>
-          <w:ilvl w:val="0"/>
-          <w:numId w:val="10"/>
-        </w:numPr>
-        <w:spacing w:before="0" w:beforeAutospacing="0" w:after="0" w:afterAutospacing="0"/>
-        <w:rPr>
-          <w:rStyle w:val="normaltextrun"/>
-          <w:rFonts w:ascii="Verdana" w:eastAsia="Arial" w:hAnsi="Verdana" w:cs="Arial"/>
-          <w:color w:val="000000" w:themeColor="text1"/>
-          <w:sz w:val="20"/>
-          <w:szCs w:val="20"/>
-        </w:rPr>
-      </w:pPr>
-      <w:r>
-        <w:rPr>
-          <w:rStyle w:val="normaltextrun"/>
-          <w:rFonts w:ascii="Verdana" w:eastAsia="Arial" w:hAnsi="Verdana" w:cs="Arial"/>
-          <w:color w:val="000000" w:themeColor="text1"/>
-          <w:sz w:val="20"/>
-          <w:szCs w:val="20"/>
-        </w:rPr>
-        <w:t>Conducted regular code reviews, unit testing, and integration testing, maintaining high code quality standards and driving continuous improvement.</w:t>
       </w:r>
     </w:p>
     <w:p>
@@ -5086,53 +2791,59 @@
     </w:p>
     <w:p>
       <w:pPr>
+        <w:pStyle w:val="paragraph"/>
+        <w:spacing w:before="0" w:beforeAutospacing="0" w:after="0" w:afterAutospacing="0"/>
+        <w:rPr>
+          <w:rStyle w:val="contentcontrolboundarysink"/>
+          <w:rFonts w:ascii="Verdana" w:hAnsi="Verdana" w:cs="Arial"/>
+          <w:b/>
+          <w:bCs/>
+          <w:color w:val="191919"/>
+          <w:sz w:val="20"/>
+          <w:szCs w:val="20"/>
+        </w:rPr>
+      </w:pPr>
+    </w:p>
+    <w:p>
+      <w:pPr>
         <w:spacing w:after="0" w:line="240" w:lineRule="auto"/>
         <w:rPr>
-          <w:rStyle w:val="normaltextrun"/>
-          <w:rFonts w:ascii="Verdana" w:eastAsia="Times New Roman" w:hAnsi="Verdana" w:cs="Arial"/>
-          <w:color w:val="000000"/>
-          <w:kern w:val="0"/>
-          <w:sz w:val="20"/>
-          <w:szCs w:val="20"/>
-        </w:rPr>
-      </w:pPr>
-    </w:p>
-    <w:p>
-      <w:pPr>
-        <w:spacing w:after="0" w:line="240" w:lineRule="auto"/>
-        <w:rPr>
-          <w:rStyle w:val="normaltextrun"/>
-          <w:rFonts w:ascii="Verdana" w:eastAsia="Times New Roman" w:hAnsi="Verdana" w:cs="Arial"/>
-          <w:color w:val="000000"/>
-          <w:kern w:val="0"/>
-          <w:sz w:val="20"/>
-          <w:szCs w:val="20"/>
-        </w:rPr>
-      </w:pPr>
-      <w:r>
-        <w:rPr>
-          <w:rStyle w:val="normaltextrun"/>
+          <w:rFonts w:ascii="Verdana" w:hAnsi="Verdana"/>
+          <w:sz w:val="20"/>
+          <w:szCs w:val="20"/>
+        </w:rPr>
+      </w:pPr>
+      <w:r>
+        <w:rPr>
+          <w:rFonts w:ascii="Verdana" w:hAnsi="Verdana"/>
+          <w:b/>
+          <w:bCs/>
+          <w:sz w:val="20"/>
+          <w:szCs w:val="20"/>
+        </w:rPr>
+        <w:t xml:space="preserve">Project: </w:t>
+      </w:r>
+      <w:r>
+        <w:rPr>
+          <w:rFonts w:ascii="Verdana" w:hAnsi="Verdana"/>
+          <w:sz w:val="20"/>
+          <w:szCs w:val="20"/>
+        </w:rPr>
+        <w:t>eCommerce Digital Transformation — Modernizing IBM’s eCommerce platform to deliver responsive, secure, and scalable solutions for global clients.</w:t>
+      </w:r>
+    </w:p>
+    <w:p>
+      <w:pPr>
+        <w:pStyle w:val="paragraph"/>
+        <w:spacing w:before="0" w:beforeAutospacing="0" w:after="0" w:afterAutospacing="0"/>
+        <w:rPr>
+          <w:rStyle w:val="contentcontrolboundarysink"/>
           <w:rFonts w:ascii="Verdana" w:hAnsi="Verdana" w:cs="Arial"/>
           <w:b/>
           <w:bCs/>
           <w:color w:val="191919"/>
           <w:sz w:val="20"/>
           <w:szCs w:val="20"/>
-          <w14:ligatures w14:val="none"/>
-        </w:rPr>
-        <w:t>Responsibilities:</w:t>
-      </w:r>
-    </w:p>
-    <w:p>
-      <w:pPr>
-        <w:pStyle w:val="ListParagraph"/>
-        <w:ind w:left="502"/>
-        <w:rPr>
-          <w:rStyle w:val="normaltextrun"/>
-          <w:rFonts w:ascii="Verdana" w:eastAsia="Arial" w:hAnsi="Verdana" w:cs="Arial"/>
-          <w:color w:val="000000" w:themeColor="text1"/>
-          <w:sz w:val="20"/>
-          <w:szCs w:val="20"/>
         </w:rPr>
       </w:pPr>
     </w:p>
@@ -5160,6 +2871,107 @@
           <w:sz w:val="20"/>
           <w:szCs w:val="20"/>
         </w:rPr>
+        <w:t xml:space="preserve">Delivered responsive Angular UIs for eCommerce transformation; integrated backends via REST for seamless data flow. </w:t>
+      </w:r>
+    </w:p>
+    <w:p>
+      <w:pPr>
+        <w:pStyle w:val="paragraph"/>
+        <w:numPr>
+          <w:ilvl w:val="0"/>
+          <w:numId w:val="7"/>
+        </w:numPr>
+        <w:spacing w:before="0" w:beforeAutospacing="0" w:after="0" w:afterAutospacing="0"/>
+        <w:rPr>
+          <w:rStyle w:val="normaltextrun"/>
+          <w:rFonts w:ascii="Verdana" w:eastAsia="Arial" w:hAnsi="Verdana" w:cs="Arial"/>
+          <w:color w:val="000000" w:themeColor="text1"/>
+          <w:sz w:val="20"/>
+          <w:szCs w:val="20"/>
+        </w:rPr>
+      </w:pPr>
+      <w:r>
+        <w:rPr>
+          <w:rStyle w:val="normaltextrun"/>
+          <w:rFonts w:ascii="Verdana" w:eastAsia="Arial" w:hAnsi="Verdana" w:cs="Arial"/>
+          <w:color w:val="000000" w:themeColor="text1"/>
+          <w:sz w:val="20"/>
+          <w:szCs w:val="20"/>
+        </w:rPr>
+        <w:t>Strengthened application security by enforcing encryption and secure coding standards</w:t>
+      </w:r>
+      <w:r>
+        <w:rPr>
+          <w:rStyle w:val="normaltextrun"/>
+          <w:rFonts w:ascii="Verdana" w:eastAsia="Arial" w:hAnsi="Verdana" w:cs="Arial"/>
+          <w:color w:val="000000" w:themeColor="text1"/>
+          <w:sz w:val="20"/>
+          <w:szCs w:val="20"/>
+        </w:rPr>
+        <w:t>.</w:t>
+      </w:r>
+    </w:p>
+    <w:p>
+      <w:pPr>
+        <w:pStyle w:val="paragraph"/>
+        <w:numPr>
+          <w:ilvl w:val="0"/>
+          <w:numId w:val="7"/>
+        </w:numPr>
+        <w:spacing w:before="0" w:beforeAutospacing="0" w:after="0" w:afterAutospacing="0"/>
+        <w:rPr>
+          <w:rStyle w:val="normaltextrun"/>
+          <w:rFonts w:ascii="Verdana" w:eastAsia="Arial" w:hAnsi="Verdana" w:cs="Arial"/>
+          <w:color w:val="000000" w:themeColor="text1"/>
+          <w:sz w:val="20"/>
+          <w:szCs w:val="20"/>
+        </w:rPr>
+      </w:pPr>
+      <w:r>
+        <w:rPr>
+          <w:rStyle w:val="normaltextrun"/>
+          <w:rFonts w:ascii="Verdana" w:eastAsia="Arial" w:hAnsi="Verdana" w:cs="Arial"/>
+          <w:color w:val="000000" w:themeColor="text1"/>
+          <w:sz w:val="20"/>
+          <w:szCs w:val="20"/>
+        </w:rPr>
+        <w:t>Optimized navigation and accessibility for seamless user interaction across platforms</w:t>
+      </w:r>
+      <w:r>
+        <w:rPr>
+          <w:rStyle w:val="normaltextrun"/>
+          <w:rFonts w:ascii="Verdana" w:eastAsia="Arial" w:hAnsi="Verdana" w:cs="Arial"/>
+          <w:color w:val="000000" w:themeColor="text1"/>
+          <w:sz w:val="20"/>
+          <w:szCs w:val="20"/>
+        </w:rPr>
+        <w:t>.</w:t>
+      </w:r>
+    </w:p>
+    <w:p>
+      <w:pPr>
+        <w:pStyle w:val="paragraph"/>
+        <w:numPr>
+          <w:ilvl w:val="0"/>
+          <w:numId w:val="7"/>
+        </w:numPr>
+        <w:spacing w:before="0" w:beforeAutospacing="0" w:after="0" w:afterAutospacing="0"/>
+        <w:rPr>
+          <w:rStyle w:val="normaltextrun"/>
+          <w:rFonts w:ascii="Verdana" w:eastAsia="Arial" w:hAnsi="Verdana" w:cs="Arial"/>
+          <w:color w:val="000000" w:themeColor="text1"/>
+          <w:sz w:val="20"/>
+          <w:szCs w:val="20"/>
+        </w:rPr>
+      </w:pPr>
+      <w:r>
+        <w:rPr>
+          <w:rStyle w:val="normaltextrun"/>
+          <w:rFonts w:ascii="Verdana" w:eastAsia="Arial" w:hAnsi="Verdana" w:cs="Arial"/>
+          <w:color w:val="000000" w:themeColor="text1"/>
+          <w:sz w:val="20"/>
+          <w:szCs w:val="20"/>
+        </w:rPr>
         <w:t>Led improvements in the Packaging Module, optimizing product packaging processes and reducing assembly time by 20%.</w:t>
       </w:r>
     </w:p>
@@ -5214,7 +3026,17 @@
           <w:sz w:val="20"/>
           <w:szCs w:val="20"/>
         </w:rPr>
-        <w:t>Implemented ICE Faces screens for the Manage Barcode Project, enhancing user interface functionality and increasing user satisfaction by 30%.</w:t>
+        <w:t>Implemented ICE Faces screens for the Manage Barcode Project, enhancing user interface functionality</w:t>
+      </w:r>
+      <w:r>
+        <w:rPr>
+          <w:rStyle w:val="normaltextrun"/>
+          <w:rFonts w:ascii="Verdana" w:eastAsia="Arial" w:hAnsi="Verdana" w:cs="Arial"/>
+          <w:color w:val="000000" w:themeColor="text1"/>
+          <w:sz w:val="20"/>
+          <w:szCs w:val="20"/>
+        </w:rPr>
+        <w:t>.</w:t>
       </w:r>
     </w:p>
     <w:p>
@@ -5241,27 +3063,7 @@
           <w:sz w:val="20"/>
           <w:szCs w:val="20"/>
         </w:rPr>
-        <w:t xml:space="preserve">Developed a responsive web UI for an eCommerce digital transformation project, enabling seamless experiences across mobile, tablet, and desktop platforms using </w:t>
-      </w:r>
-      <w:r>
-        <w:rPr>
-          <w:rStyle w:val="normaltextrun"/>
-          <w:rFonts w:ascii="Verdana" w:eastAsia="Arial" w:hAnsi="Verdana" w:cs="Arial"/>
-          <w:color w:val="000000" w:themeColor="text1"/>
-          <w:sz w:val="20"/>
-          <w:szCs w:val="20"/>
-        </w:rPr>
-        <w:t>Angular</w:t>
-      </w:r>
-      <w:r>
-        <w:rPr>
-          <w:rStyle w:val="normaltextrun"/>
-          <w:rFonts w:ascii="Verdana" w:eastAsia="Arial" w:hAnsi="Verdana" w:cs="Arial"/>
-          <w:color w:val="000000" w:themeColor="text1"/>
-          <w:sz w:val="20"/>
-          <w:szCs w:val="20"/>
-        </w:rPr>
-        <w:t>.</w:t>
+        <w:t>Created reusable TypeScript components and services to consume REST APIs within Angular 5’s component-based architecture, improving application scalability and maintainability.</w:t>
       </w:r>
     </w:p>
     <w:p>
@@ -5288,7 +3090,7 @@
           <w:sz w:val="20"/>
           <w:szCs w:val="20"/>
         </w:rPr>
-        <w:t>Created reusable TypeScript components and services to consume REST APIs within Angular 5’s component-based architecture, improving application scalability and maintainability.</w:t>
+        <w:t>Led Agile PLM API integrations, improving system interoperability and streamlining product lifecycle management.</w:t>
       </w:r>
     </w:p>
     <w:p>
@@ -5315,7 +3117,7 @@
           <w:sz w:val="20"/>
           <w:szCs w:val="20"/>
         </w:rPr>
-        <w:t>Improved security practices for Java applications deployed on Google Cloud Platform (GCP) by implementing secure coding techniques and encryption protocols.</w:t>
+        <w:t>Successfully implemented URL PX for the Barcode Project, enhancing system flexibility and enabling dynamic URL-based actions.</w:t>
       </w:r>
     </w:p>
     <w:p>
@@ -5342,8 +3144,7 @@
           <w:sz w:val="20"/>
           <w:szCs w:val="20"/>
         </w:rPr>
-        <w:lastRenderedPageBreak/>
-        <w:t>Developed and deployed Angular 5 component routers for effective navigation and integrated backend APIs, streamlining frontend-backend interactions.</w:t>
+        <w:t>Refined Agile configurations, enhancing user access control and security by adding new subclasses, attributes, roles, and user groups.</w:t>
       </w:r>
     </w:p>
     <w:p>
@@ -5370,189 +3171,7 @@
           <w:sz w:val="20"/>
           <w:szCs w:val="20"/>
         </w:rPr>
-        <w:t xml:space="preserve">Designed and implemented responsive frontend layouts using HTML5, CSS3, Bootstrap, </w:t>
-      </w:r>
-      <w:r>
-        <w:rPr>
-          <w:rStyle w:val="normaltextrun"/>
-          <w:rFonts w:ascii="Verdana" w:eastAsia="Arial" w:hAnsi="Verdana" w:cs="Arial"/>
-          <w:color w:val="000000" w:themeColor="text1"/>
-          <w:sz w:val="20"/>
-          <w:szCs w:val="20"/>
-        </w:rPr>
-        <w:t>Angular</w:t>
-      </w:r>
-      <w:r>
-        <w:rPr>
-          <w:rStyle w:val="normaltextrun"/>
-          <w:rFonts w:ascii="Verdana" w:eastAsia="Arial" w:hAnsi="Verdana" w:cs="Arial"/>
-          <w:color w:val="000000" w:themeColor="text1"/>
-          <w:sz w:val="20"/>
-          <w:szCs w:val="20"/>
-        </w:rPr>
-        <w:t>, ensuring cross-device compatibility.</w:t>
-      </w:r>
-    </w:p>
-    <w:p>
-      <w:pPr>
-        <w:pStyle w:val="paragraph"/>
-        <w:numPr>
-          <w:ilvl w:val="0"/>
-          <w:numId w:val="7"/>
-        </w:numPr>
-        <w:spacing w:before="0" w:beforeAutospacing="0" w:after="0" w:afterAutospacing="0"/>
-        <w:rPr>
-          <w:rStyle w:val="normaltextrun"/>
-          <w:rFonts w:ascii="Verdana" w:eastAsia="Arial" w:hAnsi="Verdana" w:cs="Arial"/>
-          <w:color w:val="000000" w:themeColor="text1"/>
-          <w:sz w:val="20"/>
-          <w:szCs w:val="20"/>
-        </w:rPr>
-      </w:pPr>
-      <w:r>
-        <w:rPr>
-          <w:rStyle w:val="normaltextrun"/>
-          <w:rFonts w:ascii="Verdana" w:eastAsia="Arial" w:hAnsi="Verdana" w:cs="Arial"/>
-          <w:color w:val="000000" w:themeColor="text1"/>
-          <w:sz w:val="20"/>
-          <w:szCs w:val="20"/>
-        </w:rPr>
-        <w:t>Led Agile PLM API integrations, improving system interoperability and streamlining product lifecycle management.</w:t>
-      </w:r>
-    </w:p>
-    <w:p>
-      <w:pPr>
-        <w:pStyle w:val="paragraph"/>
-        <w:numPr>
-          <w:ilvl w:val="0"/>
-          <w:numId w:val="7"/>
-        </w:numPr>
-        <w:spacing w:before="0" w:beforeAutospacing="0" w:after="0" w:afterAutospacing="0"/>
-        <w:rPr>
-          <w:rStyle w:val="normaltextrun"/>
-          <w:rFonts w:ascii="Verdana" w:eastAsia="Arial" w:hAnsi="Verdana" w:cs="Arial"/>
-          <w:color w:val="000000" w:themeColor="text1"/>
-          <w:sz w:val="20"/>
-          <w:szCs w:val="20"/>
-        </w:rPr>
-      </w:pPr>
-      <w:r>
-        <w:rPr>
-          <w:rStyle w:val="normaltextrun"/>
-          <w:rFonts w:ascii="Verdana" w:eastAsia="Arial" w:hAnsi="Verdana" w:cs="Arial"/>
-          <w:color w:val="000000" w:themeColor="text1"/>
-          <w:sz w:val="20"/>
-          <w:szCs w:val="20"/>
-        </w:rPr>
-        <w:t>Successfully implemented URL PX for the Barcode Project, enhancing system flexibility and enabling dynamic URL-based actions.</w:t>
-      </w:r>
-    </w:p>
-    <w:p>
-      <w:pPr>
-        <w:pStyle w:val="paragraph"/>
-        <w:numPr>
-          <w:ilvl w:val="0"/>
-          <w:numId w:val="7"/>
-        </w:numPr>
-        <w:spacing w:before="0" w:beforeAutospacing="0" w:after="0" w:afterAutospacing="0"/>
-        <w:rPr>
-          <w:rStyle w:val="normaltextrun"/>
-          <w:rFonts w:ascii="Verdana" w:eastAsia="Arial" w:hAnsi="Verdana" w:cs="Arial"/>
-          <w:color w:val="000000" w:themeColor="text1"/>
-          <w:sz w:val="20"/>
-          <w:szCs w:val="20"/>
-        </w:rPr>
-      </w:pPr>
-      <w:r>
-        <w:rPr>
-          <w:rStyle w:val="normaltextrun"/>
-          <w:rFonts w:ascii="Verdana" w:eastAsia="Arial" w:hAnsi="Verdana" w:cs="Arial"/>
-          <w:color w:val="000000" w:themeColor="text1"/>
-          <w:sz w:val="20"/>
-          <w:szCs w:val="20"/>
-        </w:rPr>
-        <w:t>Built single-page applications (SPAs) using AngularJS, Node.js, Meteor.js, and MongoDB, ensuring high performance and responsive design.</w:t>
-      </w:r>
-    </w:p>
-    <w:p>
-      <w:pPr>
-        <w:pStyle w:val="paragraph"/>
-        <w:numPr>
-          <w:ilvl w:val="0"/>
-          <w:numId w:val="7"/>
-        </w:numPr>
-        <w:spacing w:before="0" w:beforeAutospacing="0" w:after="0" w:afterAutospacing="0"/>
-        <w:rPr>
-          <w:rStyle w:val="normaltextrun"/>
-          <w:rFonts w:ascii="Verdana" w:eastAsia="Arial" w:hAnsi="Verdana" w:cs="Arial"/>
-          <w:color w:val="000000" w:themeColor="text1"/>
-          <w:sz w:val="20"/>
-          <w:szCs w:val="20"/>
-        </w:rPr>
-      </w:pPr>
-      <w:r>
-        <w:rPr>
-          <w:rStyle w:val="normaltextrun"/>
-          <w:rFonts w:ascii="Verdana" w:eastAsia="Arial" w:hAnsi="Verdana" w:cs="Arial"/>
-          <w:color w:val="000000" w:themeColor="text1"/>
-          <w:sz w:val="20"/>
-          <w:szCs w:val="20"/>
-        </w:rPr>
-        <w:t>Refined Agile configurations, enhancing user access control and security by adding new subclasses, attributes, roles, and user groups.</w:t>
-      </w:r>
-    </w:p>
-    <w:p>
-      <w:pPr>
-        <w:pStyle w:val="paragraph"/>
-        <w:numPr>
-          <w:ilvl w:val="0"/>
-          <w:numId w:val="7"/>
-        </w:numPr>
-        <w:spacing w:before="0" w:beforeAutospacing="0" w:after="0" w:afterAutospacing="0"/>
-        <w:rPr>
-          <w:rStyle w:val="normaltextrun"/>
-          <w:rFonts w:ascii="Verdana" w:eastAsia="Arial" w:hAnsi="Verdana" w:cs="Arial"/>
-          <w:color w:val="000000" w:themeColor="text1"/>
-          <w:sz w:val="20"/>
-          <w:szCs w:val="20"/>
-        </w:rPr>
-      </w:pPr>
-      <w:r>
-        <w:rPr>
-          <w:rStyle w:val="normaltextrun"/>
-          <w:rFonts w:ascii="Verdana" w:eastAsia="Arial" w:hAnsi="Verdana" w:cs="Arial"/>
-          <w:color w:val="000000" w:themeColor="text1"/>
-          <w:sz w:val="20"/>
-          <w:szCs w:val="20"/>
-        </w:rPr>
         <w:t>Facilitated collaboration within the SR and Change Teams, aligning on project goals and driving a 15% increase in team productivity.</w:t>
-      </w:r>
-    </w:p>
-    <w:p>
-      <w:pPr>
-        <w:pStyle w:val="paragraph"/>
-        <w:numPr>
-          <w:ilvl w:val="0"/>
-          <w:numId w:val="7"/>
-        </w:numPr>
-        <w:spacing w:before="0" w:beforeAutospacing="0" w:after="0" w:afterAutospacing="0"/>
-        <w:rPr>
-          <w:rStyle w:val="normaltextrun"/>
-          <w:rFonts w:ascii="Verdana" w:eastAsia="Arial" w:hAnsi="Verdana" w:cs="Arial"/>
-          <w:color w:val="000000" w:themeColor="text1"/>
-          <w:sz w:val="20"/>
-          <w:szCs w:val="20"/>
-        </w:rPr>
-      </w:pPr>
-      <w:r>
-        <w:rPr>
-          <w:rStyle w:val="normaltextrun"/>
-          <w:rFonts w:ascii="Verdana" w:eastAsia="Arial" w:hAnsi="Verdana" w:cs="Arial"/>
-          <w:color w:val="000000" w:themeColor="text1"/>
-          <w:sz w:val="20"/>
-          <w:szCs w:val="20"/>
-        </w:rPr>
-        <w:t>Conducted thorough code reviews and utilized PMD for source code analysis, leading to a 20% reduction in bugs and maintaining high code quality.</w:t>
       </w:r>
     </w:p>
     <w:p>
@@ -5599,6 +3218,20 @@
           <w:szCs w:val="20"/>
         </w:rPr>
       </w:pPr>
+    </w:p>
+    <w:p>
+      <w:pPr>
+        <w:spacing w:after="0" w:line="240" w:lineRule="auto"/>
+        <w:rPr>
+          <w:rStyle w:val="contentcontrolboundarysink"/>
+          <w:rFonts w:ascii="Verdana" w:hAnsi="Verdana" w:cs="Arial"/>
+          <w:b/>
+          <w:bCs/>
+          <w:color w:val="191919"/>
+          <w:sz w:val="20"/>
+          <w:szCs w:val="20"/>
+        </w:rPr>
+      </w:pPr>
       <w:r>
         <w:rPr>
           <w:rStyle w:val="contentcontrolboundarysink"/>
@@ -5659,19 +3292,39 @@
     </w:p>
     <w:p>
       <w:pPr>
+        <w:spacing w:after="0" w:line="240" w:lineRule="auto"/>
+        <w:rPr>
+          <w:rFonts w:ascii="Verdana" w:hAnsi="Verdana"/>
+          <w:sz w:val="20"/>
+          <w:szCs w:val="20"/>
+        </w:rPr>
+      </w:pPr>
+      <w:r>
+        <w:rPr>
+          <w:rFonts w:ascii="Verdana" w:hAnsi="Verdana"/>
+          <w:b/>
+          <w:bCs/>
+          <w:sz w:val="20"/>
+          <w:szCs w:val="20"/>
+        </w:rPr>
+        <w:t>Project</w:t>
+      </w:r>
+      <w:r>
+        <w:rPr>
+          <w:rFonts w:ascii="Verdana" w:hAnsi="Verdana"/>
+          <w:sz w:val="20"/>
+          <w:szCs w:val="20"/>
+        </w:rPr>
+        <w:t>: Queue Service Framework &amp; Real-Time Data Exchange — Building enterprise-grade frameworks and utilities for task management and data synchronization.</w:t>
+      </w:r>
+    </w:p>
+    <w:p>
+      <w:pPr>
         <w:tabs>
           <w:tab w:val="right" w:pos="10080"/>
         </w:tabs>
         <w:spacing w:after="0" w:line="240" w:lineRule="auto"/>
         <w:rPr>
-          <w:rFonts w:ascii="Verdana" w:eastAsia="Georgia" w:hAnsi="Verdana"/>
-          <w:smallCaps/>
-          <w:sz w:val="20"/>
-          <w:szCs w:val="20"/>
-        </w:rPr>
-      </w:pPr>
-      <w:r>
-        <w:rPr>
           <w:rStyle w:val="normaltextrun"/>
           <w:rFonts w:ascii="Verdana" w:hAnsi="Verdana" w:cs="Arial"/>
           <w:b/>
@@ -5682,24 +3335,6 @@
           <w:szCs w:val="20"/>
           <w14:ligatures w14:val="none"/>
         </w:rPr>
-        <w:t>Responsibilities:</w:t>
-      </w:r>
-    </w:p>
-    <w:p>
-      <w:pPr>
-        <w:tabs>
-          <w:tab w:val="right" w:pos="10080"/>
-        </w:tabs>
-        <w:spacing w:after="0" w:line="240" w:lineRule="auto"/>
-        <w:rPr>
-          <w:rStyle w:val="normaltextrun"/>
-          <w:rFonts w:ascii="Verdana" w:hAnsi="Verdana" w:cs="Arial"/>
-          <w:b/>
-          <w:bCs/>
-          <w:color w:val="191919"/>
-          <w:sz w:val="20"/>
-          <w:szCs w:val="20"/>
-        </w:rPr>
       </w:pPr>
     </w:p>
     <w:p>
@@ -5726,6 +3361,134 @@
           <w:sz w:val="20"/>
           <w:szCs w:val="20"/>
         </w:rPr>
+        <w:t>Designed/implemented a Queue Service Framework (Java/PL</w:t>
+      </w:r>
+      <w:r>
+        <w:rPr>
+          <w:rStyle w:val="normaltextrun"/>
+          <w:rFonts w:ascii="Verdana" w:eastAsia="Arial" w:hAnsi="Verdana" w:cs="Arial"/>
+          <w:color w:val="000000" w:themeColor="text1"/>
+          <w:sz w:val="20"/>
+          <w:szCs w:val="20"/>
+        </w:rPr>
+        <w:noBreakHyphen/>
+        <w:t xml:space="preserve">SQL), improving task management efficiency by 30%. </w:t>
+      </w:r>
+    </w:p>
+    <w:p>
+      <w:pPr>
+        <w:pStyle w:val="ListParagraph"/>
+        <w:numPr>
+          <w:ilvl w:val="0"/>
+          <w:numId w:val="5"/>
+        </w:numPr>
+        <w:spacing w:line="300" w:lineRule="atLeast"/>
+        <w:rPr>
+          <w:rFonts w:ascii="Segoe UI" w:hAnsi="Segoe UI" w:cs="Segoe UI"/>
+          <w:sz w:val="21"/>
+          <w:szCs w:val="21"/>
+          <w14:ligatures w14:val="none"/>
+        </w:rPr>
+      </w:pPr>
+      <w:r>
+        <w:rPr>
+          <w:rFonts w:ascii="Segoe UI" w:hAnsi="Segoe UI" w:cs="Segoe UI"/>
+          <w:sz w:val="21"/>
+          <w:szCs w:val="21"/>
+          <w14:ligatures w14:val="none"/>
+        </w:rPr>
+        <w:t>Optimized query execution and concurrency handling to boost system throughput.</w:t>
+      </w:r>
+    </w:p>
+    <w:p>
+      <w:pPr>
+        <w:pStyle w:val="paragraph"/>
+        <w:numPr>
+          <w:ilvl w:val="0"/>
+          <w:numId w:val="5"/>
+        </w:numPr>
+        <w:spacing w:before="0" w:beforeAutospacing="0" w:after="0" w:afterAutospacing="0"/>
+        <w:rPr>
+          <w:rStyle w:val="normaltextrun"/>
+          <w:rFonts w:ascii="Verdana" w:eastAsia="Arial" w:hAnsi="Verdana" w:cs="Arial"/>
+          <w:color w:val="000000" w:themeColor="text1"/>
+          <w:sz w:val="20"/>
+          <w:szCs w:val="20"/>
+        </w:rPr>
+      </w:pPr>
+      <w:r>
+        <w:rPr>
+          <w:rStyle w:val="normaltextrun"/>
+          <w:rFonts w:ascii="Verdana" w:eastAsia="Arial" w:hAnsi="Verdana" w:cs="Arial"/>
+          <w:color w:val="000000" w:themeColor="text1"/>
+          <w:sz w:val="20"/>
+          <w:szCs w:val="20"/>
+        </w:rPr>
+        <w:t>Developed AgileAsyncSWServices (Tomcat/WebLogic) for real</w:t>
+      </w:r>
+      <w:r>
+        <w:rPr>
+          <w:rStyle w:val="normaltextrun"/>
+          <w:rFonts w:ascii="Verdana" w:eastAsia="Arial" w:hAnsi="Verdana" w:cs="Arial"/>
+          <w:color w:val="000000" w:themeColor="text1"/>
+          <w:sz w:val="20"/>
+          <w:szCs w:val="20"/>
+        </w:rPr>
+        <w:noBreakHyphen/>
+        <w:t xml:space="preserve">time data exchange; created custom UI/attachment utilities to enhance UX. </w:t>
+      </w:r>
+    </w:p>
+    <w:p>
+      <w:pPr>
+        <w:pStyle w:val="paragraph"/>
+        <w:numPr>
+          <w:ilvl w:val="0"/>
+          <w:numId w:val="5"/>
+        </w:numPr>
+        <w:spacing w:before="0" w:beforeAutospacing="0" w:after="0" w:afterAutospacing="0"/>
+        <w:rPr>
+          <w:rStyle w:val="normaltextrun"/>
+          <w:rFonts w:ascii="Verdana" w:eastAsia="Arial" w:hAnsi="Verdana" w:cs="Arial"/>
+          <w:color w:val="000000" w:themeColor="text1"/>
+          <w:sz w:val="20"/>
+          <w:szCs w:val="20"/>
+        </w:rPr>
+      </w:pPr>
+      <w:r>
+        <w:rPr>
+          <w:rStyle w:val="normaltextrun"/>
+          <w:rFonts w:ascii="Verdana" w:eastAsia="Arial" w:hAnsi="Verdana" w:cs="Arial"/>
+          <w:color w:val="000000" w:themeColor="text1"/>
+          <w:sz w:val="20"/>
+          <w:szCs w:val="20"/>
+        </w:rPr>
+        <w:t>Automated daily cleanup (UNCCleanup) jobs; integrated File Catalyst for accelerated data transfers.</w:t>
+      </w:r>
+    </w:p>
+    <w:p>
+      <w:pPr>
+        <w:pStyle w:val="paragraph"/>
+        <w:numPr>
+          <w:ilvl w:val="0"/>
+          <w:numId w:val="5"/>
+        </w:numPr>
+        <w:spacing w:before="0" w:beforeAutospacing="0" w:after="0" w:afterAutospacing="0"/>
+        <w:rPr>
+          <w:rStyle w:val="normaltextrun"/>
+          <w:rFonts w:ascii="Verdana" w:eastAsia="Arial" w:hAnsi="Verdana" w:cs="Arial"/>
+          <w:color w:val="000000" w:themeColor="text1"/>
+          <w:sz w:val="20"/>
+          <w:szCs w:val="20"/>
+        </w:rPr>
+      </w:pPr>
+      <w:r>
+        <w:rPr>
+          <w:rStyle w:val="normaltextrun"/>
+          <w:rFonts w:ascii="Verdana" w:eastAsia="Arial" w:hAnsi="Verdana" w:cs="Arial"/>
+          <w:color w:val="000000" w:themeColor="text1"/>
+          <w:sz w:val="20"/>
+          <w:szCs w:val="20"/>
+        </w:rPr>
         <w:t>Utilized Agile API to enhance system functionality, gaining advanced proficiency in Agile PLM Technology and facilitating seamless integrations.</w:t>
       </w:r>
     </w:p>
@@ -5780,7 +3543,27 @@
           <w:sz w:val="20"/>
           <w:szCs w:val="20"/>
         </w:rPr>
-        <w:t>Engineered PL/SQL Stored Procedures for the Queue Service Framework, optimizing database performance and reducing query execution time by 25%.</w:t>
+        <w:t>Innovated Agile Attachment Utility/</w:t>
+      </w:r>
+      <w:r>
+        <w:rPr>
+          <w:rStyle w:val="normaltextrun"/>
+          <w:rFonts w:ascii="Verdana" w:eastAsia="Arial" w:hAnsi="Verdana" w:cs="Arial"/>
+          <w:color w:val="000000" w:themeColor="text1"/>
+          <w:sz w:val="20"/>
+          <w:szCs w:val="20"/>
+        </w:rPr>
+        <w:t>Custom UI</w:t>
+      </w:r>
+      <w:r>
+        <w:rPr>
+          <w:rStyle w:val="normaltextrun"/>
+          <w:rFonts w:ascii="Verdana" w:eastAsia="Arial" w:hAnsi="Verdana" w:cs="Arial"/>
+          <w:color w:val="000000" w:themeColor="text1"/>
+          <w:sz w:val="20"/>
+          <w:szCs w:val="20"/>
+        </w:rPr>
+        <w:t>, enabling advanced file operations and mimicking Agile’s OOTB features, improving user experience by 20%.</w:t>
       </w:r>
     </w:p>
     <w:p>
@@ -5807,7 +3590,7 @@
           <w:sz w:val="20"/>
           <w:szCs w:val="20"/>
         </w:rPr>
-        <w:t>Developed and deployed AgileAsyncSWServices on Tomcat, improving system scalability and enabling real-time data exchange across the enterprise.</w:t>
+        <w:t>Created a Custom UI web application deployed on WebLogic, enhancing user interface interactions and streamlining workflows with Agile URL PX.</w:t>
       </w:r>
     </w:p>
     <w:p>
@@ -5834,27 +3617,7 @@
           <w:sz w:val="20"/>
           <w:szCs w:val="20"/>
         </w:rPr>
-        <w:t>Innovated Agile Attachment Utility/</w:t>
-      </w:r>
-      <w:r>
-        <w:rPr>
-          <w:rStyle w:val="normaltextrun"/>
-          <w:rFonts w:ascii="Verdana" w:eastAsia="Arial" w:hAnsi="Verdana" w:cs="Arial"/>
-          <w:color w:val="000000" w:themeColor="text1"/>
-          <w:sz w:val="20"/>
-          <w:szCs w:val="20"/>
-        </w:rPr>
-        <w:t>Custom UI</w:t>
-      </w:r>
-      <w:r>
-        <w:rPr>
-          <w:rStyle w:val="normaltextrun"/>
-          <w:rFonts w:ascii="Verdana" w:eastAsia="Arial" w:hAnsi="Verdana" w:cs="Arial"/>
-          <w:color w:val="000000" w:themeColor="text1"/>
-          <w:sz w:val="20"/>
-          <w:szCs w:val="20"/>
-        </w:rPr>
-        <w:t>, enabling advanced file operations and mimicking Agile’s OOTB features, improving user experience by 20%.</w:t>
+        <w:t>Integrated File Catalyst with Agile API calls to optimize data transfer speeds, increasing user satisfaction by 30%.</w:t>
       </w:r>
     </w:p>
     <w:p>
@@ -5881,7 +3644,7 @@
           <w:sz w:val="20"/>
           <w:szCs w:val="20"/>
         </w:rPr>
-        <w:t>Created a Custom UI web application deployed on WebLogic, enhancing user interface interactions and streamlining workflows with Agile URL PX.</w:t>
+        <w:t>Developed Groovy Scripts for platform code name validation in Agile, ensuring data accuracy and system reliability.</w:t>
       </w:r>
     </w:p>
     <w:p>
@@ -5908,88 +3671,7 @@
           <w:sz w:val="20"/>
           <w:szCs w:val="20"/>
         </w:rPr>
-        <w:t>Integrated File Catalyst with Agile API calls to optimize data transfer speeds, increasing user satisfaction by 30%.</w:t>
-      </w:r>
-    </w:p>
-    <w:p>
-      <w:pPr>
-        <w:pStyle w:val="paragraph"/>
-        <w:numPr>
-          <w:ilvl w:val="0"/>
-          <w:numId w:val="5"/>
-        </w:numPr>
-        <w:spacing w:before="0" w:beforeAutospacing="0" w:after="0" w:afterAutospacing="0"/>
-        <w:rPr>
-          <w:rStyle w:val="normaltextrun"/>
-          <w:rFonts w:ascii="Verdana" w:eastAsia="Arial" w:hAnsi="Verdana" w:cs="Arial"/>
-          <w:color w:val="000000" w:themeColor="text1"/>
-          <w:sz w:val="20"/>
-          <w:szCs w:val="20"/>
-        </w:rPr>
-      </w:pPr>
-      <w:r>
-        <w:rPr>
-          <w:rStyle w:val="normaltextrun"/>
-          <w:rFonts w:ascii="Verdana" w:eastAsia="Arial" w:hAnsi="Verdana" w:cs="Arial"/>
-          <w:color w:val="000000" w:themeColor="text1"/>
-          <w:sz w:val="20"/>
-          <w:szCs w:val="20"/>
-        </w:rPr>
-        <w:t>Developed Groovy Scripts for platform code name validation in Agile, ensuring data accuracy and system reliability.</w:t>
-      </w:r>
-    </w:p>
-    <w:p>
-      <w:pPr>
-        <w:pStyle w:val="paragraph"/>
-        <w:numPr>
-          <w:ilvl w:val="0"/>
-          <w:numId w:val="5"/>
-        </w:numPr>
-        <w:spacing w:before="0" w:beforeAutospacing="0" w:after="0" w:afterAutospacing="0"/>
-        <w:rPr>
-          <w:rStyle w:val="normaltextrun"/>
-          <w:rFonts w:ascii="Verdana" w:eastAsia="Arial" w:hAnsi="Verdana" w:cs="Arial"/>
-          <w:color w:val="000000" w:themeColor="text1"/>
-          <w:sz w:val="20"/>
-          <w:szCs w:val="20"/>
-        </w:rPr>
-      </w:pPr>
-      <w:r>
-        <w:rPr>
-          <w:rStyle w:val="normaltextrun"/>
-          <w:rFonts w:ascii="Verdana" w:eastAsia="Arial" w:hAnsi="Verdana" w:cs="Arial"/>
-          <w:color w:val="000000" w:themeColor="text1"/>
-          <w:sz w:val="20"/>
-          <w:szCs w:val="20"/>
-        </w:rPr>
         <w:t>Engineered web-based promotional functionalities for Dell products, increasing customer engagement by providing easy access to drivers and resources.</w:t>
-      </w:r>
-    </w:p>
-    <w:p>
-      <w:pPr>
-        <w:pStyle w:val="paragraph"/>
-        <w:numPr>
-          <w:ilvl w:val="0"/>
-          <w:numId w:val="5"/>
-        </w:numPr>
-        <w:spacing w:before="0" w:beforeAutospacing="0" w:after="0" w:afterAutospacing="0"/>
-        <w:rPr>
-          <w:rStyle w:val="normaltextrun"/>
-          <w:rFonts w:ascii="Verdana" w:eastAsia="Arial" w:hAnsi="Verdana" w:cs="Arial"/>
-          <w:color w:val="000000" w:themeColor="text1"/>
-          <w:sz w:val="20"/>
-          <w:szCs w:val="20"/>
-        </w:rPr>
-      </w:pPr>
-      <w:r>
-        <w:rPr>
-          <w:rStyle w:val="normaltextrun"/>
-          <w:rFonts w:ascii="Verdana" w:eastAsia="Arial" w:hAnsi="Verdana" w:cs="Arial"/>
-          <w:color w:val="000000" w:themeColor="text1"/>
-          <w:sz w:val="20"/>
-          <w:szCs w:val="20"/>
-        </w:rPr>
-        <w:t>Designed and developed UNCCleanup job, automating daily cleanup tasks for system optimization and improving operational efficiency.</w:t>
       </w:r>
     </w:p>
     <w:p>
@@ -6020,10 +3702,9 @@
     </w:p>
     <w:p>
       <w:pPr>
-        <w:pStyle w:val="paragraph"/>
-        <w:spacing w:before="0" w:beforeAutospacing="0" w:after="0" w:afterAutospacing="0"/>
-        <w:rPr>
-          <w:rStyle w:val="normaltextrun"/>
+        <w:spacing w:after="0" w:line="240" w:lineRule="auto"/>
+        <w:rPr>
+          <w:rStyle w:val="contentcontrolboundarysink"/>
           <w:rFonts w:ascii="Verdana" w:hAnsi="Verdana" w:cs="Arial"/>
           <w:b/>
           <w:bCs/>
@@ -6046,8 +3727,8 @@
       </w:r>
       <w:r>
         <w:rPr>
-          <w:rStyle w:val="normaltextrun"/>
-          <w:rFonts w:asciiTheme="minorHAnsi" w:eastAsiaTheme="minorEastAsia" w:hAnsiTheme="minorHAnsi" w:cstheme="minorBidi"/>
+          <w:rStyle w:val="contentcontrolboundarysink"/>
+          <w:rFonts w:ascii="Verdana" w:hAnsi="Verdana" w:cs="Arial"/>
           <w:b/>
           <w:bCs/>
           <w:color w:val="191919"/>
@@ -6059,10 +3740,9 @@
     </w:p>
     <w:p>
       <w:pPr>
-        <w:pStyle w:val="paragraph"/>
-        <w:spacing w:before="0" w:beforeAutospacing="0" w:after="0" w:afterAutospacing="0"/>
-        <w:rPr>
-          <w:rStyle w:val="normaltextrun"/>
+        <w:spacing w:after="0" w:line="240" w:lineRule="auto"/>
+        <w:rPr>
+          <w:rStyle w:val="contentcontrolboundarysink"/>
           <w:rFonts w:ascii="Verdana" w:hAnsi="Verdana" w:cs="Arial"/>
           <w:b/>
           <w:bCs/>
@@ -6073,7 +3753,7 @@
       </w:pPr>
       <w:r>
         <w:rPr>
-          <w:rStyle w:val="normaltextrun"/>
+          <w:rStyle w:val="contentcontrolboundarysink"/>
           <w:rFonts w:ascii="Verdana" w:hAnsi="Verdana" w:cs="Arial"/>
           <w:b/>
           <w:bCs/>
@@ -6086,53 +3766,49 @@
     </w:p>
     <w:p>
       <w:pPr>
-        <w:pStyle w:val="paragraph"/>
-        <w:spacing w:before="0" w:beforeAutospacing="0" w:after="0" w:afterAutospacing="0"/>
-        <w:rPr>
-          <w:rStyle w:val="normaltextrun"/>
-          <w:rFonts w:ascii="Verdana" w:hAnsi="Verdana" w:cs="Arial"/>
-          <w:b/>
-          <w:bCs/>
-          <w:color w:val="191919"/>
-          <w:sz w:val="20"/>
-          <w:szCs w:val="20"/>
-        </w:rPr>
-      </w:pPr>
-    </w:p>
-    <w:p>
-      <w:pPr>
-        <w:pStyle w:val="paragraph"/>
-        <w:spacing w:before="0" w:beforeAutospacing="0" w:after="0" w:afterAutospacing="0"/>
-        <w:rPr>
-          <w:rStyle w:val="normaltextrun"/>
-          <w:rFonts w:ascii="Verdana" w:hAnsi="Verdana" w:cs="Arial"/>
-          <w:b/>
-          <w:bCs/>
-          <w:color w:val="191919"/>
-          <w:sz w:val="20"/>
-          <w:szCs w:val="20"/>
-        </w:rPr>
-      </w:pPr>
-      <w:r>
-        <w:rPr>
-          <w:rStyle w:val="normaltextrun"/>
-          <w:rFonts w:ascii="Verdana" w:hAnsi="Verdana" w:cs="Arial"/>
-          <w:b/>
-          <w:bCs/>
-          <w:color w:val="191919"/>
-          <w:sz w:val="20"/>
-          <w:szCs w:val="20"/>
-        </w:rPr>
-        <w:t xml:space="preserve">Responsibilities: </w:t>
-      </w:r>
-    </w:p>
-    <w:p>
-      <w:pPr>
-        <w:rPr>
-          <w:rFonts w:ascii="Verdana" w:eastAsia="Arial" w:hAnsi="Verdana" w:cs="Arial"/>
-          <w:color w:val="000000" w:themeColor="text1"/>
-          <w:sz w:val="20"/>
-          <w:szCs w:val="20"/>
+        <w:spacing w:after="0" w:line="240" w:lineRule="auto"/>
+        <w:rPr>
+          <w:rStyle w:val="contentcontrolboundarysink"/>
+        </w:rPr>
+      </w:pPr>
+    </w:p>
+    <w:p>
+      <w:pPr>
+        <w:spacing w:after="0" w:line="240" w:lineRule="auto"/>
+        <w:rPr>
+          <w:rFonts w:ascii="Verdana" w:hAnsi="Verdana"/>
+          <w:sz w:val="20"/>
+          <w:szCs w:val="20"/>
+        </w:rPr>
+      </w:pPr>
+      <w:r>
+        <w:rPr>
+          <w:rFonts w:ascii="Verdana" w:hAnsi="Verdana"/>
+          <w:b/>
+          <w:bCs/>
+          <w:sz w:val="20"/>
+          <w:szCs w:val="20"/>
+        </w:rPr>
+        <w:t xml:space="preserve">Project: </w:t>
+      </w:r>
+      <w:r>
+        <w:rPr>
+          <w:rFonts w:ascii="Verdana" w:hAnsi="Verdana"/>
+          <w:sz w:val="20"/>
+          <w:szCs w:val="20"/>
+        </w:rPr>
+        <w:t>Smart Payment Plan &amp; Bureau Retrieval System — Delivering secure, high-performance financial solutions for payment processing and data retrieval.</w:t>
+      </w:r>
+    </w:p>
+    <w:p>
+      <w:pPr>
+        <w:pStyle w:val="paragraph"/>
+        <w:spacing w:before="0" w:beforeAutospacing="0" w:after="0" w:afterAutospacing="0"/>
+        <w:ind w:left="502"/>
+        <w:rPr>
+          <w:rStyle w:val="normaltextrun"/>
+          <w:rFonts w:eastAsia="Arial"/>
+          <w:color w:val="000000" w:themeColor="text1"/>
         </w:rPr>
       </w:pPr>
     </w:p>
@@ -6160,7 +3836,28 @@
           <w:sz w:val="20"/>
           <w:szCs w:val="20"/>
         </w:rPr>
-        <w:t>Implemented Spring Dependency Injection using constructor injection, enhancing the modularity and testability of the application.</w:t>
+        <w:t>Implemented Spring DI and transitioned EJBs to Spring</w:t>
+      </w:r>
+      <w:r>
+        <w:rPr>
+          <w:rStyle w:val="normaltextrun"/>
+          <w:rFonts w:ascii="Verdana" w:eastAsia="Arial" w:hAnsi="Verdana" w:cs="Arial"/>
+          <w:color w:val="000000" w:themeColor="text1"/>
+          <w:sz w:val="20"/>
+          <w:szCs w:val="20"/>
+        </w:rPr>
+        <w:noBreakHyphen/>
+        <w:t>enabled components</w:t>
+      </w:r>
+      <w:r>
+        <w:rPr>
+          <w:rStyle w:val="normaltextrun"/>
+          <w:rFonts w:ascii="Verdana" w:eastAsia="Arial" w:hAnsi="Verdana" w:cs="Arial"/>
+          <w:color w:val="000000" w:themeColor="text1"/>
+          <w:sz w:val="20"/>
+          <w:szCs w:val="20"/>
+        </w:rPr>
+        <w:t>.</w:t>
       </w:r>
     </w:p>
     <w:p>
@@ -6187,6 +3884,87 @@
           <w:sz w:val="20"/>
           <w:szCs w:val="20"/>
         </w:rPr>
+        <w:t>Automated repetitive workflows and enhanced resource utilization for better efficiency.</w:t>
+      </w:r>
+    </w:p>
+    <w:p>
+      <w:pPr>
+        <w:pStyle w:val="paragraph"/>
+        <w:numPr>
+          <w:ilvl w:val="0"/>
+          <w:numId w:val="6"/>
+        </w:numPr>
+        <w:spacing w:before="0" w:beforeAutospacing="0" w:after="0" w:afterAutospacing="0"/>
+        <w:rPr>
+          <w:rStyle w:val="normaltextrun"/>
+          <w:rFonts w:ascii="Verdana" w:eastAsia="Arial" w:hAnsi="Verdana" w:cs="Arial"/>
+          <w:color w:val="000000" w:themeColor="text1"/>
+          <w:sz w:val="20"/>
+          <w:szCs w:val="20"/>
+        </w:rPr>
+      </w:pPr>
+      <w:r>
+        <w:rPr>
+          <w:rStyle w:val="normaltextrun"/>
+          <w:rFonts w:ascii="Verdana" w:eastAsia="Arial" w:hAnsi="Verdana" w:cs="Arial"/>
+          <w:color w:val="000000" w:themeColor="text1"/>
+          <w:sz w:val="20"/>
+          <w:szCs w:val="20"/>
+        </w:rPr>
+        <w:t xml:space="preserve">Built a smart payment plan for ELC service (+20% efficiency) and the Bureau Retrieval System (+30% data retrieval speed). </w:t>
+      </w:r>
+    </w:p>
+    <w:p>
+      <w:pPr>
+        <w:pStyle w:val="paragraph"/>
+        <w:numPr>
+          <w:ilvl w:val="0"/>
+          <w:numId w:val="6"/>
+        </w:numPr>
+        <w:spacing w:before="0" w:beforeAutospacing="0" w:after="0" w:afterAutospacing="0"/>
+        <w:rPr>
+          <w:rStyle w:val="normaltextrun"/>
+          <w:rFonts w:ascii="Verdana" w:eastAsia="Arial" w:hAnsi="Verdana" w:cs="Arial"/>
+          <w:color w:val="000000" w:themeColor="text1"/>
+          <w:sz w:val="20"/>
+          <w:szCs w:val="20"/>
+        </w:rPr>
+      </w:pPr>
+      <w:r>
+        <w:rPr>
+          <w:rStyle w:val="normaltextrun"/>
+          <w:rFonts w:ascii="Verdana" w:eastAsia="Arial" w:hAnsi="Verdana" w:cs="Arial"/>
+          <w:color w:val="000000" w:themeColor="text1"/>
+          <w:sz w:val="20"/>
+          <w:szCs w:val="20"/>
+        </w:rPr>
+        <w:t>Authored XML SAX parsers/XSLT transformations; contributed to SOA web services; established performance testing with JMeter and coverage with EclEmma.</w:t>
+      </w:r>
+    </w:p>
+    <w:p>
+      <w:pPr>
+        <w:pStyle w:val="paragraph"/>
+        <w:numPr>
+          <w:ilvl w:val="0"/>
+          <w:numId w:val="6"/>
+        </w:numPr>
+        <w:spacing w:before="0" w:beforeAutospacing="0" w:after="0" w:afterAutospacing="0"/>
+        <w:rPr>
+          <w:rStyle w:val="normaltextrun"/>
+          <w:rFonts w:ascii="Verdana" w:eastAsia="Arial" w:hAnsi="Verdana" w:cs="Arial"/>
+          <w:color w:val="000000" w:themeColor="text1"/>
+          <w:sz w:val="20"/>
+          <w:szCs w:val="20"/>
+        </w:rPr>
+      </w:pPr>
+      <w:r>
+        <w:rPr>
+          <w:rStyle w:val="normaltextrun"/>
+          <w:rFonts w:ascii="Verdana" w:eastAsia="Arial" w:hAnsi="Verdana" w:cs="Arial"/>
+          <w:color w:val="000000" w:themeColor="text1"/>
+          <w:sz w:val="20"/>
+          <w:szCs w:val="20"/>
+        </w:rPr>
         <w:t>Transitioned EJBs to Spring-enabled EJBs, improving system performance and simplifying codebase maintenance.</w:t>
       </w:r>
     </w:p>
@@ -6214,7 +3992,7 @@
           <w:sz w:val="20"/>
           <w:szCs w:val="20"/>
         </w:rPr>
-        <w:t>Designed and developed a smart payment plan for ELC service, increasing payment processing efficiency by 20%.</w:t>
+        <w:t>Delivered client-specific requirements for MR2 &amp; ILOL, successfully meeting project milestones and improving client satisfaction.</w:t>
       </w:r>
     </w:p>
     <w:p>
@@ -6241,7 +4019,27 @@
           <w:sz w:val="20"/>
           <w:szCs w:val="20"/>
         </w:rPr>
-        <w:t>Developed and deployed the Bureau Retrieval System for Sales Express, improving data retrieval speed and accuracy by 30%.</w:t>
+        <w:t xml:space="preserve">Utilized </w:t>
+      </w:r>
+      <w:r>
+        <w:rPr>
+          <w:rStyle w:val="normaltextrun"/>
+          <w:rFonts w:ascii="Verdana" w:eastAsia="Arial" w:hAnsi="Verdana" w:cs="Arial"/>
+          <w:color w:val="000000" w:themeColor="text1"/>
+          <w:sz w:val="20"/>
+          <w:szCs w:val="20"/>
+        </w:rPr>
+        <w:t>Find Bugs</w:t>
+      </w:r>
+      <w:r>
+        <w:rPr>
+          <w:rStyle w:val="normaltextrun"/>
+          <w:rFonts w:ascii="Verdana" w:eastAsia="Arial" w:hAnsi="Verdana" w:cs="Arial"/>
+          <w:color w:val="000000" w:themeColor="text1"/>
+          <w:sz w:val="20"/>
+          <w:szCs w:val="20"/>
+        </w:rPr>
+        <w:t xml:space="preserve"> for code quality assurance, generating reports that identified and fixed potential bugs, improving software reliability.</w:t>
       </w:r>
     </w:p>
     <w:p>
@@ -6268,217 +4066,7 @@
           <w:sz w:val="20"/>
           <w:szCs w:val="20"/>
         </w:rPr>
-        <w:t>Designed and implemented an XML SAX parser, significantly improving data extraction and processing speed.</w:t>
-      </w:r>
-    </w:p>
-    <w:p>
-      <w:pPr>
-        <w:pStyle w:val="paragraph"/>
-        <w:numPr>
-          <w:ilvl w:val="0"/>
-          <w:numId w:val="6"/>
-        </w:numPr>
-        <w:spacing w:before="0" w:beforeAutospacing="0" w:after="0" w:afterAutospacing="0"/>
-        <w:rPr>
-          <w:rStyle w:val="normaltextrun"/>
-          <w:rFonts w:ascii="Verdana" w:eastAsia="Arial" w:hAnsi="Verdana" w:cs="Arial"/>
-          <w:color w:val="000000" w:themeColor="text1"/>
-          <w:sz w:val="20"/>
-          <w:szCs w:val="20"/>
-        </w:rPr>
-      </w:pPr>
-      <w:r>
-        <w:rPr>
-          <w:rStyle w:val="normaltextrun"/>
-          <w:rFonts w:ascii="Verdana" w:eastAsia="Arial" w:hAnsi="Verdana" w:cs="Arial"/>
-          <w:color w:val="000000" w:themeColor="text1"/>
-          <w:sz w:val="20"/>
-          <w:szCs w:val="20"/>
-        </w:rPr>
-        <w:lastRenderedPageBreak/>
-        <w:t>Developed XSLT transformations, enabling seamless data transformation and integration across various systems.</w:t>
-      </w:r>
-    </w:p>
-    <w:p>
-      <w:pPr>
-        <w:pStyle w:val="paragraph"/>
-        <w:numPr>
-          <w:ilvl w:val="0"/>
-          <w:numId w:val="6"/>
-        </w:numPr>
-        <w:spacing w:before="0" w:beforeAutospacing="0" w:after="0" w:afterAutospacing="0"/>
-        <w:rPr>
-          <w:rStyle w:val="normaltextrun"/>
-          <w:rFonts w:ascii="Verdana" w:eastAsia="Arial" w:hAnsi="Verdana" w:cs="Arial"/>
-          <w:color w:val="000000" w:themeColor="text1"/>
-          <w:sz w:val="20"/>
-          <w:szCs w:val="20"/>
-        </w:rPr>
-      </w:pPr>
-      <w:r>
-        <w:rPr>
-          <w:rStyle w:val="normaltextrun"/>
-          <w:rFonts w:ascii="Verdana" w:eastAsia="Arial" w:hAnsi="Verdana" w:cs="Arial"/>
-          <w:color w:val="000000" w:themeColor="text1"/>
-          <w:sz w:val="20"/>
-          <w:szCs w:val="20"/>
-        </w:rPr>
-        <w:t>Contributed to the Service-Oriented Architecture (SOA) by implementing web services, enhancing system interoperability and scalability.</w:t>
-      </w:r>
-    </w:p>
-    <w:p>
-      <w:pPr>
-        <w:pStyle w:val="paragraph"/>
-        <w:numPr>
-          <w:ilvl w:val="0"/>
-          <w:numId w:val="6"/>
-        </w:numPr>
-        <w:spacing w:before="0" w:beforeAutospacing="0" w:after="0" w:afterAutospacing="0"/>
-        <w:rPr>
-          <w:rStyle w:val="normaltextrun"/>
-          <w:rFonts w:ascii="Verdana" w:eastAsia="Arial" w:hAnsi="Verdana" w:cs="Arial"/>
-          <w:color w:val="000000" w:themeColor="text1"/>
-          <w:sz w:val="20"/>
-          <w:szCs w:val="20"/>
-        </w:rPr>
-      </w:pPr>
-      <w:r>
-        <w:rPr>
-          <w:rStyle w:val="normaltextrun"/>
-          <w:rFonts w:ascii="Verdana" w:eastAsia="Arial" w:hAnsi="Verdana" w:cs="Arial"/>
-          <w:color w:val="000000" w:themeColor="text1"/>
-          <w:sz w:val="20"/>
-          <w:szCs w:val="20"/>
-        </w:rPr>
-        <w:t>Delivered client-specific requirements for MR2 &amp; ILOL, successfully meeting project milestones and improving client satisfaction.</w:t>
-      </w:r>
-    </w:p>
-    <w:p>
-      <w:pPr>
-        <w:pStyle w:val="paragraph"/>
-        <w:numPr>
-          <w:ilvl w:val="0"/>
-          <w:numId w:val="6"/>
-        </w:numPr>
-        <w:spacing w:before="0" w:beforeAutospacing="0" w:after="0" w:afterAutospacing="0"/>
-        <w:rPr>
-          <w:rStyle w:val="normaltextrun"/>
-          <w:rFonts w:ascii="Verdana" w:eastAsia="Arial" w:hAnsi="Verdana" w:cs="Arial"/>
-          <w:color w:val="000000" w:themeColor="text1"/>
-          <w:sz w:val="20"/>
-          <w:szCs w:val="20"/>
-        </w:rPr>
-      </w:pPr>
-      <w:r>
-        <w:rPr>
-          <w:rStyle w:val="normaltextrun"/>
-          <w:rFonts w:ascii="Verdana" w:eastAsia="Arial" w:hAnsi="Verdana" w:cs="Arial"/>
-          <w:color w:val="000000" w:themeColor="text1"/>
-          <w:sz w:val="20"/>
-          <w:szCs w:val="20"/>
-        </w:rPr>
-        <w:t>Refactored services in Base Work to meet business requirements, optimizing system performance and maintainability.</w:t>
-      </w:r>
-    </w:p>
-    <w:p>
-      <w:pPr>
-        <w:pStyle w:val="paragraph"/>
-        <w:numPr>
-          <w:ilvl w:val="0"/>
-          <w:numId w:val="6"/>
-        </w:numPr>
-        <w:spacing w:before="0" w:beforeAutospacing="0" w:after="0" w:afterAutospacing="0"/>
-        <w:rPr>
-          <w:rStyle w:val="normaltextrun"/>
-          <w:rFonts w:ascii="Verdana" w:eastAsia="Arial" w:hAnsi="Verdana" w:cs="Arial"/>
-          <w:color w:val="000000" w:themeColor="text1"/>
-          <w:sz w:val="20"/>
-          <w:szCs w:val="20"/>
-        </w:rPr>
-      </w:pPr>
-      <w:r>
-        <w:rPr>
-          <w:rStyle w:val="normaltextrun"/>
-          <w:rFonts w:ascii="Verdana" w:eastAsia="Arial" w:hAnsi="Verdana" w:cs="Arial"/>
-          <w:color w:val="000000" w:themeColor="text1"/>
-          <w:sz w:val="20"/>
-          <w:szCs w:val="20"/>
-        </w:rPr>
-        <w:t xml:space="preserve">Utilized </w:t>
-      </w:r>
-      <w:r>
-        <w:rPr>
-          <w:rStyle w:val="normaltextrun"/>
-          <w:rFonts w:ascii="Verdana" w:eastAsia="Arial" w:hAnsi="Verdana" w:cs="Arial"/>
-          <w:color w:val="000000" w:themeColor="text1"/>
-          <w:sz w:val="20"/>
-          <w:szCs w:val="20"/>
-        </w:rPr>
-        <w:t>Find Bugs</w:t>
-      </w:r>
-      <w:r>
-        <w:rPr>
-          <w:rStyle w:val="normaltextrun"/>
-          <w:rFonts w:ascii="Verdana" w:eastAsia="Arial" w:hAnsi="Verdana" w:cs="Arial"/>
-          <w:color w:val="000000" w:themeColor="text1"/>
-          <w:sz w:val="20"/>
-          <w:szCs w:val="20"/>
-        </w:rPr>
-        <w:t xml:space="preserve"> for code quality assurance, generating reports that identified and fixed potential bugs, improving software reliability.</w:t>
-      </w:r>
-    </w:p>
-    <w:p>
-      <w:pPr>
-        <w:pStyle w:val="paragraph"/>
-        <w:numPr>
-          <w:ilvl w:val="0"/>
-          <w:numId w:val="6"/>
-        </w:numPr>
-        <w:spacing w:before="0" w:beforeAutospacing="0" w:after="0" w:afterAutospacing="0"/>
-        <w:rPr>
-          <w:rStyle w:val="normaltextrun"/>
-          <w:rFonts w:ascii="Verdana" w:eastAsia="Arial" w:hAnsi="Verdana" w:cs="Arial"/>
-          <w:color w:val="000000" w:themeColor="text1"/>
-          <w:sz w:val="20"/>
-          <w:szCs w:val="20"/>
-        </w:rPr>
-      </w:pPr>
-      <w:r>
-        <w:rPr>
-          <w:rStyle w:val="normaltextrun"/>
-          <w:rFonts w:ascii="Verdana" w:eastAsia="Arial" w:hAnsi="Verdana" w:cs="Arial"/>
-          <w:color w:val="000000" w:themeColor="text1"/>
-          <w:sz w:val="20"/>
-          <w:szCs w:val="20"/>
-        </w:rPr>
         <w:t>Developed JMeter scripts for performance testing, ensuring optimal application performance under varying load conditions.</w:t>
-      </w:r>
-    </w:p>
-    <w:p>
-      <w:pPr>
-        <w:pStyle w:val="paragraph"/>
-        <w:numPr>
-          <w:ilvl w:val="0"/>
-          <w:numId w:val="6"/>
-        </w:numPr>
-        <w:spacing w:before="0" w:beforeAutospacing="0" w:after="0" w:afterAutospacing="0"/>
-        <w:rPr>
-          <w:rStyle w:val="normaltextrun"/>
-          <w:rFonts w:ascii="Verdana" w:eastAsia="Arial" w:hAnsi="Verdana" w:cs="Arial"/>
-          <w:color w:val="000000" w:themeColor="text1"/>
-          <w:sz w:val="20"/>
-          <w:szCs w:val="20"/>
-        </w:rPr>
-      </w:pPr>
-      <w:r>
-        <w:rPr>
-          <w:rStyle w:val="normaltextrun"/>
-          <w:rFonts w:ascii="Verdana" w:eastAsia="Arial" w:hAnsi="Verdana" w:cs="Arial"/>
-          <w:color w:val="000000" w:themeColor="text1"/>
-          <w:sz w:val="20"/>
-          <w:szCs w:val="20"/>
-        </w:rPr>
-        <w:t>Used Eclemma for code coverage analysis, improving source code quality and test coverage across multiple components.</w:t>
       </w:r>
     </w:p>
     <w:p>
@@ -6883,17 +4471,19 @@
           <w:color w:val="000000" w:themeColor="text1"/>
           <w:sz w:val="20"/>
           <w:szCs w:val="20"/>
-        </w:rPr>
-      </w:pPr>
-      <w:r>
-        <w:rPr>
-          <w:rStyle w:val="normaltextrun"/>
-          <w:rFonts w:ascii="Verdana" w:eastAsia="Arial" w:hAnsi="Verdana" w:cs="Arial"/>
-          <w:color w:val="000000" w:themeColor="text1"/>
-          <w:sz w:val="20"/>
-          <w:szCs w:val="20"/>
-        </w:rPr>
-        <w:t>AWS Certified Solutions Architect – Associate</w:t>
+          <w:lang w:val="fr-FR"/>
+        </w:rPr>
+      </w:pPr>
+      <w:r>
+        <w:rPr>
+          <w:rStyle w:val="normaltextrun"/>
+          <w:rFonts w:ascii="Verdana" w:eastAsia="Arial" w:hAnsi="Verdana" w:cs="Arial"/>
+          <w:color w:val="000000" w:themeColor="text1"/>
+          <w:sz w:val="20"/>
+          <w:szCs w:val="20"/>
+          <w:lang w:val="fr-FR"/>
+        </w:rPr>
+        <w:t>Oracle Certified Professional, Java SE Programmer</w:t>
       </w:r>
     </w:p>
     <w:p>
@@ -6911,27 +4501,279 @@
           <w:color w:val="000000" w:themeColor="text1"/>
           <w:sz w:val="20"/>
           <w:szCs w:val="20"/>
-          <w:lang w:val="fr-FR"/>
-        </w:rPr>
-      </w:pPr>
-      <w:r>
-        <w:rPr>
-          <w:rStyle w:val="normaltextrun"/>
-          <w:rFonts w:ascii="Verdana" w:eastAsia="Arial" w:hAnsi="Verdana" w:cs="Arial"/>
-          <w:color w:val="000000" w:themeColor="text1"/>
-          <w:sz w:val="20"/>
-          <w:szCs w:val="20"/>
-          <w:lang w:val="fr-FR"/>
-        </w:rPr>
-        <w:t>Oracle Certified Professional, Java SE Programmer</w:t>
-      </w:r>
-    </w:p>
-    <w:p>
-      <w:pPr>
-        <w:pStyle w:val="paragraph"/>
-        <w:numPr>
-          <w:ilvl w:val="0"/>
-          <w:numId w:val="3"/>
+        </w:rPr>
+      </w:pPr>
+      <w:r>
+        <w:rPr>
+          <w:rStyle w:val="normaltextrun"/>
+          <w:rFonts w:ascii="Verdana" w:eastAsia="Arial" w:hAnsi="Verdana" w:cs="Arial"/>
+          <w:color w:val="000000" w:themeColor="text1"/>
+          <w:sz w:val="20"/>
+          <w:szCs w:val="20"/>
+        </w:rPr>
+        <w:t>Agile Scrum Master Certification</w:t>
+      </w:r>
+    </w:p>
+    <w:p>
+      <w:pPr>
+        <w:pStyle w:val="ListParagraph"/>
+        <w:rPr>
+          <w:rStyle w:val="normaltextrun"/>
+          <w:rFonts w:ascii="Verdana" w:eastAsia="Arial" w:hAnsi="Verdana" w:cs="Arial"/>
+          <w:color w:val="000000" w:themeColor="text1"/>
+          <w:sz w:val="20"/>
+          <w:szCs w:val="20"/>
+        </w:rPr>
+      </w:pPr>
+    </w:p>
+    <w:p>
+      <w:pPr>
+        <w:pStyle w:val="ListParagraph"/>
+        <w:rPr>
+          <w:rStyle w:val="normaltextrun"/>
+          <w:rFonts w:asciiTheme="minorHAnsi" w:eastAsiaTheme="minorEastAsia" w:hAnsiTheme="minorHAnsi" w:cstheme="minorBidi"/>
+          <w:color w:val="000000" w:themeColor="text1"/>
+          <w:sz w:val="20"/>
+          <w:szCs w:val="20"/>
+        </w:rPr>
+      </w:pPr>
+    </w:p>
+    <w:p>
+      <w:pPr>
+        <w:pStyle w:val="paragraph"/>
+        <w:spacing w:before="0" w:beforeAutospacing="0" w:after="0" w:afterAutospacing="0"/>
+        <w:rPr>
+          <w:rStyle w:val="normaltextrun"/>
+          <w:rFonts w:ascii="Verdana" w:hAnsi="Verdana" w:cs="Segoe UI"/>
+          <w:b/>
+          <w:bCs/>
+          <w:color w:val="000000" w:themeColor="text1"/>
+          <w:sz w:val="20"/>
+          <w:szCs w:val="20"/>
+        </w:rPr>
+      </w:pPr>
+      <w:r>
+        <w:rPr>
+          <w:rStyle w:val="normaltextrun"/>
+          <w:rFonts w:ascii="Verdana" w:hAnsi="Verdana" w:cs="Segoe UI"/>
+          <w:b/>
+          <w:bCs/>
+          <w:color w:val="000000" w:themeColor="text1"/>
+          <w:sz w:val="20"/>
+          <w:szCs w:val="20"/>
+        </w:rPr>
+        <w:lastRenderedPageBreak/>
+        <w:t>Key Achievements</w:t>
+      </w:r>
+    </w:p>
+    <w:p>
+      <w:pPr>
+        <w:pStyle w:val="paragraph"/>
+        <w:spacing w:before="0" w:beforeAutospacing="0" w:after="0" w:afterAutospacing="0"/>
+        <w:ind w:left="720"/>
+        <w:rPr>
+          <w:rStyle w:val="normaltextrun"/>
+          <w:rFonts w:ascii="Verdana" w:eastAsia="Arial" w:hAnsi="Verdana" w:cs="Arial"/>
+          <w:color w:val="000000" w:themeColor="text1"/>
+          <w:sz w:val="20"/>
+          <w:szCs w:val="20"/>
+        </w:rPr>
+      </w:pPr>
+    </w:p>
+    <w:p>
+      <w:pPr>
+        <w:pStyle w:val="ListParagraph"/>
+        <w:numPr>
+          <w:ilvl w:val="0"/>
+          <w:numId w:val="2"/>
+        </w:numPr>
+        <w:spacing w:line="300" w:lineRule="atLeast"/>
+        <w:rPr>
+          <w:rFonts w:ascii="Verdana" w:hAnsi="Verdana" w:cs="Segoe UI"/>
+          <w:sz w:val="20"/>
+          <w:szCs w:val="20"/>
+          <w14:ligatures w14:val="none"/>
+        </w:rPr>
+      </w:pPr>
+      <w:r>
+        <w:rPr>
+          <w:rFonts w:ascii="Verdana" w:hAnsi="Verdana" w:cs="Segoe UI"/>
+          <w:b/>
+          <w:bCs/>
+          <w:sz w:val="20"/>
+          <w:szCs w:val="20"/>
+          <w14:ligatures w14:val="none"/>
+        </w:rPr>
+        <w:t>Improved system reliability:</w:t>
+      </w:r>
+      <w:r>
+        <w:rPr>
+          <w:rFonts w:ascii="Verdana" w:hAnsi="Verdana" w:cs="Segoe UI"/>
+          <w:sz w:val="20"/>
+          <w:szCs w:val="20"/>
+          <w14:ligatures w14:val="none"/>
+        </w:rPr>
+        <w:t xml:space="preserve"> Reduced downtime by </w:t>
+      </w:r>
+      <w:r>
+        <w:rPr>
+          <w:rFonts w:ascii="Verdana" w:hAnsi="Verdana" w:cs="Segoe UI"/>
+          <w:b/>
+          <w:bCs/>
+          <w:sz w:val="20"/>
+          <w:szCs w:val="20"/>
+          <w14:ligatures w14:val="none"/>
+        </w:rPr>
+        <w:t>25%</w:t>
+      </w:r>
+      <w:r>
+        <w:rPr>
+          <w:rFonts w:ascii="Verdana" w:hAnsi="Verdana" w:cs="Segoe UI"/>
+          <w:sz w:val="20"/>
+          <w:szCs w:val="20"/>
+          <w14:ligatures w14:val="none"/>
+        </w:rPr>
+        <w:t xml:space="preserve"> through proactive monitoring and optimization at Amazon Robotics. </w:t>
+      </w:r>
+    </w:p>
+    <w:p>
+      <w:pPr>
+        <w:pStyle w:val="ListParagraph"/>
+        <w:numPr>
+          <w:ilvl w:val="0"/>
+          <w:numId w:val="2"/>
+        </w:numPr>
+        <w:spacing w:line="300" w:lineRule="atLeast"/>
+        <w:rPr>
+          <w:rFonts w:ascii="Verdana" w:hAnsi="Verdana" w:cs="Segoe UI"/>
+          <w:sz w:val="20"/>
+          <w:szCs w:val="20"/>
+          <w14:ligatures w14:val="none"/>
+        </w:rPr>
+      </w:pPr>
+      <w:r>
+        <w:rPr>
+          <w:rFonts w:ascii="Verdana" w:hAnsi="Verdana" w:cs="Segoe UI"/>
+          <w:b/>
+          <w:bCs/>
+          <w:sz w:val="20"/>
+          <w:szCs w:val="20"/>
+          <w14:ligatures w14:val="none"/>
+        </w:rPr>
+        <w:t>Accelerated delivery cycles:</w:t>
+      </w:r>
+      <w:r>
+        <w:rPr>
+          <w:rFonts w:ascii="Verdana" w:hAnsi="Verdana" w:cs="Segoe UI"/>
+          <w:sz w:val="20"/>
+          <w:szCs w:val="20"/>
+          <w14:ligatures w14:val="none"/>
+        </w:rPr>
+        <w:t xml:space="preserve"> Increased development velocity by </w:t>
+      </w:r>
+      <w:r>
+        <w:rPr>
+          <w:rFonts w:ascii="Verdana" w:hAnsi="Verdana" w:cs="Segoe UI"/>
+          <w:b/>
+          <w:bCs/>
+          <w:sz w:val="20"/>
+          <w:szCs w:val="20"/>
+          <w14:ligatures w14:val="none"/>
+        </w:rPr>
+        <w:t>30%</w:t>
+      </w:r>
+      <w:r>
+        <w:rPr>
+          <w:rFonts w:ascii="Verdana" w:hAnsi="Verdana" w:cs="Segoe UI"/>
+          <w:sz w:val="20"/>
+          <w:szCs w:val="20"/>
+          <w14:ligatures w14:val="none"/>
+        </w:rPr>
+        <w:t xml:space="preserve"> by implementing Agile practices and DevOps tools (</w:t>
+      </w:r>
+      <w:r>
+        <w:rPr>
+          <w:rFonts w:ascii="Verdana" w:hAnsi="Verdana" w:cs="Segoe UI"/>
+          <w:b/>
+          <w:bCs/>
+          <w:sz w:val="20"/>
+          <w:szCs w:val="20"/>
+          <w14:ligatures w14:val="none"/>
+        </w:rPr>
+        <w:t>Jenkins, Docker, Kubernetes</w:t>
+      </w:r>
+      <w:r>
+        <w:rPr>
+          <w:rFonts w:ascii="Verdana" w:hAnsi="Verdana" w:cs="Segoe UI"/>
+          <w:sz w:val="20"/>
+          <w:szCs w:val="20"/>
+          <w14:ligatures w14:val="none"/>
+        </w:rPr>
+        <w:t xml:space="preserve">). </w:t>
+      </w:r>
+    </w:p>
+    <w:p>
+      <w:pPr>
+        <w:pStyle w:val="ListParagraph"/>
+        <w:numPr>
+          <w:ilvl w:val="0"/>
+          <w:numId w:val="2"/>
+        </w:numPr>
+        <w:spacing w:line="300" w:lineRule="atLeast"/>
+        <w:rPr>
+          <w:rFonts w:ascii="Verdana" w:hAnsi="Verdana" w:cs="Segoe UI"/>
+          <w:sz w:val="20"/>
+          <w:szCs w:val="20"/>
+          <w14:ligatures w14:val="none"/>
+        </w:rPr>
+      </w:pPr>
+      <w:r>
+        <w:rPr>
+          <w:rFonts w:ascii="Verdana" w:hAnsi="Verdana" w:cs="Segoe UI"/>
+          <w:b/>
+          <w:bCs/>
+          <w:sz w:val="20"/>
+          <w:szCs w:val="20"/>
+          <w14:ligatures w14:val="none"/>
+        </w:rPr>
+        <w:t>Boosted user satisfaction:</w:t>
+      </w:r>
+      <w:r>
+        <w:rPr>
+          <w:rFonts w:ascii="Verdana" w:hAnsi="Verdana" w:cs="Segoe UI"/>
+          <w:sz w:val="20"/>
+          <w:szCs w:val="20"/>
+          <w14:ligatures w14:val="none"/>
+        </w:rPr>
+        <w:t xml:space="preserve"> Enhanced UI and optimized application performance, resulting in a </w:t>
+      </w:r>
+      <w:r>
+        <w:rPr>
+          <w:rFonts w:ascii="Verdana" w:hAnsi="Verdana" w:cs="Segoe UI"/>
+          <w:b/>
+          <w:bCs/>
+          <w:sz w:val="20"/>
+          <w:szCs w:val="20"/>
+          <w14:ligatures w14:val="none"/>
+        </w:rPr>
+        <w:t>30% increase in engagement</w:t>
+      </w:r>
+      <w:r>
+        <w:rPr>
+          <w:rFonts w:ascii="Verdana" w:hAnsi="Verdana" w:cs="Segoe UI"/>
+          <w:sz w:val="20"/>
+          <w:szCs w:val="20"/>
+          <w14:ligatures w14:val="none"/>
+        </w:rPr>
+        <w:t>.</w:t>
+      </w:r>
+    </w:p>
+    <w:p>
+      <w:pPr>
+        <w:pStyle w:val="paragraph"/>
+        <w:numPr>
+          <w:ilvl w:val="0"/>
+          <w:numId w:val="2"/>
         </w:numPr>
         <w:spacing w:before="0" w:beforeAutospacing="0" w:after="0" w:afterAutospacing="0"/>
         <w:ind w:left="502"/>
@@ -6943,23 +4785,55 @@
           <w:szCs w:val="20"/>
         </w:rPr>
       </w:pPr>
-      <w:r>
-        <w:rPr>
-          <w:rStyle w:val="normaltextrun"/>
-          <w:rFonts w:ascii="Verdana" w:eastAsia="Arial" w:hAnsi="Verdana" w:cs="Arial"/>
-          <w:color w:val="000000" w:themeColor="text1"/>
-          <w:sz w:val="20"/>
-          <w:szCs w:val="20"/>
-        </w:rPr>
-        <w:t>Agile Scrum Master Certification</w:t>
-      </w:r>
     </w:p>
     <w:p>
       <w:pPr>
         <w:pStyle w:val="ListParagraph"/>
         <w:rPr>
           <w:rStyle w:val="normaltextrun"/>
-          <w:rFonts w:ascii="Verdana" w:eastAsia="Arial" w:hAnsi="Verdana" w:cs="Arial"/>
+          <w:rFonts w:asciiTheme="minorHAnsi" w:eastAsiaTheme="minorEastAsia" w:hAnsiTheme="minorHAnsi" w:cstheme="minorBidi"/>
+          <w:color w:val="000000" w:themeColor="text1"/>
+          <w:sz w:val="20"/>
+          <w:szCs w:val="20"/>
+        </w:rPr>
+      </w:pPr>
+    </w:p>
+    <w:p>
+      <w:pPr>
+        <w:pStyle w:val="paragraph"/>
+        <w:spacing w:before="0" w:beforeAutospacing="0" w:after="0" w:afterAutospacing="0"/>
+        <w:rPr>
+          <w:rStyle w:val="normaltextrun"/>
+          <w:rFonts w:ascii="Verdana" w:hAnsi="Verdana" w:cs="Segoe UI"/>
+          <w:b/>
+          <w:bCs/>
+          <w:color w:val="000000" w:themeColor="text1"/>
+          <w:sz w:val="20"/>
+          <w:szCs w:val="20"/>
+        </w:rPr>
+      </w:pPr>
+      <w:r>
+        <w:rPr>
+          <w:rStyle w:val="normaltextrun"/>
+          <w:rFonts w:ascii="Verdana" w:hAnsi="Verdana" w:cs="Segoe UI"/>
+          <w:b/>
+          <w:bCs/>
+          <w:color w:val="000000" w:themeColor="text1"/>
+          <w:sz w:val="20"/>
+          <w:szCs w:val="20"/>
+        </w:rPr>
+        <w:t>Professional Development</w:t>
+      </w:r>
+    </w:p>
+    <w:p>
+      <w:pPr>
+        <w:pStyle w:val="paragraph"/>
+        <w:spacing w:before="0" w:beforeAutospacing="0" w:after="0" w:afterAutospacing="0"/>
+        <w:rPr>
+          <w:rStyle w:val="normaltextrun"/>
+          <w:rFonts w:ascii="Verdana" w:hAnsi="Verdana" w:cs="Segoe UI"/>
+          <w:b/>
+          <w:bCs/>
           <w:color w:val="000000" w:themeColor="text1"/>
           <w:sz w:val="20"/>
           <w:szCs w:val="20"/>
@@ -6969,293 +4843,76 @@
     <w:p>
       <w:pPr>
         <w:pStyle w:val="ListParagraph"/>
-        <w:rPr>
-          <w:rStyle w:val="normaltextrun"/>
-          <w:rFonts w:asciiTheme="minorHAnsi" w:eastAsiaTheme="minorEastAsia" w:hAnsiTheme="minorHAnsi" w:cstheme="minorBidi"/>
-          <w:color w:val="000000" w:themeColor="text1"/>
-          <w:sz w:val="20"/>
-          <w:szCs w:val="20"/>
-        </w:rPr>
-      </w:pPr>
-    </w:p>
-    <w:p>
-      <w:pPr>
-        <w:pStyle w:val="paragraph"/>
-        <w:spacing w:before="0" w:beforeAutospacing="0" w:after="0" w:afterAutospacing="0"/>
-        <w:rPr>
-          <w:rStyle w:val="normaltextrun"/>
+        <w:numPr>
+          <w:ilvl w:val="0"/>
+          <w:numId w:val="2"/>
+        </w:numPr>
+        <w:spacing w:line="300" w:lineRule="atLeast"/>
+        <w:rPr>
           <w:rFonts w:ascii="Verdana" w:hAnsi="Verdana" w:cs="Segoe UI"/>
-          <w:b/>
-          <w:bCs/>
-          <w:color w:val="000000" w:themeColor="text1"/>
-          <w:sz w:val="20"/>
-          <w:szCs w:val="20"/>
-        </w:rPr>
-      </w:pPr>
-      <w:r>
-        <w:rPr>
-          <w:rStyle w:val="normaltextrun"/>
+          <w:sz w:val="20"/>
+          <w:szCs w:val="20"/>
+          <w14:ligatures w14:val="none"/>
+        </w:rPr>
+      </w:pPr>
+      <w:r>
+        <w:rPr>
           <w:rFonts w:ascii="Verdana" w:hAnsi="Verdana" w:cs="Segoe UI"/>
-          <w:b/>
-          <w:bCs/>
-          <w:color w:val="000000" w:themeColor="text1"/>
-          <w:sz w:val="20"/>
-          <w:szCs w:val="20"/>
-        </w:rPr>
-        <w:t>Key Achievements</w:t>
-      </w:r>
-    </w:p>
-    <w:p>
-      <w:pPr>
-        <w:pStyle w:val="paragraph"/>
-        <w:spacing w:before="0" w:beforeAutospacing="0" w:after="0" w:afterAutospacing="0"/>
-        <w:ind w:left="720"/>
-        <w:rPr>
-          <w:rStyle w:val="normaltextrun"/>
-          <w:rFonts w:ascii="Verdana" w:eastAsia="Arial" w:hAnsi="Verdana" w:cs="Arial"/>
-          <w:color w:val="000000" w:themeColor="text1"/>
-          <w:sz w:val="20"/>
-          <w:szCs w:val="20"/>
-        </w:rPr>
-      </w:pPr>
-    </w:p>
-    <w:p>
-      <w:pPr>
-        <w:pStyle w:val="paragraph"/>
+          <w:sz w:val="20"/>
+          <w:szCs w:val="20"/>
+          <w14:ligatures w14:val="none"/>
+        </w:rPr>
+        <w:t xml:space="preserve">Active contributor to open-source projects (Angular, Node.js). </w:t>
+      </w:r>
+    </w:p>
+    <w:p>
+      <w:pPr>
+        <w:pStyle w:val="ListParagraph"/>
         <w:numPr>
           <w:ilvl w:val="0"/>
           <w:numId w:val="2"/>
         </w:numPr>
-        <w:spacing w:before="0" w:beforeAutospacing="0" w:after="0" w:afterAutospacing="0"/>
-        <w:ind w:left="502"/>
-        <w:rPr>
-          <w:rStyle w:val="normaltextrun"/>
-          <w:rFonts w:ascii="Verdana" w:eastAsia="Arial" w:hAnsi="Verdana" w:cs="Arial"/>
-          <w:color w:val="000000" w:themeColor="text1"/>
-          <w:sz w:val="20"/>
-          <w:szCs w:val="20"/>
-        </w:rPr>
-      </w:pPr>
-      <w:r>
-        <w:rPr>
-          <w:rStyle w:val="normaltextrun"/>
-          <w:rFonts w:ascii="Verdana" w:eastAsia="Arial" w:hAnsi="Verdana" w:cs="Arial"/>
-          <w:color w:val="000000" w:themeColor="text1"/>
-          <w:sz w:val="20"/>
-          <w:szCs w:val="20"/>
-        </w:rPr>
-        <w:t>Improved system reliability: Reduced downtime by 25% through effective monitoring, logging, and optimization strategies at Amazon Robotics.</w:t>
-      </w:r>
-    </w:p>
-    <w:p>
-      <w:pPr>
-        <w:pStyle w:val="paragraph"/>
-        <w:numPr>
-          <w:ilvl w:val="0"/>
-          <w:numId w:val="2"/>
-        </w:numPr>
-        <w:spacing w:before="0" w:beforeAutospacing="0" w:after="0" w:afterAutospacing="0"/>
-        <w:ind w:left="502"/>
-        <w:rPr>
-          <w:rStyle w:val="normaltextrun"/>
-          <w:rFonts w:ascii="Verdana" w:eastAsia="Arial" w:hAnsi="Verdana" w:cs="Arial"/>
-          <w:color w:val="000000" w:themeColor="text1"/>
-          <w:sz w:val="20"/>
-          <w:szCs w:val="20"/>
-        </w:rPr>
-      </w:pPr>
-      <w:r>
-        <w:rPr>
-          <w:rStyle w:val="normaltextrun"/>
-          <w:rFonts w:ascii="Verdana" w:eastAsia="Arial" w:hAnsi="Verdana" w:cs="Arial"/>
-          <w:color w:val="000000" w:themeColor="text1"/>
-          <w:sz w:val="20"/>
-          <w:szCs w:val="20"/>
-        </w:rPr>
-        <w:t>Accelerated delivery cycles: Increased development velocity by 30% by implementing Agile practices and DevOps tools like Jenkins, Docker, and Kubernetes.</w:t>
-      </w:r>
-    </w:p>
-    <w:p>
-      <w:pPr>
-        <w:pStyle w:val="paragraph"/>
-        <w:numPr>
-          <w:ilvl w:val="0"/>
-          <w:numId w:val="2"/>
-        </w:numPr>
-        <w:spacing w:before="0" w:beforeAutospacing="0" w:after="0" w:afterAutospacing="0"/>
-        <w:ind w:left="502"/>
-        <w:rPr>
-          <w:rStyle w:val="normaltextrun"/>
-          <w:rFonts w:ascii="Verdana" w:eastAsia="Arial" w:hAnsi="Verdana" w:cs="Arial"/>
-          <w:color w:val="000000" w:themeColor="text1"/>
-          <w:sz w:val="20"/>
-          <w:szCs w:val="20"/>
-        </w:rPr>
-      </w:pPr>
-      <w:r>
-        <w:rPr>
-          <w:rStyle w:val="normaltextrun"/>
-          <w:rFonts w:ascii="Verdana" w:eastAsia="Arial" w:hAnsi="Verdana" w:cs="Arial"/>
-          <w:color w:val="000000" w:themeColor="text1"/>
-          <w:sz w:val="20"/>
-          <w:szCs w:val="20"/>
-        </w:rPr>
-        <w:t>Boosted user satisfaction: Enhanced user interfaces and optimized application performance, resulting in a 30% increase in customer engagement.</w:t>
+        <w:spacing w:line="300" w:lineRule="atLeast"/>
+        <w:rPr>
+          <w:rFonts w:ascii="Verdana" w:hAnsi="Verdana" w:cs="Segoe UI"/>
+          <w:sz w:val="20"/>
+          <w:szCs w:val="20"/>
+          <w14:ligatures w14:val="none"/>
+        </w:rPr>
+      </w:pPr>
+      <w:r>
+        <w:rPr>
+          <w:rFonts w:ascii="Verdana" w:hAnsi="Verdana" w:cs="Segoe UI"/>
+          <w:sz w:val="20"/>
+          <w:szCs w:val="20"/>
+          <w14:ligatures w14:val="none"/>
+        </w:rPr>
+        <w:t>Regular attendee of cloud, microservices, and frontend technology conferences/webinars.</w:t>
       </w:r>
     </w:p>
     <w:p>
       <w:pPr>
         <w:pStyle w:val="ListParagraph"/>
-        <w:rPr>
-          <w:rStyle w:val="normaltextrun"/>
-          <w:rFonts w:asciiTheme="minorHAnsi" w:eastAsiaTheme="minorEastAsia" w:hAnsiTheme="minorHAnsi" w:cstheme="minorBidi"/>
-          <w:color w:val="000000" w:themeColor="text1"/>
-          <w:sz w:val="20"/>
-          <w:szCs w:val="20"/>
-        </w:rPr>
-      </w:pPr>
-    </w:p>
-    <w:p>
-      <w:pPr>
-        <w:pStyle w:val="paragraph"/>
-        <w:spacing w:before="0" w:beforeAutospacing="0" w:after="0" w:afterAutospacing="0"/>
-        <w:rPr>
-          <w:rStyle w:val="normaltextrun"/>
+        <w:spacing w:line="300" w:lineRule="atLeast"/>
+        <w:rPr>
+          <w:rFonts w:cs="Segoe UI"/>
+          <w:b/>
+          <w:bCs/>
+          <w14:ligatures w14:val="none"/>
+        </w:rPr>
+      </w:pPr>
+    </w:p>
+    <w:p>
+      <w:pPr>
+        <w:pStyle w:val="ListParagraph"/>
+        <w:spacing w:line="300" w:lineRule="atLeast"/>
+        <w:rPr>
           <w:rFonts w:ascii="Verdana" w:hAnsi="Verdana" w:cs="Segoe UI"/>
           <w:b/>
           <w:bCs/>
-          <w:color w:val="000000" w:themeColor="text1"/>
-          <w:sz w:val="20"/>
-          <w:szCs w:val="20"/>
-        </w:rPr>
-      </w:pPr>
-      <w:r>
-        <w:rPr>
-          <w:rStyle w:val="normaltextrun"/>
-          <w:rFonts w:ascii="Verdana" w:hAnsi="Verdana" w:cs="Segoe UI"/>
-          <w:b/>
-          <w:bCs/>
-          <w:color w:val="000000" w:themeColor="text1"/>
-          <w:sz w:val="20"/>
-          <w:szCs w:val="20"/>
-        </w:rPr>
-        <w:t>Professional Development</w:t>
-      </w:r>
-    </w:p>
-    <w:p>
-      <w:pPr>
-        <w:pStyle w:val="paragraph"/>
-        <w:spacing w:before="0" w:beforeAutospacing="0" w:after="0" w:afterAutospacing="0"/>
-        <w:rPr>
-          <w:rStyle w:val="normaltextrun"/>
-          <w:rFonts w:ascii="Verdana" w:hAnsi="Verdana" w:cs="Segoe UI"/>
-          <w:b/>
-          <w:bCs/>
-          <w:color w:val="000000" w:themeColor="text1"/>
-          <w:sz w:val="20"/>
-          <w:szCs w:val="20"/>
-        </w:rPr>
-      </w:pPr>
-    </w:p>
-    <w:p>
-      <w:pPr>
-        <w:pStyle w:val="paragraph"/>
-        <w:numPr>
-          <w:ilvl w:val="0"/>
-          <w:numId w:val="1"/>
-        </w:numPr>
-        <w:spacing w:before="0" w:beforeAutospacing="0" w:after="0" w:afterAutospacing="0"/>
-        <w:ind w:left="502"/>
-        <w:rPr>
-          <w:rStyle w:val="normaltextrun"/>
-          <w:rFonts w:ascii="Verdana" w:eastAsia="Arial" w:hAnsi="Verdana" w:cs="Arial"/>
-          <w:color w:val="000000" w:themeColor="text1"/>
-          <w:sz w:val="20"/>
-          <w:szCs w:val="20"/>
-        </w:rPr>
-      </w:pPr>
-      <w:r>
-        <w:rPr>
-          <w:rStyle w:val="normaltextrun"/>
-          <w:rFonts w:ascii="Verdana" w:eastAsia="Arial" w:hAnsi="Verdana" w:cs="Arial"/>
-          <w:color w:val="000000" w:themeColor="text1"/>
-          <w:sz w:val="20"/>
-          <w:szCs w:val="20"/>
-        </w:rPr>
-        <w:t xml:space="preserve">Active contributor to open-source projects, focusing on </w:t>
-      </w:r>
-      <w:r>
-        <w:rPr>
-          <w:rStyle w:val="normaltextrun"/>
-          <w:rFonts w:ascii="Verdana" w:eastAsia="Arial" w:hAnsi="Verdana" w:cs="Arial"/>
-          <w:color w:val="000000" w:themeColor="text1"/>
-          <w:sz w:val="20"/>
-          <w:szCs w:val="20"/>
-        </w:rPr>
-        <w:t>Angular</w:t>
-      </w:r>
-      <w:r>
-        <w:rPr>
-          <w:rStyle w:val="normaltextrun"/>
-          <w:rFonts w:ascii="Verdana" w:eastAsia="Arial" w:hAnsi="Verdana" w:cs="Arial"/>
-          <w:color w:val="000000" w:themeColor="text1"/>
-          <w:sz w:val="20"/>
-          <w:szCs w:val="20"/>
-        </w:rPr>
-        <w:t xml:space="preserve"> and Node.js.</w:t>
-      </w:r>
-    </w:p>
-    <w:p>
-      <w:pPr>
-        <w:pStyle w:val="paragraph"/>
-        <w:numPr>
-          <w:ilvl w:val="0"/>
-          <w:numId w:val="1"/>
-        </w:numPr>
-        <w:spacing w:before="0" w:beforeAutospacing="0" w:after="0" w:afterAutospacing="0"/>
-        <w:ind w:left="502"/>
-        <w:rPr>
-          <w:rStyle w:val="normaltextrun"/>
-          <w:rFonts w:ascii="Verdana" w:eastAsia="Arial" w:hAnsi="Verdana" w:cs="Arial"/>
-          <w:color w:val="000000" w:themeColor="text1"/>
-          <w:sz w:val="20"/>
-          <w:szCs w:val="20"/>
-        </w:rPr>
-      </w:pPr>
-      <w:r>
-        <w:rPr>
-          <w:rStyle w:val="normaltextrun"/>
-          <w:rFonts w:ascii="Verdana" w:eastAsia="Arial" w:hAnsi="Verdana" w:cs="Arial"/>
-          <w:color w:val="000000" w:themeColor="text1"/>
-          <w:sz w:val="20"/>
-          <w:szCs w:val="20"/>
-        </w:rPr>
-        <w:t>Regularly attend industry conferences and webinars on cloud technologies, microservices, and frontend development best practices.</w:t>
-      </w:r>
-    </w:p>
-    <w:p>
-      <w:pPr>
-        <w:pStyle w:val="paragraph"/>
-        <w:spacing w:before="0" w:beforeAutospacing="0" w:after="0" w:afterAutospacing="0"/>
-        <w:ind w:left="720"/>
-        <w:rPr>
-          <w:rStyle w:val="normaltextrun"/>
-          <w:rFonts w:ascii="Verdana" w:eastAsia="Arial" w:hAnsi="Verdana" w:cs="Arial"/>
-          <w:color w:val="000000" w:themeColor="text1"/>
-          <w:sz w:val="20"/>
-          <w:szCs w:val="20"/>
-        </w:rPr>
-      </w:pPr>
-    </w:p>
-    <w:p>
-      <w:pPr>
-        <w:spacing w:after="0" w:line="240" w:lineRule="auto"/>
-        <w:textAlignment w:val="baseline"/>
-        <w:rPr>
-          <w:rFonts w:ascii="Verdana" w:eastAsia="Arial" w:hAnsi="Verdana" w:cs="Arial"/>
-          <w:color w:val="000000"/>
-          <w:sz w:val="20"/>
-          <w:szCs w:val="20"/>
+          <w:sz w:val="20"/>
+          <w:szCs w:val="20"/>
+          <w14:ligatures w14:val="none"/>
         </w:rPr>
       </w:pPr>
     </w:p>
@@ -7269,82 +4926,6 @@
 </w:document>
 </file>
 
-<file path=word/intelligence2.xml><?xml version="1.0" encoding="utf-8"?>
-<int2:intelligence xmlns:int2="http://schemas.microsoft.com/office/intelligence/2020/intelligence" xmlns:oel="http://schemas.microsoft.com/office/2019/extlst">
-  <int2:observations>
-    <int2:textHash int2:hashCode="VdWC++oQp21vrt" int2:id="FK6Jn7A4">
-      <int2:state int2:value="Rejected" int2:type="LegacyProofing"/>
-    </int2:textHash>
-    <int2:textHash int2:hashCode="D2ZyiopMR9KCpU" int2:id="jYPuBbjt">
-      <int2:state int2:value="Rejected" int2:type="LegacyProofing"/>
-    </int2:textHash>
-    <int2:textHash int2:hashCode="i6uPkAzPntv9ig" int2:id="jg5wzT1N">
-      <int2:state int2:value="Rejected" int2:type="LegacyProofing"/>
-    </int2:textHash>
-    <int2:textHash int2:hashCode="n9zH8pxZ5vmrqq" int2:id="JU4hF6bF">
-      <int2:state int2:value="Rejected" int2:type="LegacyProofing"/>
-    </int2:textHash>
-    <int2:textHash int2:hashCode="n4Umqx1ru2HVwn" int2:id="oKUmy0r8">
-      <int2:state int2:value="Rejected" int2:type="LegacyProofing"/>
-    </int2:textHash>
-    <int2:textHash int2:hashCode="hXxjfe2XHiqNHe" int2:id="CULWFKya">
-      <int2:state int2:value="Rejected" int2:type="LegacyProofing"/>
-    </int2:textHash>
-    <int2:textHash int2:hashCode="M/vr1lhwAGxsbU" int2:id="HOKBJfPN">
-      <int2:state int2:value="Rejected" int2:type="AugLoop_Text_Critique"/>
-    </int2:textHash>
-    <int2:textHash int2:hashCode="wUVkitFU1Cj5TV" int2:id="5j1pOiI6">
-      <int2:state int2:value="Rejected" int2:type="AugLoop_Text_Critique"/>
-    </int2:textHash>
-    <int2:textHash int2:hashCode="qi1k41oeTcBBz7" int2:id="ewVumeqO">
-      <int2:state int2:value="Rejected" int2:type="LegacyProofing"/>
-      <int2:state int2:value="Rejected" int2:type="AugLoop_Text_Critique"/>
-    </int2:textHash>
-    <int2:textHash int2:hashCode="P8+6gWow+IuTo1" int2:id="m21yWlVR">
-      <int2:state int2:value="Rejected" int2:type="AugLoop_Text_Critique"/>
-    </int2:textHash>
-    <int2:textHash int2:hashCode="pZpCSsX37gKnnc" int2:id="XJdvcsTW">
-      <int2:state int2:value="Rejected" int2:type="AugLoop_Text_Critique"/>
-    </int2:textHash>
-    <int2:textHash int2:hashCode="zvI8+Il5hFBgOC" int2:id="2LYkWSXc">
-      <int2:state int2:value="Rejected" int2:type="AugLoop_Text_Critique"/>
-    </int2:textHash>
-    <int2:textHash int2:hashCode="/iFf5Cbz6ulntO" int2:id="GpDnYdLK">
-      <int2:state int2:value="Rejected" int2:type="LegacyProofing"/>
-      <int2:state int2:value="Rejected" int2:type="AugLoop_Text_Critique"/>
-    </int2:textHash>
-    <int2:textHash int2:hashCode="F++XLk4i6MeHb6" int2:id="dNPbPc45">
-      <int2:state int2:value="Rejected" int2:type="LegacyProofing"/>
-      <int2:state int2:value="Rejected" int2:type="AugLoop_Text_Critique"/>
-    </int2:textHash>
-    <int2:textHash int2:hashCode="yxTos2gc9WIb/5" int2:id="aTIp1uku">
-      <int2:state int2:value="Rejected" int2:type="LegacyProofing"/>
-      <int2:state int2:value="Rejected" int2:type="AugLoop_Text_Critique"/>
-    </int2:textHash>
-    <int2:textHash int2:hashCode="iKtVddT5N2ThaM" int2:id="GKrQvi9u">
-      <int2:state int2:value="Rejected" int2:type="AugLoop_Text_Critique"/>
-    </int2:textHash>
-    <int2:textHash int2:hashCode="i+CD9wpVvuFoTw" int2:id="eQSVqZ8T">
-      <int2:state int2:value="Rejected" int2:type="AugLoop_Text_Critique"/>
-    </int2:textHash>
-    <int2:textHash int2:hashCode="Be0Hz1rhVl37ur" int2:id="pGkW7Vcj">
-      <int2:state int2:value="Rejected" int2:type="AugLoop_Text_Critique"/>
-    </int2:textHash>
-    <int2:textHash int2:hashCode="AHRFvRyoyFGr4O" int2:id="hCBUpU1A">
-      <int2:state int2:value="Rejected" int2:type="AugLoop_Text_Critique"/>
-    </int2:textHash>
-    <int2:textHash int2:hashCode="uNR61Jelc9rE0p" int2:id="Wa15FWZq">
-      <int2:state int2:value="Rejected" int2:type="AugLoop_Text_Critique"/>
-    </int2:textHash>
-    <int2:textHash int2:hashCode="7gSN1QJ9mQHnOl" int2:id="1ADGGAZ7">
-      <int2:state int2:value="Rejected" int2:type="AugLoop_Text_Critique"/>
-    </int2:textHash>
-  </int2:observations>
-  <int2:intelligenceSettings/>
-  <int2:onDemandWorkflows/>
-</int2:intelligence>
-</file>
-
 <file path=word/numbering.xml><?xml version="1.0" encoding="utf-8"?>
 <w:numbering xmlns:wpc="http://schemas.microsoft.com/office/word/2010/wordprocessingCanvas" xmlns:cx="http://schemas.microsoft.com/office/drawing/2014/chartex" xmlns:cx1="http://schemas.microsoft.com/office/drawing/2015/9/8/chartex" xmlns:cx2="http://schemas.microsoft.com/office/drawing/2015/10/21/chartex" xmlns:cx3="http://schemas.microsoft.com/office/drawing/2016/5/9/chartex" xmlns:cx4="http://schemas.microsoft.com/office/drawing/2016/5/10/chartex" xmlns:cx5="http://schemas.microsoft.com/office/drawing/2016/5/11/chartex" xmlns:cx6="http://schemas.microsoft.com/office/drawing/2016/5/12/chartex" xmlns:cx7="http://schemas.microsoft.com/office/drawing/2016/5/13/chartex" xmlns:cx8="http://schemas.microsoft.com/office/drawing/2016/5/14/chartex" xmlns:mc="http://schemas.openxmlformats.org/markup-compatibility/2006" xmlns:aink="http://schemas.microsoft.com/office/drawing/2016/ink" xmlns:am3d="http://schemas.microsoft.com/office/drawing/2017/model3d" xmlns:o="urn:schemas-microsoft-com:office:office" xmlns:oel="http://schemas.microsoft.com/office/2019/extlst" xmlns:r="http://schemas.openxmlformats.org/officeDocument/2006/relationships" xmlns:m="http://schemas.openxmlformats.org/officeDocument/2006/math" xmlns:v="urn:schemas-microsoft-com:vml" xmlns:wp14="http://schemas.microsoft.com/office/word/2010/wordprocessingDrawing" xmlns:wp="http://schemas.openxmlformats.org/drawingml/2006/wordprocessingDrawing" xmlns:w10="urn:schemas-microsoft-com:office:word" xmlns:w="http://schemas.openxmlformats.org/wordprocessingml/2006/main" xmlns:w14="http://schemas.microsoft.com/office/word/2010/wordml" xmlns:w15="http://schemas.microsoft.com/office/word/2012/wordml" xmlns:w16cex="http://schemas.microsoft.com/office/word/2018/wordml/cex" xmlns:w16cid="http://schemas.microsoft.com/office/word/2016/wordml/cid" xmlns:w16="http://schemas.microsoft.com/office/word/2018/wordml" xmlns:w16du="http://schemas.microsoft.com/office/word/2023/wordml/word16du" xmlns:w16sdtdh="http://schemas.microsoft.com/office/word/2020/wordml/sdtdatahash" xmlns:w16sdtfl="http://schemas.microsoft.com/office/word/2024/wordml/sdtformatlock" xmlns:w16se="http://schemas.microsoft.com/office/word/2015/wordml/symex" xmlns:wpg="http://schemas.microsoft.com/office/word/2010/wordprocessingGroup" xmlns:wpi="http://schemas.microsoft.com/office/word/2010/wordprocessingInk" xmlns:wne="http://schemas.microsoft.com/office/word/2006/wordml" xmlns:wps="http://schemas.microsoft.com/office/word/2010/wordprocessingShape" mc:Ignorable="w14 w15 w16se w16cid w16 w16cex w16sdtdh w16sdtfl w16du wp14">
   <w:abstractNum w:abstractNumId="0" w15:restartNumberingAfterBreak="0">
@@ -7836,6 +5417,304 @@
     </w:lvl>
   </w:abstractNum>
   <w:abstractNum w:abstractNumId="4" w15:restartNumberingAfterBreak="0">
+    <w:nsid w:val="258A465E"/>
+    <w:multiLevelType w:val="multilevel"/>
+    <w:tmpl w:val="AC18B582"/>
+    <w:lvl w:ilvl="0">
+      <w:start w:val="1"/>
+      <w:numFmt w:val="bullet"/>
+      <w:lvlText w:val=""/>
+      <w:lvlJc w:val="left"/>
+      <w:pPr>
+        <w:tabs>
+          <w:tab w:val="num" w:pos="720"/>
+        </w:tabs>
+        <w:ind w:left="720" w:hanging="360"/>
+      </w:pPr>
+      <w:rPr>
+        <w:rFonts w:ascii="Symbol" w:hAnsi="Symbol" w:hint="default"/>
+        <w:sz w:val="20"/>
+      </w:rPr>
+    </w:lvl>
+    <w:lvl w:ilvl="1" w:tentative="1">
+      <w:start w:val="1"/>
+      <w:numFmt w:val="bullet"/>
+      <w:lvlText w:val="o"/>
+      <w:lvlJc w:val="left"/>
+      <w:pPr>
+        <w:tabs>
+          <w:tab w:val="num" w:pos="1440"/>
+        </w:tabs>
+        <w:ind w:left="1440" w:hanging="360"/>
+      </w:pPr>
+      <w:rPr>
+        <w:rFonts w:ascii="Courier New" w:hAnsi="Courier New" w:hint="default"/>
+        <w:sz w:val="20"/>
+      </w:rPr>
+    </w:lvl>
+    <w:lvl w:ilvl="2" w:tentative="1">
+      <w:start w:val="1"/>
+      <w:numFmt w:val="bullet"/>
+      <w:lvlText w:val=""/>
+      <w:lvlJc w:val="left"/>
+      <w:pPr>
+        <w:tabs>
+          <w:tab w:val="num" w:pos="2160"/>
+        </w:tabs>
+        <w:ind w:left="2160" w:hanging="360"/>
+      </w:pPr>
+      <w:rPr>
+        <w:rFonts w:ascii="Wingdings" w:hAnsi="Wingdings" w:hint="default"/>
+        <w:sz w:val="20"/>
+      </w:rPr>
+    </w:lvl>
+    <w:lvl w:ilvl="3" w:tentative="1">
+      <w:start w:val="1"/>
+      <w:numFmt w:val="bullet"/>
+      <w:lvlText w:val=""/>
+      <w:lvlJc w:val="left"/>
+      <w:pPr>
+        <w:tabs>
+          <w:tab w:val="num" w:pos="2880"/>
+        </w:tabs>
+        <w:ind w:left="2880" w:hanging="360"/>
+      </w:pPr>
+      <w:rPr>
+        <w:rFonts w:ascii="Wingdings" w:hAnsi="Wingdings" w:hint="default"/>
+        <w:sz w:val="20"/>
+      </w:rPr>
+    </w:lvl>
+    <w:lvl w:ilvl="4" w:tentative="1">
+      <w:start w:val="1"/>
+      <w:numFmt w:val="bullet"/>
+      <w:lvlText w:val=""/>
+      <w:lvlJc w:val="left"/>
+      <w:pPr>
+        <w:tabs>
+          <w:tab w:val="num" w:pos="3600"/>
+        </w:tabs>
+        <w:ind w:left="3600" w:hanging="360"/>
+      </w:pPr>
+      <w:rPr>
+        <w:rFonts w:ascii="Wingdings" w:hAnsi="Wingdings" w:hint="default"/>
+        <w:sz w:val="20"/>
+      </w:rPr>
+    </w:lvl>
+    <w:lvl w:ilvl="5" w:tentative="1">
+      <w:start w:val="1"/>
+      <w:numFmt w:val="bullet"/>
+      <w:lvlText w:val=""/>
+      <w:lvlJc w:val="left"/>
+      <w:pPr>
+        <w:tabs>
+          <w:tab w:val="num" w:pos="4320"/>
+        </w:tabs>
+        <w:ind w:left="4320" w:hanging="360"/>
+      </w:pPr>
+      <w:rPr>
+        <w:rFonts w:ascii="Wingdings" w:hAnsi="Wingdings" w:hint="default"/>
+        <w:sz w:val="20"/>
+      </w:rPr>
+    </w:lvl>
+    <w:lvl w:ilvl="6" w:tentative="1">
+      <w:start w:val="1"/>
+      <w:numFmt w:val="bullet"/>
+      <w:lvlText w:val=""/>
+      <w:lvlJc w:val="left"/>
+      <w:pPr>
+        <w:tabs>
+          <w:tab w:val="num" w:pos="5040"/>
+        </w:tabs>
+        <w:ind w:left="5040" w:hanging="360"/>
+      </w:pPr>
+      <w:rPr>
+        <w:rFonts w:ascii="Wingdings" w:hAnsi="Wingdings" w:hint="default"/>
+        <w:sz w:val="20"/>
+      </w:rPr>
+    </w:lvl>
+    <w:lvl w:ilvl="7" w:tentative="1">
+      <w:start w:val="1"/>
+      <w:numFmt w:val="bullet"/>
+      <w:lvlText w:val=""/>
+      <w:lvlJc w:val="left"/>
+      <w:pPr>
+        <w:tabs>
+          <w:tab w:val="num" w:pos="5760"/>
+        </w:tabs>
+        <w:ind w:left="5760" w:hanging="360"/>
+      </w:pPr>
+      <w:rPr>
+        <w:rFonts w:ascii="Wingdings" w:hAnsi="Wingdings" w:hint="default"/>
+        <w:sz w:val="20"/>
+      </w:rPr>
+    </w:lvl>
+    <w:lvl w:ilvl="8" w:tentative="1">
+      <w:start w:val="1"/>
+      <w:numFmt w:val="bullet"/>
+      <w:lvlText w:val=""/>
+      <w:lvlJc w:val="left"/>
+      <w:pPr>
+        <w:tabs>
+          <w:tab w:val="num" w:pos="6480"/>
+        </w:tabs>
+        <w:ind w:left="6480" w:hanging="360"/>
+      </w:pPr>
+      <w:rPr>
+        <w:rFonts w:ascii="Wingdings" w:hAnsi="Wingdings" w:hint="default"/>
+        <w:sz w:val="20"/>
+      </w:rPr>
+    </w:lvl>
+  </w:abstractNum>
+  <w:abstractNum w:abstractNumId="5" w15:restartNumberingAfterBreak="0">
+    <w:nsid w:val="2CB96973"/>
+    <w:multiLevelType w:val="multilevel"/>
+    <w:tmpl w:val="466E5B48"/>
+    <w:lvl w:ilvl="0">
+      <w:start w:val="1"/>
+      <w:numFmt w:val="bullet"/>
+      <w:lvlText w:val=""/>
+      <w:lvlJc w:val="left"/>
+      <w:pPr>
+        <w:tabs>
+          <w:tab w:val="num" w:pos="720"/>
+        </w:tabs>
+        <w:ind w:left="720" w:hanging="360"/>
+      </w:pPr>
+      <w:rPr>
+        <w:rFonts w:ascii="Symbol" w:hAnsi="Symbol" w:hint="default"/>
+        <w:sz w:val="20"/>
+      </w:rPr>
+    </w:lvl>
+    <w:lvl w:ilvl="1" w:tentative="1">
+      <w:start w:val="1"/>
+      <w:numFmt w:val="bullet"/>
+      <w:lvlText w:val="o"/>
+      <w:lvlJc w:val="left"/>
+      <w:pPr>
+        <w:tabs>
+          <w:tab w:val="num" w:pos="1440"/>
+        </w:tabs>
+        <w:ind w:left="1440" w:hanging="360"/>
+      </w:pPr>
+      <w:rPr>
+        <w:rFonts w:ascii="Courier New" w:hAnsi="Courier New" w:hint="default"/>
+        <w:sz w:val="20"/>
+      </w:rPr>
+    </w:lvl>
+    <w:lvl w:ilvl="2" w:tentative="1">
+      <w:start w:val="1"/>
+      <w:numFmt w:val="bullet"/>
+      <w:lvlText w:val=""/>
+      <w:lvlJc w:val="left"/>
+      <w:pPr>
+        <w:tabs>
+          <w:tab w:val="num" w:pos="2160"/>
+        </w:tabs>
+        <w:ind w:left="2160" w:hanging="360"/>
+      </w:pPr>
+      <w:rPr>
+        <w:rFonts w:ascii="Wingdings" w:hAnsi="Wingdings" w:hint="default"/>
+        <w:sz w:val="20"/>
+      </w:rPr>
+    </w:lvl>
+    <w:lvl w:ilvl="3" w:tentative="1">
+      <w:start w:val="1"/>
+      <w:numFmt w:val="bullet"/>
+      <w:lvlText w:val=""/>
+      <w:lvlJc w:val="left"/>
+      <w:pPr>
+        <w:tabs>
+          <w:tab w:val="num" w:pos="2880"/>
+        </w:tabs>
+        <w:ind w:left="2880" w:hanging="360"/>
+      </w:pPr>
+      <w:rPr>
+        <w:rFonts w:ascii="Wingdings" w:hAnsi="Wingdings" w:hint="default"/>
+        <w:sz w:val="20"/>
+      </w:rPr>
+    </w:lvl>
+    <w:lvl w:ilvl="4" w:tentative="1">
+      <w:start w:val="1"/>
+      <w:numFmt w:val="bullet"/>
+      <w:lvlText w:val=""/>
+      <w:lvlJc w:val="left"/>
+      <w:pPr>
+        <w:tabs>
+          <w:tab w:val="num" w:pos="3600"/>
+        </w:tabs>
+        <w:ind w:left="3600" w:hanging="360"/>
+      </w:pPr>
+      <w:rPr>
+        <w:rFonts w:ascii="Wingdings" w:hAnsi="Wingdings" w:hint="default"/>
+        <w:sz w:val="20"/>
+      </w:rPr>
+    </w:lvl>
+    <w:lvl w:ilvl="5" w:tentative="1">
+      <w:start w:val="1"/>
+      <w:numFmt w:val="bullet"/>
+      <w:lvlText w:val=""/>
+      <w:lvlJc w:val="left"/>
+      <w:pPr>
+        <w:tabs>
+          <w:tab w:val="num" w:pos="4320"/>
+        </w:tabs>
+        <w:ind w:left="4320" w:hanging="360"/>
+      </w:pPr>
+      <w:rPr>
+        <w:rFonts w:ascii="Wingdings" w:hAnsi="Wingdings" w:hint="default"/>
+        <w:sz w:val="20"/>
+      </w:rPr>
+    </w:lvl>
+    <w:lvl w:ilvl="6" w:tentative="1">
+      <w:start w:val="1"/>
+      <w:numFmt w:val="bullet"/>
+      <w:lvlText w:val=""/>
+      <w:lvlJc w:val="left"/>
+      <w:pPr>
+        <w:tabs>
+          <w:tab w:val="num" w:pos="5040"/>
+        </w:tabs>
+        <w:ind w:left="5040" w:hanging="360"/>
+      </w:pPr>
+      <w:rPr>
+        <w:rFonts w:ascii="Wingdings" w:hAnsi="Wingdings" w:hint="default"/>
+        <w:sz w:val="20"/>
+      </w:rPr>
+    </w:lvl>
+    <w:lvl w:ilvl="7" w:tentative="1">
+      <w:start w:val="1"/>
+      <w:numFmt w:val="bullet"/>
+      <w:lvlText w:val=""/>
+      <w:lvlJc w:val="left"/>
+      <w:pPr>
+        <w:tabs>
+          <w:tab w:val="num" w:pos="5760"/>
+        </w:tabs>
+        <w:ind w:left="5760" w:hanging="360"/>
+      </w:pPr>
+      <w:rPr>
+        <w:rFonts w:ascii="Wingdings" w:hAnsi="Wingdings" w:hint="default"/>
+        <w:sz w:val="20"/>
+      </w:rPr>
+    </w:lvl>
+    <w:lvl w:ilvl="8" w:tentative="1">
+      <w:start w:val="1"/>
+      <w:numFmt w:val="bullet"/>
+      <w:lvlText w:val=""/>
+      <w:lvlJc w:val="left"/>
+      <w:pPr>
+        <w:tabs>
+          <w:tab w:val="num" w:pos="6480"/>
+        </w:tabs>
+        <w:ind w:left="6480" w:hanging="360"/>
+      </w:pPr>
+      <w:rPr>
+        <w:rFonts w:ascii="Wingdings" w:hAnsi="Wingdings" w:hint="default"/>
+        <w:sz w:val="20"/>
+      </w:rPr>
+    </w:lvl>
+  </w:abstractNum>
+  <w:abstractNum w:abstractNumId="6" w15:restartNumberingAfterBreak="0">
     <w:nsid w:val="353AFBB2"/>
     <w:multiLevelType w:val="hybridMultilevel"/>
     <w:tmpl w:val="AF6AE26E"/>
@@ -7948,7 +5827,7 @@
       </w:rPr>
     </w:lvl>
   </w:abstractNum>
-  <w:abstractNum w:abstractNumId="5" w15:restartNumberingAfterBreak="0">
+  <w:abstractNum w:abstractNumId="7" w15:restartNumberingAfterBreak="0">
     <w:nsid w:val="47AA2099"/>
     <w:multiLevelType w:val="hybridMultilevel"/>
     <w:tmpl w:val="6C4E7B86"/>
@@ -8061,7 +5940,7 @@
       </w:rPr>
     </w:lvl>
   </w:abstractNum>
-  <w:abstractNum w:abstractNumId="6" w15:restartNumberingAfterBreak="0">
+  <w:abstractNum w:abstractNumId="8" w15:restartNumberingAfterBreak="0">
     <w:nsid w:val="53FA54ED"/>
     <w:multiLevelType w:val="hybridMultilevel"/>
     <w:tmpl w:val="6B7497D6"/>
@@ -8150,7 +6029,7 @@
       </w:pPr>
     </w:lvl>
   </w:abstractNum>
-  <w:abstractNum w:abstractNumId="7" w15:restartNumberingAfterBreak="0">
+  <w:abstractNum w:abstractNumId="9" w15:restartNumberingAfterBreak="0">
     <w:nsid w:val="544A4F93"/>
     <w:multiLevelType w:val="hybridMultilevel"/>
     <w:tmpl w:val="1FBE3930"/>
@@ -8299,7 +6178,7 @@
       </w:rPr>
     </w:lvl>
   </w:abstractNum>
-  <w:abstractNum w:abstractNumId="8" w15:restartNumberingAfterBreak="0">
+  <w:abstractNum w:abstractNumId="10" w15:restartNumberingAfterBreak="0">
     <w:nsid w:val="5D14F5CE"/>
     <w:multiLevelType w:val="hybridMultilevel"/>
     <w:tmpl w:val="B02C30A8"/>
@@ -8412,7 +6291,156 @@
       </w:rPr>
     </w:lvl>
   </w:abstractNum>
-  <w:abstractNum w:abstractNumId="9" w15:restartNumberingAfterBreak="0">
+  <w:abstractNum w:abstractNumId="11" w15:restartNumberingAfterBreak="0">
+    <w:nsid w:val="6E697927"/>
+    <w:multiLevelType w:val="multilevel"/>
+    <w:tmpl w:val="1ACA05AC"/>
+    <w:lvl w:ilvl="0">
+      <w:start w:val="1"/>
+      <w:numFmt w:val="bullet"/>
+      <w:lvlText w:val=""/>
+      <w:lvlJc w:val="left"/>
+      <w:pPr>
+        <w:tabs>
+          <w:tab w:val="num" w:pos="720"/>
+        </w:tabs>
+        <w:ind w:left="720" w:hanging="360"/>
+      </w:pPr>
+      <w:rPr>
+        <w:rFonts w:ascii="Symbol" w:hAnsi="Symbol" w:hint="default"/>
+        <w:sz w:val="20"/>
+      </w:rPr>
+    </w:lvl>
+    <w:lvl w:ilvl="1" w:tentative="1">
+      <w:start w:val="1"/>
+      <w:numFmt w:val="bullet"/>
+      <w:lvlText w:val="o"/>
+      <w:lvlJc w:val="left"/>
+      <w:pPr>
+        <w:tabs>
+          <w:tab w:val="num" w:pos="1440"/>
+        </w:tabs>
+        <w:ind w:left="1440" w:hanging="360"/>
+      </w:pPr>
+      <w:rPr>
+        <w:rFonts w:ascii="Courier New" w:hAnsi="Courier New" w:hint="default"/>
+        <w:sz w:val="20"/>
+      </w:rPr>
+    </w:lvl>
+    <w:lvl w:ilvl="2" w:tentative="1">
+      <w:start w:val="1"/>
+      <w:numFmt w:val="bullet"/>
+      <w:lvlText w:val=""/>
+      <w:lvlJc w:val="left"/>
+      <w:pPr>
+        <w:tabs>
+          <w:tab w:val="num" w:pos="2160"/>
+        </w:tabs>
+        <w:ind w:left="2160" w:hanging="360"/>
+      </w:pPr>
+      <w:rPr>
+        <w:rFonts w:ascii="Wingdings" w:hAnsi="Wingdings" w:hint="default"/>
+        <w:sz w:val="20"/>
+      </w:rPr>
+    </w:lvl>
+    <w:lvl w:ilvl="3" w:tentative="1">
+      <w:start w:val="1"/>
+      <w:numFmt w:val="bullet"/>
+      <w:lvlText w:val=""/>
+      <w:lvlJc w:val="left"/>
+      <w:pPr>
+        <w:tabs>
+          <w:tab w:val="num" w:pos="2880"/>
+        </w:tabs>
+        <w:ind w:left="2880" w:hanging="360"/>
+      </w:pPr>
+      <w:rPr>
+        <w:rFonts w:ascii="Wingdings" w:hAnsi="Wingdings" w:hint="default"/>
+        <w:sz w:val="20"/>
+      </w:rPr>
+    </w:lvl>
+    <w:lvl w:ilvl="4" w:tentative="1">
+      <w:start w:val="1"/>
+      <w:numFmt w:val="bullet"/>
+      <w:lvlText w:val=""/>
+      <w:lvlJc w:val="left"/>
+      <w:pPr>
+        <w:tabs>
+          <w:tab w:val="num" w:pos="3600"/>
+        </w:tabs>
+        <w:ind w:left="3600" w:hanging="360"/>
+      </w:pPr>
+      <w:rPr>
+        <w:rFonts w:ascii="Wingdings" w:hAnsi="Wingdings" w:hint="default"/>
+        <w:sz w:val="20"/>
+      </w:rPr>
+    </w:lvl>
+    <w:lvl w:ilvl="5" w:tentative="1">
+      <w:start w:val="1"/>
+      <w:numFmt w:val="bullet"/>
+      <w:lvlText w:val=""/>
+      <w:lvlJc w:val="left"/>
+      <w:pPr>
+        <w:tabs>
+          <w:tab w:val="num" w:pos="4320"/>
+        </w:tabs>
+        <w:ind w:left="4320" w:hanging="360"/>
+      </w:pPr>
+      <w:rPr>
+        <w:rFonts w:ascii="Wingdings" w:hAnsi="Wingdings" w:hint="default"/>
+        <w:sz w:val="20"/>
+      </w:rPr>
+    </w:lvl>
+    <w:lvl w:ilvl="6" w:tentative="1">
+      <w:start w:val="1"/>
+      <w:numFmt w:val="bullet"/>
+      <w:lvlText w:val=""/>
+      <w:lvlJc w:val="left"/>
+      <w:pPr>
+        <w:tabs>
+          <w:tab w:val="num" w:pos="5040"/>
+        </w:tabs>
+        <w:ind w:left="5040" w:hanging="360"/>
+      </w:pPr>
+      <w:rPr>
+        <w:rFonts w:ascii="Wingdings" w:hAnsi="Wingdings" w:hint="default"/>
+        <w:sz w:val="20"/>
+      </w:rPr>
+    </w:lvl>
+    <w:lvl w:ilvl="7" w:tentative="1">
+      <w:start w:val="1"/>
+      <w:numFmt w:val="bullet"/>
+      <w:lvlText w:val=""/>
+      <w:lvlJc w:val="left"/>
+      <w:pPr>
+        <w:tabs>
+          <w:tab w:val="num" w:pos="5760"/>
+        </w:tabs>
+        <w:ind w:left="5760" w:hanging="360"/>
+      </w:pPr>
+      <w:rPr>
+        <w:rFonts w:ascii="Wingdings" w:hAnsi="Wingdings" w:hint="default"/>
+        <w:sz w:val="20"/>
+      </w:rPr>
+    </w:lvl>
+    <w:lvl w:ilvl="8" w:tentative="1">
+      <w:start w:val="1"/>
+      <w:numFmt w:val="bullet"/>
+      <w:lvlText w:val=""/>
+      <w:lvlJc w:val="left"/>
+      <w:pPr>
+        <w:tabs>
+          <w:tab w:val="num" w:pos="6480"/>
+        </w:tabs>
+        <w:ind w:left="6480" w:hanging="360"/>
+      </w:pPr>
+      <w:rPr>
+        <w:rFonts w:ascii="Wingdings" w:hAnsi="Wingdings" w:hint="default"/>
+        <w:sz w:val="20"/>
+      </w:rPr>
+    </w:lvl>
+  </w:abstractNum>
+  <w:abstractNum w:abstractNumId="12" w15:restartNumberingAfterBreak="0">
     <w:nsid w:val="70FE9C40"/>
     <w:multiLevelType w:val="hybridMultilevel"/>
     <w:tmpl w:val="531234FC"/>
@@ -8525,7 +6553,7 @@
       </w:rPr>
     </w:lvl>
   </w:abstractNum>
-  <w:abstractNum w:abstractNumId="10" w15:restartNumberingAfterBreak="0">
+  <w:abstractNum w:abstractNumId="13" w15:restartNumberingAfterBreak="0">
     <w:nsid w:val="74F0B8A3"/>
     <w:multiLevelType w:val="hybridMultilevel"/>
     <w:tmpl w:val="CFA8DDE8"/>
@@ -8639,19 +6667,19 @@
     </w:lvl>
   </w:abstractNum>
   <w:num w:numId="1" w16cid:durableId="334458815">
-    <w:abstractNumId w:val="5"/>
+    <w:abstractNumId w:val="7"/>
   </w:num>
   <w:num w:numId="2" w16cid:durableId="214583793">
-    <w:abstractNumId w:val="4"/>
+    <w:abstractNumId w:val="6"/>
   </w:num>
   <w:num w:numId="3" w16cid:durableId="713694102">
-    <w:abstractNumId w:val="8"/>
+    <w:abstractNumId w:val="10"/>
   </w:num>
   <w:num w:numId="4" w16cid:durableId="29185513">
-    <w:abstractNumId w:val="10"/>
+    <w:abstractNumId w:val="13"/>
   </w:num>
   <w:num w:numId="5" w16cid:durableId="1435520989">
-    <w:abstractNumId w:val="9"/>
+    <w:abstractNumId w:val="12"/>
   </w:num>
   <w:num w:numId="6" w16cid:durableId="639772710">
     <w:abstractNumId w:val="1"/>
@@ -8660,10 +6688,10 @@
     <w:abstractNumId w:val="3"/>
   </w:num>
   <w:num w:numId="8" w16cid:durableId="403067390">
-    <w:abstractNumId w:val="7"/>
+    <w:abstractNumId w:val="9"/>
   </w:num>
   <w:num w:numId="9" w16cid:durableId="811942021">
-    <w:abstractNumId w:val="6"/>
+    <w:abstractNumId w:val="8"/>
     <w:lvlOverride w:ilvl="0"/>
     <w:lvlOverride w:ilvl="1">
       <w:startOverride w:val="1"/>
@@ -8695,6 +6723,15 @@
   </w:num>
   <w:num w:numId="11" w16cid:durableId="2086338989">
     <w:abstractNumId w:val="0"/>
+  </w:num>
+  <w:num w:numId="12" w16cid:durableId="1899319657">
+    <w:abstractNumId w:val="11"/>
+  </w:num>
+  <w:num w:numId="13" w16cid:durableId="816461947">
+    <w:abstractNumId w:val="5"/>
+  </w:num>
+  <w:num w:numId="14" w16cid:durableId="1771511534">
+    <w:abstractNumId w:val="4"/>
   </w:num>
   <w:numIdMacAtCleanup w:val="10"/>
 </w:numbering>
@@ -9278,6 +7315,17 @@
       <w:u w:val="single"/>
     </w:rPr>
   </w:style>
+  <w:style w:type="character" w:styleId="Emphasis">
+    <w:name w:val="Emphasis"/>
+    <w:basedOn w:val="DefaultParagraphFont"/>
+    <w:uiPriority w:val="20"/>
+    <w:qFormat/>
+    <w:rsid w:val="00BB2201"/>
+    <w:rPr>
+      <w:i/>
+      <w:iCs/>
+    </w:rPr>
+  </w:style>
 </w:styles>
 </file>
 
